--- a/All_Books/08 BEFORE US/Word version/BEFORE_US_ko.docx
+++ b/All_Books/08 BEFORE US/Word version/BEFORE_US_ko.docx
@@ -3347,36 +3347,6 @@
     </w:p>
     <w:p>
       <w:pPr>
-        <w:pStyle w:val="NormalWeb"/>
-        <w:jc w:val="both"/>
-        <w:rPr>
-          <w:rFonts w:ascii="Yu Gothic" w:eastAsia="Yu Gothic" w:hAnsi="Yu Gothic" w:cs="Yu Gothic"/>
-        </w:rPr>
-      </w:pPr>
-      <w:r>
-        <w:rPr>
-          <w:rFonts w:ascii="Yu Gothic" w:eastAsia="Yu Gothic" w:hAnsi="Yu Gothic" w:cs="Yu Gothic" w:hint="eastAsia"/>
-        </w:rPr>
-        <w:t>아틀란티스 사건은 아마도 노아의 대홍수 바로 직전의 문명이 아니라, 그보다 더 이전에 있었던, 지구의 더 긴 역사 흐름 속에 자리한, 찬란했지만 비극으로 가득했던 주기 중 하나였을 것입니다. 그에 대한 기억은 비록 모호하지만, 여러 세대와 여러 문화를 통해 전해져 내려왔습니다. 아무리 물질적으로 발전한 사회라 할지라도 도덕적 기반과 신에 대한 경외심을 잃으면 어떤 일이 벌어질 수 있는지를 보여주는 경고로서 말입니다.</w:t>
-      </w:r>
-    </w:p>
-    <w:p>
-      <w:pPr>
-        <w:pStyle w:val="NormalWeb"/>
-        <w:jc w:val="both"/>
-        <w:rPr>
-          <w:rFonts w:ascii="Yu Gothic" w:eastAsia="Yu Gothic" w:hAnsi="Yu Gothic" w:cs="Yu Gothic"/>
-        </w:rPr>
-      </w:pPr>
-      <w:r>
-        <w:rPr>
-          <w:rFonts w:ascii="Yu Gothic" w:eastAsia="Yu Gothic" w:hAnsi="Yu Gothic" w:cs="Yu Gothic" w:hint="eastAsia"/>
-        </w:rPr>
-        <w:t>사라진 섬들, 바다 깊이 가라앉은 도시들에 대한 이야기들은 모두 훨씬 더 큰 역사적 진실의 파편들입니다. 아틀란티스는 전형적인 예이며, 지구의 긴 서사시 속에서 비극적인 한 장입니다.</w:t>
-      </w:r>
-    </w:p>
-    <w:p>
-      <w:pPr>
         <w:jc w:val="center"/>
         <w:rPr>
           <w:rFonts w:ascii="Yu Gothic" w:eastAsia="Yu Gothic" w:hAnsi="Yu Gothic" w:cs="Yu Gothic"/>
@@ -3432,23 +3402,280 @@
         <w:rPr>
           <w:rFonts w:ascii="Yu Gothic" w:eastAsia="Yu Gothic" w:hAnsi="Yu Gothic" w:cs="Yu Gothic" w:hint="eastAsia"/>
         </w:rPr>
+        <w:t>네, 방금 아이패드로 빨리 계산을 해봤는데, 2억 년을 평균 7천 년으로 나누면 약 2만 8천 6백 개의 문명 주기가 지나갔다는 결과가 나오네요…</w:t>
+      </w:r>
+    </w:p>
+    <w:p>
+      <w:pPr>
+        <w:pStyle w:val="NormalWeb"/>
+        <w:jc w:val="both"/>
+        <w:rPr>
+          <w:rFonts w:ascii="Yu Gothic" w:eastAsia="Yu Gothic" w:hAnsi="Yu Gothic" w:cs="Yu Gothic"/>
+        </w:rPr>
+      </w:pPr>
+      <w:r>
+        <w:rPr>
+          <w:rFonts w:ascii="Yu Gothic" w:eastAsia="Yu Gothic" w:hAnsi="Yu Gothic" w:cs="Yu Gothic" w:hint="eastAsia"/>
+        </w:rPr>
+        <w:t>이 문명들에 대해 개괄적으로 말씀해 주실 수 있겠습니까?</w:t>
+      </w:r>
+    </w:p>
+    <w:p>
+      <w:pPr>
+        <w:pStyle w:val="NormalWeb"/>
+        <w:jc w:val="both"/>
+        <w:rPr>
+          <w:rFonts w:ascii="Yu Gothic" w:eastAsia="Yu Gothic" w:hAnsi="Yu Gothic" w:cs="Yu Gothic"/>
+        </w:rPr>
+      </w:pPr>
+      <w:r>
+        <w:rPr>
+          <w:rFonts w:ascii="Yu Gothic" w:eastAsia="Yu Gothic" w:hAnsi="Yu Gothic" w:cs="Yu Gothic" w:hint="eastAsia"/>
+          <w:b/>
+          <w:bCs/>
+        </w:rPr>
+        <w:t>모한 선생님:</w:t>
+      </w:r>
+    </w:p>
+    <w:p>
+      <w:pPr>
+        <w:pStyle w:val="NormalWeb"/>
+        <w:jc w:val="both"/>
+        <w:rPr>
+          <w:rFonts w:ascii="Yu Gothic" w:eastAsia="Yu Gothic" w:hAnsi="Yu Gothic" w:cs="Yu Gothic"/>
+        </w:rPr>
+      </w:pPr>
+      <w:r>
+        <w:rPr>
+          <w:rFonts w:ascii="Yu Gothic" w:eastAsia="Yu Gothic" w:hAnsi="Yu Gothic" w:cs="Yu Gothic" w:hint="eastAsia"/>
+        </w:rPr>
+        <w:t>(잭 보스가 방금 계산한 숫자에 모한은 조용히 미소 지었다. 그의 미소는 조롱이 아니라, 유한한 숫자로 무한한 것을 파악하려는 인간의 노력을 이해하는 미소였다.)</w:t>
+      </w:r>
+    </w:p>
+    <w:p>
+      <w:pPr>
+        <w:pStyle w:val="NormalWeb"/>
+        <w:jc w:val="both"/>
+        <w:rPr>
+          <w:rFonts w:ascii="Yu Gothic" w:eastAsia="Yu Gothic" w:hAnsi="Yu Gothic" w:cs="Yu Gothic"/>
+        </w:rPr>
+      </w:pPr>
+      <w:r>
+        <w:rPr>
+          <w:rFonts w:ascii="Yu Gothic" w:eastAsia="Yu Gothic" w:hAnsi="Yu Gothic" w:cs="Yu Gothic" w:hint="eastAsia"/>
+        </w:rPr>
+        <w:t xml:space="preserve">잭 씨께서 방금 계산해 낸 숫자, 거의 삼만 개에 가까운 주기는 실로 우리가 시간의 광대함과 이 지구가 겪어온 </w:t>
+      </w:r>
+      <w:r>
+        <w:rPr>
+          <w:rFonts w:ascii="Yu Gothic" w:eastAsia="Yu Gothic" w:hAnsi="Yu Gothic" w:cs="Yu Gothic" w:hint="eastAsia"/>
+        </w:rPr>
         <w:lastRenderedPageBreak/>
-        <w:t>네, 방금 아이패드로 빨리 계산을 해봤는데, 2억 년을 평균 7천 년으로 나누면 약 2만 8천 6백 개의 문명 주기가 지나갔다는 결과가 나오네요…</w:t>
-      </w:r>
-    </w:p>
-    <w:p>
-      <w:pPr>
-        <w:pStyle w:val="NormalWeb"/>
-        <w:jc w:val="both"/>
-        <w:rPr>
-          <w:rFonts w:ascii="Yu Gothic" w:eastAsia="Yu Gothic" w:hAnsi="Yu Gothic" w:cs="Yu Gothic"/>
-        </w:rPr>
-      </w:pPr>
-      <w:r>
-        <w:rPr>
-          <w:rFonts w:ascii="Yu Gothic" w:eastAsia="Yu Gothic" w:hAnsi="Yu Gothic" w:cs="Yu Gothic" w:hint="eastAsia"/>
-        </w:rPr>
-        <w:t>이 문명들에 대해 개괄적으로 말씀해 주실 수 있겠습니까?</w:t>
+        <w:t>무수한 흥망성쇠를 상상해 볼 수 있는 한 가지 방법입니다. 물론, 우리가 이야기했듯이, 각 주기의 길이는 결코 균일하지 않아서, 어떤 주기는 매우 짧았고, 또 어떤 주기는 그 평균 숫자보다 훨씬 더 길게 이어졌습니다. 우주와 생명의 역사가 항상 우리의 단순한 선형적 계산을 따르는 것은 아니니까요.</w:t>
+      </w:r>
+    </w:p>
+    <w:p>
+      <w:pPr>
+        <w:pStyle w:val="NormalWeb"/>
+        <w:jc w:val="both"/>
+        <w:rPr>
+          <w:rFonts w:ascii="Yu Gothic" w:eastAsia="Yu Gothic" w:hAnsi="Yu Gothic" w:cs="Yu Gothic"/>
+        </w:rPr>
+      </w:pPr>
+      <w:r>
+        <w:rPr>
+          <w:rFonts w:ascii="Yu Gothic" w:eastAsia="Yu Gothic" w:hAnsi="Yu Gothic" w:cs="Yu Gothic" w:hint="eastAsia"/>
+        </w:rPr>
+        <w:t>[ 모한은 잠시 말을 멈추고, 카트만두의 밤이 온통 내려앉은 창밖을 바라보았다. 그의 목소리는 회상하는 듯 더 낮아졌다. ]</w:t>
+      </w:r>
+    </w:p>
+    <w:p>
+      <w:pPr>
+        <w:pStyle w:val="NormalWeb"/>
+        <w:jc w:val="both"/>
+        <w:rPr>
+          <w:rFonts w:ascii="Yu Gothic" w:eastAsia="Yu Gothic" w:hAnsi="Yu Gothic" w:cs="Yu Gothic"/>
+        </w:rPr>
+      </w:pPr>
+      <w:r>
+        <w:rPr>
+          <w:rFonts w:ascii="Yu Gothic" w:eastAsia="Yu Gothic" w:hAnsi="Yu Gothic" w:cs="Yu Gothic" w:hint="eastAsia"/>
+        </w:rPr>
+        <w:t>그 기나긴 역사의 흐름 속에서, 실로 무수한 문명들이 존재했었고, 각 문명은 저마다의 특징과 성취, 그리고 교훈을 남겼습니다. 전부 다 이야기하자면 아마 아주 많은 시간이 필요하겠지만, 제가 '보았던' 몇 가지 이미지, 제가 깊은 인상을 받았던 대표적인 몇몇 문명의 예를 나누어 드릴 수는 있습니다.</w:t>
+      </w:r>
+    </w:p>
+    <w:p>
+      <w:pPr>
+        <w:pStyle w:val="NormalWeb"/>
+        <w:jc w:val="both"/>
+        <w:rPr>
+          <w:rFonts w:ascii="Yu Gothic" w:eastAsia="Yu Gothic" w:hAnsi="Yu Gothic" w:cs="Yu Gothic"/>
+        </w:rPr>
+      </w:pPr>
+      <w:r>
+        <w:rPr>
+          <w:rFonts w:ascii="Yu Gothic" w:eastAsia="Yu Gothic" w:hAnsi="Yu Gothic" w:cs="Yu Gothic" w:hint="eastAsia"/>
+        </w:rPr>
+        <w:t xml:space="preserve">예를 들어, 거인들이 실제로 이 지구를 걸어 다녔던 시기가 있었습니다. 그들은 기형적인 생물이나 괴물이 아니라, 지금의 우리보다 몇 배는 더 클 수 있는 거대한 체구의 한 인종이었습니다. 그들은 자신들의 체격에 걸맞은 거대한 건축물들을 갖춘 고유의 문명을 이루었습니다. 오늘날 고고학자들이 화석으로 발견하는 </w:t>
+      </w:r>
+      <w:r>
+        <w:rPr>
+          <w:rFonts w:ascii="Yu Gothic" w:eastAsia="Yu Gothic" w:hAnsi="Yu Gothic" w:cs="Yu Gothic" w:hint="eastAsia"/>
+        </w:rPr>
+        <w:lastRenderedPageBreak/>
+        <w:t>거대한 공룡들은, 잭 씨, 그 시기에는 일부 종들이 이 거인들의 애완동물이거나 심지어 탈것에 불과했습니다. 그들의 문명 또한 오늘날 우리가 아마 잊어버렸을 에너지와 자연법칙에 대한 이해에 기반을 두고 있었습니다.</w:t>
+      </w:r>
+    </w:p>
+    <w:p>
+      <w:pPr>
+        <w:pStyle w:val="NormalWeb"/>
+        <w:jc w:val="both"/>
+        <w:rPr>
+          <w:rFonts w:ascii="Yu Gothic" w:eastAsia="Yu Gothic" w:hAnsi="Yu Gothic" w:cs="Yu Gothic"/>
+        </w:rPr>
+      </w:pPr>
+      <w:r>
+        <w:rPr>
+          <w:rFonts w:ascii="Yu Gothic" w:eastAsia="Yu Gothic" w:hAnsi="Yu Gothic" w:cs="Yu Gothic" w:hint="eastAsia"/>
+        </w:rPr>
+        <w:t>또 다른 문명이 있었는데, 그들은 거대한 물질적 구조물을 짓는 데에는 치중하지 않고, 대신 소리와 주파수를 사용하는 능력을 최고조로 발전시켰습니다. 그들은 소리를 이용해 병을 고치고, 무거운 물건을 옮기고, 아주 먼 거리까지 소통했으며, 심지어 물질 구조에 영향을 미칠 수도 있었습니다. 만약 그들에게 건축물이 있었다면, 그것은 보통 주파수를 이용해 돌이나 자연 재료의 형태를 빚어, 주변 환경과 절대적으로 조화를 이루는 건축물을 만드는 방식으로 지어졌습니다.</w:t>
+      </w:r>
+    </w:p>
+    <w:p>
+      <w:pPr>
+        <w:pStyle w:val="NormalWeb"/>
+        <w:jc w:val="both"/>
+        <w:rPr>
+          <w:rFonts w:ascii="Yu Gothic" w:eastAsia="Yu Gothic" w:hAnsi="Yu Gothic" w:cs="Yu Gothic"/>
+        </w:rPr>
+      </w:pPr>
+      <w:r>
+        <w:rPr>
+          <w:rFonts w:ascii="Yu Gothic" w:eastAsia="Yu Gothic" w:hAnsi="Yu Gothic" w:cs="Yu Gothic" w:hint="eastAsia"/>
+        </w:rPr>
+        <w:t>그리고 우리가 아마 나중에 더 자세히 이야기할 기회가 있을, 인어들의 문명처럼 바닷속의 신비로운 문명들도 있었습니다…</w:t>
+      </w:r>
+    </w:p>
+    <w:p>
+      <w:pPr>
+        <w:pStyle w:val="NormalWeb"/>
+        <w:jc w:val="both"/>
+        <w:rPr>
+          <w:rFonts w:ascii="Yu Gothic" w:eastAsia="Yu Gothic" w:hAnsi="Yu Gothic" w:cs="Yu Gothic"/>
+        </w:rPr>
+      </w:pPr>
+      <w:r>
+        <w:rPr>
+          <w:rFonts w:ascii="Yu Gothic" w:eastAsia="Yu Gothic" w:hAnsi="Yu Gothic" w:cs="Yu Gothic" w:hint="eastAsia"/>
+        </w:rPr>
+        <w:t>물론, 우리가 방금 이야기한 아틀란티스처럼, 수정과 빛 에너지를 기반으로 한 기술을 가졌지만 도덕을 잃어 자멸해 버린 문명들도 빼놓을 수 없지요.</w:t>
+      </w:r>
+    </w:p>
+    <w:p>
+      <w:pPr>
+        <w:pStyle w:val="NormalWeb"/>
+        <w:jc w:val="both"/>
+        <w:rPr>
+          <w:rFonts w:ascii="Yu Gothic" w:eastAsia="Yu Gothic" w:hAnsi="Yu Gothic" w:cs="Yu Gothic"/>
+        </w:rPr>
+      </w:pPr>
+      <w:r>
+        <w:rPr>
+          <w:rFonts w:ascii="Yu Gothic" w:eastAsia="Yu Gothic" w:hAnsi="Yu Gothic" w:cs="Yu Gothic" w:hint="eastAsia"/>
+        </w:rPr>
+        <w:lastRenderedPageBreak/>
+        <w:t>모습, 피부색, 그리고 능력이 각기 다른 여러 인종의 사람들이 광대한 땅에서 함께 평화롭게 살며, 다양하고 풍요로운 사회를 이루었던 시기들도 있었습니다. 각 인종은 저마다의 강점을 가지고 공동체 전체의 발전에 기여했습니다.</w:t>
+      </w:r>
+    </w:p>
+    <w:p>
+      <w:pPr>
+        <w:pStyle w:val="NormalWeb"/>
+        <w:jc w:val="both"/>
+        <w:rPr>
+          <w:rFonts w:ascii="Yu Gothic" w:eastAsia="Yu Gothic" w:hAnsi="Yu Gothic" w:cs="Yu Gothic"/>
+        </w:rPr>
+      </w:pPr>
+      <w:r>
+        <w:rPr>
+          <w:rFonts w:ascii="Yu Gothic" w:eastAsia="Yu Gothic" w:hAnsi="Yu Gothic" w:cs="Yu Gothic" w:hint="eastAsia"/>
+        </w:rPr>
+        <w:t>[ 모한은 잠시 멈추고, 가볍게 미소 지었다. ]</w:t>
+      </w:r>
+    </w:p>
+    <w:p>
+      <w:pPr>
+        <w:pStyle w:val="NormalWeb"/>
+        <w:jc w:val="both"/>
+        <w:rPr>
+          <w:rFonts w:ascii="Yu Gothic" w:eastAsia="Yu Gothic" w:hAnsi="Yu Gothic" w:cs="Yu Gothic"/>
+        </w:rPr>
+      </w:pPr>
+      <w:r>
+        <w:rPr>
+          <w:rFonts w:ascii="Yu Gothic" w:eastAsia="Yu Gothic" w:hAnsi="Yu Gothic" w:cs="Yu Gothic" w:hint="eastAsia"/>
+        </w:rPr>
+        <w:t>그 각각의 문명들은, 잭 씨, 모두 지구의 위대한 역사책 속의 한 장(章)입니다. 그것들은 나타나서 빛을 발하다가, 다시 스러져 가며 교훈과 흔적을 남겼고, 때로 우리 후손들은 그것을 다시 찾아 해독하는 데 아주 큰 어려움을 겪어야만 합니다. 제가 들려드린 이야기는 단지 몇 가지 매우 개략적인 스케치에 불과합니다. 그 문명들의 풍부함과 다양성은 실로 우리의 통상적인 상상력을 훨씬 뛰어넘기 때문입니다.</w:t>
+      </w:r>
+    </w:p>
+    <w:p>
+      <w:pPr>
+        <w:jc w:val="center"/>
+        <w:rPr>
+          <w:rFonts w:ascii="Yu Gothic" w:eastAsia="Yu Gothic" w:hAnsi="Yu Gothic" w:cs="Yu Gothic"/>
+          <w:sz w:val="24"/>
+          <w:szCs w:val="24"/>
+        </w:rPr>
+      </w:pPr>
+      <w:r>
+        <w:rPr>
+          <w:rFonts w:ascii="Yu Gothic" w:eastAsia="Yu Gothic" w:hAnsi="Yu Gothic" w:cs="Yu Gothic"/>
+          <w:sz w:val="24"/>
+          <w:szCs w:val="24"/>
+        </w:rPr>
+        <w:t>*  *  *</w:t>
+      </w:r>
+    </w:p>
+    <w:p>
+      <w:pPr>
+        <w:jc w:val="both"/>
+        <w:rPr>
+          <w:rFonts w:ascii="Yu Gothic" w:eastAsia="Yu Gothic" w:hAnsi="Yu Gothic" w:cs="Yu Gothic"/>
+          <w:sz w:val="24"/>
+          <w:szCs w:val="24"/>
+        </w:rPr>
+      </w:pPr>
+    </w:p>
+    <w:p>
+      <w:pPr>
+        <w:pStyle w:val="NormalWeb"/>
+        <w:jc w:val="both"/>
+        <w:rPr>
+          <w:rFonts w:ascii="Yu Gothic" w:eastAsia="Yu Gothic" w:hAnsi="Yu Gothic" w:cs="Yu Gothic"/>
+        </w:rPr>
+      </w:pPr>
+      <w:r>
+        <w:rPr>
+          <w:rFonts w:ascii="Yu Gothic" w:eastAsia="Yu Gothic" w:hAnsi="Yu Gothic" w:cs="Yu Gothic" w:hint="eastAsia"/>
+          <w:b/>
+          <w:bCs/>
+        </w:rPr>
+        <w:t>잭 보스:</w:t>
+      </w:r>
+    </w:p>
+    <w:p>
+      <w:pPr>
+        <w:pStyle w:val="NormalWeb"/>
+        <w:jc w:val="both"/>
+        <w:rPr>
+          <w:rFonts w:ascii="Yu Gothic" w:eastAsia="Yu Gothic" w:hAnsi="Yu Gothic" w:cs="Yu Gothic"/>
+        </w:rPr>
+      </w:pPr>
+      <w:r>
+        <w:rPr>
+          <w:rFonts w:ascii="Yu Gothic" w:eastAsia="Yu Gothic" w:hAnsi="Yu Gothic" w:cs="Yu Gothic" w:hint="eastAsia"/>
+        </w:rPr>
+        <w:lastRenderedPageBreak/>
+        <w:t>방금 거인, 소인, 그리고 바닷속 인어까지 말씀하셨는데… 그렇다면, 이것은 단순히 동화 속 상상력의 산물이 아닐 수도 있겠군요…</w:t>
       </w:r>
     </w:p>
     <w:p>
@@ -3480,22 +3707,52 @@
         <w:rPr>
           <w:rFonts w:ascii="Yu Gothic" w:eastAsia="Yu Gothic" w:hAnsi="Yu Gothic" w:cs="Yu Gothic" w:hint="eastAsia"/>
         </w:rPr>
-        <w:t>(잭 보스가 방금 계산한 숫자에 모한은 조용히 미소 지었다. 그의 미소는 조롱이 아니라, 유한한 숫자로 무한한 것을 파악하려는 인간의 노력을 이해하는 미소였다.)</w:t>
-      </w:r>
-    </w:p>
-    <w:p>
-      <w:pPr>
-        <w:pStyle w:val="NormalWeb"/>
-        <w:jc w:val="both"/>
-        <w:rPr>
-          <w:rFonts w:ascii="Yu Gothic" w:eastAsia="Yu Gothic" w:hAnsi="Yu Gothic" w:cs="Yu Gothic"/>
-        </w:rPr>
-      </w:pPr>
-      <w:r>
-        <w:rPr>
-          <w:rFonts w:ascii="Yu Gothic" w:eastAsia="Yu Gothic" w:hAnsi="Yu Gothic" w:cs="Yu Gothic" w:hint="eastAsia"/>
-        </w:rPr>
-        <w:t>잭 씨께서 방금 계산해 낸 숫자, 거의 삼만 개에 가까운 주기는 실로 우리가 시간의 광대함과 이 지구가 겪어온 무수한 흥망성쇠를 상상해 볼 수 있는 한 가지 방법입니다. 물론, 우리가 이야기했듯이, 각 주기의 길이는 결코 균일하지 않아서, 어떤 주기는 매우 짧았고, 또 어떤 주기는 그 평균 숫자보다 훨씬 더 길게 이어졌습니다. 우주와 생명의 역사가 항상 우리의 단순한 선형적 계산을 따르는 것은 아니니까요.</w:t>
+        <w:t>(모한은 주의 깊게 듣고는, 깊은 이해심을 담아 조용히 고개를 끄덕였다. 그의 눈빛은 시간의 장막을 꿰뚫어 보는 듯했다.)</w:t>
+      </w:r>
+    </w:p>
+    <w:p>
+      <w:pPr>
+        <w:pStyle w:val="NormalWeb"/>
+        <w:jc w:val="both"/>
+        <w:rPr>
+          <w:rFonts w:ascii="Yu Gothic" w:eastAsia="Yu Gothic" w:hAnsi="Yu Gothic" w:cs="Yu Gothic"/>
+        </w:rPr>
+      </w:pPr>
+      <w:r>
+        <w:rPr>
+          <w:rFonts w:ascii="Yu Gothic" w:eastAsia="Yu Gothic" w:hAnsi="Yu Gothic" w:cs="Yu Gothic" w:hint="eastAsia"/>
+        </w:rPr>
+        <w:t>네, 잭 씨. 우리가 어릴 때, 우리는 종종 거인, 소인, 혹은 바다 밑에 사는 아름다운 인어공주에 대한 동화들을 듣곤 합니다. 자라면서, 우리 중 많은 사람은 그것이 단지 옛사람들의 풍부한 상상력의 산물, 즉 오락이나 도덕적 교훈을 위해 꾸며낸 이야기일 뿐이라고 여기는 경향이 있습니다.</w:t>
+      </w:r>
+    </w:p>
+    <w:p>
+      <w:pPr>
+        <w:pStyle w:val="NormalWeb"/>
+        <w:jc w:val="both"/>
+        <w:rPr>
+          <w:rFonts w:ascii="Yu Gothic" w:eastAsia="Yu Gothic" w:hAnsi="Yu Gothic" w:cs="Yu Gothic"/>
+        </w:rPr>
+      </w:pPr>
+      <w:r>
+        <w:rPr>
+          <w:rFonts w:ascii="Yu Gothic" w:eastAsia="Yu Gothic" w:hAnsi="Yu Gothic" w:cs="Yu Gothic" w:hint="eastAsia"/>
+        </w:rPr>
+        <w:t>하지만 제가 '보고' '계시'받은 바에 따르면, 진실은 꼭 그렇지만은 않습니다. 동화 속에만 있을 법한 그 수많은 이미지와 인물들은, 실은 이 지구의 지나간 문명 주기들로부터 비롯된 실제적인 기원을 가지고 있습니다.</w:t>
+      </w:r>
+    </w:p>
+    <w:p>
+      <w:pPr>
+        <w:pStyle w:val="NormalWeb"/>
+        <w:jc w:val="both"/>
+        <w:rPr>
+          <w:rFonts w:ascii="Yu Gothic" w:eastAsia="Yu Gothic" w:hAnsi="Yu Gothic" w:cs="Yu Gothic"/>
+        </w:rPr>
+      </w:pPr>
+      <w:r>
+        <w:rPr>
+          <w:rFonts w:ascii="Yu Gothic" w:eastAsia="Yu Gothic" w:hAnsi="Yu Gothic" w:cs="Yu Gothic" w:hint="eastAsia"/>
+        </w:rPr>
+        <w:t>[ 모한의 목소리는 여전히 평온했지만, 더 단호해졌다. ]</w:t>
       </w:r>
     </w:p>
     <w:p>
@@ -3511,98 +3768,104 @@
           <w:rFonts w:ascii="Yu Gothic" w:eastAsia="Yu Gothic" w:hAnsi="Yu Gothic" w:cs="Yu Gothic" w:hint="eastAsia"/>
         </w:rPr>
         <w:lastRenderedPageBreak/>
-        <w:t>[ 모한은 잠시 말을 멈추고, 카트만두의 밤이 온통 내려앉은 창밖을 바라보았다. 그의 목소리는 회상하는 듯 더 낮아졌다. ]</w:t>
-      </w:r>
-    </w:p>
-    <w:p>
-      <w:pPr>
-        <w:pStyle w:val="NormalWeb"/>
-        <w:jc w:val="both"/>
-        <w:rPr>
-          <w:rFonts w:ascii="Yu Gothic" w:eastAsia="Yu Gothic" w:hAnsi="Yu Gothic" w:cs="Yu Gothic"/>
-        </w:rPr>
-      </w:pPr>
-      <w:r>
-        <w:rPr>
-          <w:rFonts w:ascii="Yu Gothic" w:eastAsia="Yu Gothic" w:hAnsi="Yu Gothic" w:cs="Yu Gothic" w:hint="eastAsia"/>
-        </w:rPr>
-        <w:t>그 기나긴 역사의 흐름 속에서, 실로 무수한 문명들이 존재했었고, 각 문명은 저마다의 특징과 성취, 그리고 교훈을 남겼습니다. 전부 다 이야기하자면 아마 아주 많은 시간이 필요하겠지만, 제가 '보았던' 몇 가지 이미지, 제가 깊은 인상을 받았던 대표적인 몇몇 문명의 예를 나누어 드릴 수는 있습니다.</w:t>
-      </w:r>
-    </w:p>
-    <w:p>
-      <w:pPr>
-        <w:pStyle w:val="NormalWeb"/>
-        <w:jc w:val="both"/>
-        <w:rPr>
-          <w:rFonts w:ascii="Yu Gothic" w:eastAsia="Yu Gothic" w:hAnsi="Yu Gothic" w:cs="Yu Gothic"/>
-        </w:rPr>
-      </w:pPr>
-      <w:r>
-        <w:rPr>
-          <w:rFonts w:ascii="Yu Gothic" w:eastAsia="Yu Gothic" w:hAnsi="Yu Gothic" w:cs="Yu Gothic" w:hint="eastAsia"/>
-        </w:rPr>
-        <w:t>예를 들어, 거인들이 실제로 이 지구를 걸어 다녔던 시기가 있었습니다. 그들은 기형적인 생물이나 괴물이 아니라, 지금의 우리보다 몇 배는 더 클 수 있는 거대한 체구의 한 인종이었습니다. 그들은 자신들의 체격에 걸맞은 거대한 건축물들을 갖춘 고유의 문명을 이루었습니다. 오늘날 고고학자들이 화석으로 발견하는 거대한 공룡들은, 잭 씨, 그 시기에는 일부 종들이 이 거인들의 애완동물이거나 심지어 탈것에 불과했습니다. 그들의 문명 또한 오늘날 우리가 아마 잊어버렸을 에너지와 자연법칙에 대한 이해에 기반을 두고 있었습니다.</w:t>
-      </w:r>
-    </w:p>
-    <w:p>
-      <w:pPr>
-        <w:pStyle w:val="NormalWeb"/>
-        <w:jc w:val="both"/>
-        <w:rPr>
-          <w:rFonts w:ascii="Yu Gothic" w:eastAsia="Yu Gothic" w:hAnsi="Yu Gothic" w:cs="Yu Gothic"/>
-        </w:rPr>
-      </w:pPr>
+        <w:t>그 다양성에 대해 더 명확히 상상하실 수 있도록, 잭 씨, 이전 문명 주기들에 존재하며 깊은 족적을 남겼던 몇몇 특별한 인종들에 대해 몇 가지 개략적인 모습을 나누어 드리고자 합니다.</w:t>
+      </w:r>
+    </w:p>
+    <w:p>
+      <w:pPr>
+        <w:pStyle w:val="NormalWeb"/>
+        <w:jc w:val="both"/>
+        <w:rPr>
+          <w:rFonts w:ascii="Yu Gothic" w:eastAsia="Yu Gothic" w:hAnsi="Yu Gothic" w:cs="Yu Gothic"/>
+        </w:rPr>
+      </w:pPr>
+      <w:r>
+        <w:rPr>
+          <w:rFonts w:ascii="Yu Gothic" w:eastAsia="Yu Gothic" w:hAnsi="Yu Gothic" w:cs="Yu Gothic" w:hint="eastAsia"/>
+        </w:rPr>
+        <w:t>거인에 대하여:</w:t>
+      </w:r>
+    </w:p>
+    <w:p>
+      <w:pPr>
+        <w:pStyle w:val="NormalWeb"/>
+        <w:jc w:val="both"/>
+        <w:rPr>
+          <w:rFonts w:ascii="Yu Gothic" w:eastAsia="Yu Gothic" w:hAnsi="Yu Gothic" w:cs="Yu Gothic"/>
+        </w:rPr>
+      </w:pPr>
+      <w:r>
+        <w:rPr>
+          <w:rFonts w:ascii="Yu Gothic" w:eastAsia="Yu Gothic" w:hAnsi="Yu Gothic" w:cs="Yu Gothic" w:hint="eastAsia"/>
+        </w:rPr>
+        <w:t>그들은 기형적인 생물이나 단순한 신화가 아니었습니다. 지구 역사의 여러 단계, 특히 제1 대주기와 제2 대주기 초기 단계에서, 거인은 실제로 주도적인 인종이자 강력한 문명이었습니다. 그들의 체격은, 잭 씨, 각 종족과 시기에 따라 매우 다양할 수 있었지만, 보통 오늘날 우리 평균 키의 서너 배, 심지어 어떤 종족은 대여섯 배에 달했습니다.</w:t>
+      </w:r>
+    </w:p>
+    <w:p>
+      <w:pPr>
+        <w:pStyle w:val="NormalWeb"/>
+        <w:jc w:val="both"/>
+        <w:rPr>
+          <w:rFonts w:ascii="Yu Gothic" w:eastAsia="Yu Gothic" w:hAnsi="Yu Gothic" w:cs="Yu Gothic"/>
+        </w:rPr>
+      </w:pPr>
+      <w:r>
+        <w:rPr>
+          <w:rFonts w:ascii="Yu Gothic" w:eastAsia="Yu Gothic" w:hAnsi="Yu Gothic" w:cs="Yu Gothic" w:hint="eastAsia"/>
+        </w:rPr>
+        <w:t xml:space="preserve">그들의 문명 또한 매우 발전했지만, 다른 방향으로 발전했습니다. 그들은 거대한 건축물, 즉 오늘날 우리가 특별한 능력이나 기술 없이는 어떻게 옮기고 설치했는지 상상하기 어려운 거대한 돌덩이들로 지어진 도시들을 가지고 있었습니다. 오늘날 고고학자들이 화석으로 발견하는 거대한 공룡들, 그 생물들은, 거인들의 황금기에는 일부 종들이 단지 애완동물, 집에서 기르는 가축, 혹은 심지어 이동 수단, 즉 그들의 탈것에 불과했습니다. 잭 씨께서는 우리가 말을 타듯, 한 거인이 </w:t>
+      </w:r>
       <w:r>
         <w:rPr>
           <w:rFonts w:ascii="Yu Gothic" w:eastAsia="Yu Gothic" w:hAnsi="Yu Gothic" w:cs="Yu Gothic" w:hint="eastAsia"/>
         </w:rPr>
         <w:lastRenderedPageBreak/>
-        <w:t>또 다른 문명이 있었는데, 그들은 거대한 물질적 구조물을 짓는 데에는 치중하지 않고, 대신 소리와 주파수를 사용하는 능력을 최고조로 발전시켰습니다. 그들은 소리를 이용해 병을 고치고, 무거운 물건을 옮기고, 아주 먼 거리까지 소통했으며, 심지어 물질 구조에 영향을 미칠 수도 있었습니다. 만약 그들에게 건축물이 있었다면, 그것은 보통 주파수를 이용해 돌이나 자연 재료의 형태를 빚어, 주변 환경과 절대적으로 조화를 이루는 건축물을 만드는 방식으로 지어졌습니다.</w:t>
-      </w:r>
-    </w:p>
-    <w:p>
-      <w:pPr>
-        <w:pStyle w:val="NormalWeb"/>
-        <w:jc w:val="both"/>
-        <w:rPr>
-          <w:rFonts w:ascii="Yu Gothic" w:eastAsia="Yu Gothic" w:hAnsi="Yu Gothic" w:cs="Yu Gothic"/>
-        </w:rPr>
-      </w:pPr>
-      <w:r>
-        <w:rPr>
-          <w:rFonts w:ascii="Yu Gothic" w:eastAsia="Yu Gothic" w:hAnsi="Yu Gothic" w:cs="Yu Gothic" w:hint="eastAsia"/>
-        </w:rPr>
-        <w:t>그리고 우리가 아마 나중에 더 자세히 이야기할 기회가 있을, 인어들의 문명처럼 바닷속의 신비로운 문명들도 있었습니다…</w:t>
-      </w:r>
-    </w:p>
-    <w:p>
-      <w:pPr>
-        <w:pStyle w:val="NormalWeb"/>
-        <w:jc w:val="both"/>
-        <w:rPr>
-          <w:rFonts w:ascii="Yu Gothic" w:eastAsia="Yu Gothic" w:hAnsi="Yu Gothic" w:cs="Yu Gothic"/>
-        </w:rPr>
-      </w:pPr>
-      <w:r>
-        <w:rPr>
-          <w:rFonts w:ascii="Yu Gothic" w:eastAsia="Yu Gothic" w:hAnsi="Yu Gothic" w:cs="Yu Gothic" w:hint="eastAsia"/>
-        </w:rPr>
-        <w:t>물론, 우리가 방금 이야기한 아틀란티스처럼, 수정과 빛 에너지를 기반으로 한 기술을 가졌지만 도덕을 잃어 자멸해 버린 문명들도 빼놓을 수 없지요.</w:t>
-      </w:r>
-    </w:p>
-    <w:p>
-      <w:pPr>
-        <w:pStyle w:val="NormalWeb"/>
-        <w:jc w:val="both"/>
-        <w:rPr>
-          <w:rFonts w:ascii="Yu Gothic" w:eastAsia="Yu Gothic" w:hAnsi="Yu Gothic" w:cs="Yu Gothic"/>
-        </w:rPr>
-      </w:pPr>
-      <w:r>
-        <w:rPr>
-          <w:rFonts w:ascii="Yu Gothic" w:eastAsia="Yu Gothic" w:hAnsi="Yu Gothic" w:cs="Yu Gothic" w:hint="eastAsia"/>
-        </w:rPr>
-        <w:t>모습, 피부색, 그리고 능력이 각기 다른 여러 인종의 사람들이 광대한 땅에서 함께 평화롭게 살며, 다양하고 풍요로운 사회를 이루었던 시기들도 있었습니다. 각 인종은 저마다의 강점을 가지고 공동체 전체의 발전에 기여했습니다.</w:t>
+        <w:t>브론토사우루스나 티라노사우루스 렉스의 등에 올라탄 모습을 상상해 보실 수 있을 겁니다.</w:t>
+      </w:r>
+    </w:p>
+    <w:p>
+      <w:pPr>
+        <w:pStyle w:val="NormalWeb"/>
+        <w:jc w:val="both"/>
+        <w:rPr>
+          <w:rFonts w:ascii="Yu Gothic" w:eastAsia="Yu Gothic" w:hAnsi="Yu Gothic" w:cs="Yu Gothic"/>
+        </w:rPr>
+      </w:pPr>
+      <w:r>
+        <w:rPr>
+          <w:rFonts w:ascii="Yu Gothic" w:eastAsia="Yu Gothic" w:hAnsi="Yu Gothic" w:cs="Yu Gothic" w:hint="eastAsia"/>
+        </w:rPr>
+        <w:t>그들은 우리처럼 복잡한 기계를 통하지 않고도, 자연의 법칙, 지구와 우주의 에너지에 대한 깊은 이해를 가지고 있었습니다. 그들의 비범한 신체적 힘에는 매우 긴 수명도 동반되었는데, 도덕이 아직 순박했던 시기에는 수백, 심지어 수천 년에 달할 수도 있었습니다. 하지만 다른 문명들과 마찬가지로, 오만, 자만, 그리고 도덕적 쇠퇴가 나타나자, 그들 역시 성주괴멸(成住壞滅)의 법칙을 피할 수 없었습니다. 오늘날 그들의 흔적은 일부 지역에서 드물게 발견되는 거대한 유골이나, 과학이 아직 완전히 설명하지 못하는 신비로운 거석 구조물의 형태로 남아있을 수 있습니다.</w:t>
+      </w:r>
+    </w:p>
+    <w:p>
+      <w:pPr>
+        <w:pStyle w:val="NormalWeb"/>
+        <w:jc w:val="both"/>
+        <w:rPr>
+          <w:rFonts w:ascii="Yu Gothic" w:eastAsia="Yu Gothic" w:hAnsi="Yu Gothic" w:cs="Yu Gothic"/>
+        </w:rPr>
+      </w:pPr>
+      <w:r>
+        <w:rPr>
+          <w:rFonts w:ascii="Yu Gothic" w:eastAsia="Yu Gothic" w:hAnsi="Yu Gothic" w:cs="Yu Gothic" w:hint="eastAsia"/>
+        </w:rPr>
+        <w:t>소인에 대하여:</w:t>
+      </w:r>
+    </w:p>
+    <w:p>
+      <w:pPr>
+        <w:pStyle w:val="NormalWeb"/>
+        <w:jc w:val="both"/>
+        <w:rPr>
+          <w:rFonts w:ascii="Yu Gothic" w:eastAsia="Yu Gothic" w:hAnsi="Yu Gothic" w:cs="Yu Gothic"/>
+        </w:rPr>
+      </w:pPr>
+      <w:r>
+        <w:rPr>
+          <w:rFonts w:ascii="Yu Gothic" w:eastAsia="Yu Gothic" w:hAnsi="Yu Gothic" w:cs="Yu Gothic" w:hint="eastAsia"/>
+        </w:rPr>
+        <w:t>거인과 마찬가지로, 소인 역시 동화 속 상상력의 산물만은 아니었습니다. 그들은 실제로 존재했던 한 인종으로, 거인이나 우리와 같은 크기의 다른 인종들과 공존하거나 다른 문명 주기에 존재했습니다. 그들의 크기 또한 다양해서, 어떤 종족은 키가 수십 센티미터에 불과했고, 어떤 종족은 어린아이만 했습니다.</w:t>
       </w:r>
     </w:p>
     <w:p>
@@ -3618,22 +3881,395 @@
           <w:rFonts w:ascii="Yu Gothic" w:eastAsia="Yu Gothic" w:hAnsi="Yu Gothic" w:cs="Yu Gothic" w:hint="eastAsia"/>
         </w:rPr>
         <w:lastRenderedPageBreak/>
-        <w:t>[ 모한은 잠시 멈추고, 가볍게 미소 지었다. ]</w:t>
-      </w:r>
-    </w:p>
-    <w:p>
-      <w:pPr>
-        <w:pStyle w:val="NormalWeb"/>
-        <w:jc w:val="both"/>
-        <w:rPr>
-          <w:rFonts w:ascii="Yu Gothic" w:eastAsia="Yu Gothic" w:hAnsi="Yu Gothic" w:cs="Yu Gothic"/>
-        </w:rPr>
-      </w:pPr>
-      <w:r>
-        <w:rPr>
-          <w:rFonts w:ascii="Yu Gothic" w:eastAsia="Yu Gothic" w:hAnsi="Yu Gothic" w:cs="Yu Gothic" w:hint="eastAsia"/>
-        </w:rPr>
-        <w:t>그 각각의 문명들은, 잭 씨, 모두 지구의 위대한 역사책 속의 한 장(章)입니다. 그것들은 나타나서 빛을 발하다가, 다시 스러져 가며 교훈과 흔적을 남겼고, 때로 우리 후손들은 그것을 다시 찾아 해독하는 데 아주 큰 어려움을 겪어야만 합니다. 제가 들려드린 이야기는 단지 몇 가지 매우 개략적인 스케치에 불과합니다. 그 문명들의 풍부함과 다양성은 실로 우리의 통상적인 상상력을 훨씬 뛰어넘기 때문입니다.</w:t>
+        <w:t>그들은 보통 우리보다 큰 인간들이 접근하기 어렵거나 눈치채지 못하는 깊은 숲, 깊은 동굴, 혹은 외딴 계곡 등지에서 자연과 조화를 이루며 숨어 살았습니다. 그들은 자신들의 환경에서 생존하고 발전하기 위한 특별한 기술을 가진, 그들만의 세계와 삶의 방식을 가지고 있었습니다. 그들은 동식물과 소통하는 능력이 있었을 수 있고, 각종 약초에 대한 지식을 가졌으며, 우리가 잃어버린 섬세한 정신적 능력을 소유하고 있었습니다.</w:t>
+      </w:r>
+    </w:p>
+    <w:p>
+      <w:pPr>
+        <w:pStyle w:val="NormalWeb"/>
+        <w:jc w:val="both"/>
+        <w:rPr>
+          <w:rFonts w:ascii="Yu Gothic" w:eastAsia="Yu Gothic" w:hAnsi="Yu Gothic" w:cs="Yu Gothic"/>
+        </w:rPr>
+      </w:pPr>
+      <w:r>
+        <w:rPr>
+          <w:rFonts w:ascii="Yu Gothic" w:eastAsia="Yu Gothic" w:hAnsi="Yu Gothic" w:cs="Yu Gothic" w:hint="eastAsia"/>
+        </w:rPr>
+        <w:t>소인의 문명은 보통 거대한 물질적 구조물을 남기지 않고, 주로 정신생활의 발전과 자연과의 조화에 집중했습니다. 여러 민족의 신화에 나오는 "요정", "숲의 정령" 혹은 "난쟁이"에 대한 이야기들은, 아마도 이 인종에 대한 모호하게 남은 기억일 수 있습니다. 그리고 제가 한번 암시했듯이, 근래에도 세계의 일부 외진 지역에서 소인의 출현에 대한 보고나 이야기가, 비록 매우 드물고 검증하기는 어렵지만, 여전히 존재합니다.</w:t>
+      </w:r>
+    </w:p>
+    <w:p>
+      <w:pPr>
+        <w:pStyle w:val="NormalWeb"/>
+        <w:jc w:val="both"/>
+        <w:rPr>
+          <w:rFonts w:ascii="Yu Gothic" w:eastAsia="Yu Gothic" w:hAnsi="Yu Gothic" w:cs="Yu Gothic"/>
+        </w:rPr>
+      </w:pPr>
+      <w:r>
+        <w:rPr>
+          <w:rFonts w:ascii="Yu Gothic" w:eastAsia="Yu Gothic" w:hAnsi="Yu Gothic" w:cs="Yu Gothic" w:hint="eastAsia"/>
+        </w:rPr>
+        <w:t>"인어"나 물속에 사는 생명들에 대해서는, 이야기가 더 복잡합니다.</w:t>
+      </w:r>
+    </w:p>
+    <w:p>
+      <w:pPr>
+        <w:pStyle w:val="NormalWeb"/>
+        <w:jc w:val="both"/>
+        <w:rPr>
+          <w:rFonts w:ascii="Yu Gothic" w:eastAsia="Yu Gothic" w:hAnsi="Yu Gothic" w:cs="Yu Gothic"/>
+        </w:rPr>
+      </w:pPr>
+      <w:r>
+        <w:rPr>
+          <w:rFonts w:ascii="Yu Gothic" w:eastAsia="Yu Gothic" w:hAnsi="Yu Gothic" w:cs="Yu Gothic" w:hint="eastAsia"/>
+        </w:rPr>
+        <w:t>제가 '본' 바에 따르면, 그들은 실제로 지구의 대양 밑에서 여러 역사 주기에 걸쳐 독특한 문명을 존재시키고 발전시켜 온 한 인종, 또는 여러 다른 인종들이었습니다.</w:t>
+      </w:r>
+    </w:p>
+    <w:p>
+      <w:pPr>
+        <w:pStyle w:val="NormalWeb"/>
+        <w:jc w:val="both"/>
+        <w:rPr>
+          <w:rFonts w:ascii="Yu Gothic" w:eastAsia="Yu Gothic" w:hAnsi="Yu Gothic" w:cs="Yu Gothic"/>
+        </w:rPr>
+      </w:pPr>
+      <w:r>
+        <w:rPr>
+          <w:rFonts w:ascii="Yu Gothic" w:eastAsia="Yu Gothic" w:hAnsi="Yu Gothic" w:cs="Yu Gothic" w:hint="eastAsia"/>
+          <w:b/>
+          <w:bCs/>
+        </w:rPr>
+        <w:lastRenderedPageBreak/>
+        <w:t>대양 아래 인어들의 신비로운 세계</w:t>
+      </w:r>
+    </w:p>
+    <w:p>
+      <w:pPr>
+        <w:pStyle w:val="NormalWeb"/>
+        <w:jc w:val="both"/>
+        <w:rPr>
+          <w:rFonts w:ascii="Yu Gothic" w:eastAsia="Yu Gothic" w:hAnsi="Yu Gothic" w:cs="Yu Gothic"/>
+        </w:rPr>
+      </w:pPr>
+      <w:r>
+        <w:rPr>
+          <w:rFonts w:ascii="Yu Gothic" w:eastAsia="Yu Gothic" w:hAnsi="Yu Gothic" w:cs="Yu Gothic" w:hint="eastAsia"/>
+        </w:rPr>
+        <w:t>인어 종족의 기원과 차이점:</w:t>
+      </w:r>
+    </w:p>
+    <w:p>
+      <w:pPr>
+        <w:pStyle w:val="NormalWeb"/>
+        <w:jc w:val="both"/>
+        <w:rPr>
+          <w:rFonts w:ascii="Yu Gothic" w:eastAsia="Yu Gothic" w:hAnsi="Yu Gothic" w:cs="Yu Gothic"/>
+        </w:rPr>
+      </w:pPr>
+      <w:r>
+        <w:rPr>
+          <w:rFonts w:ascii="Yu Gothic" w:eastAsia="Yu Gothic" w:hAnsi="Yu Gothic" w:cs="Yu Gothic" w:hint="eastAsia"/>
+        </w:rPr>
+        <w:t>인어의 존재는 단일 현상이 아니라, 각기 다른 시기에 나타나고 각기 다른 기원을 가질 수 있는 여러 종류가 있습니다.</w:t>
+      </w:r>
+    </w:p>
+    <w:p>
+      <w:pPr>
+        <w:pStyle w:val="NormalWeb"/>
+        <w:jc w:val="both"/>
+        <w:rPr>
+          <w:rFonts w:ascii="Yu Gothic" w:eastAsia="Yu Gothic" w:hAnsi="Yu Gothic" w:cs="Yu Gothic"/>
+        </w:rPr>
+      </w:pPr>
+      <w:r>
+        <w:rPr>
+          <w:rFonts w:ascii="Yu Gothic" w:eastAsia="Yu Gothic" w:hAnsi="Yu Gothic" w:cs="Yu Gothic" w:hint="eastAsia"/>
+        </w:rPr>
+        <w:t>어떤 인어 종족은 지각 변동으로 육지가 바다에 잠기거나, 혹은 그들이 자발적으로 바다에서의 새로운 삶을 찾아 나선 결과, 육지의 일부 인류가 수천, 수만 년에 걸쳐 물 환경에 점진적으로 적응한 결과물입니다.</w:t>
+      </w:r>
+    </w:p>
+    <w:p>
+      <w:pPr>
+        <w:pStyle w:val="NormalWeb"/>
+        <w:jc w:val="both"/>
+        <w:rPr>
+          <w:rFonts w:ascii="Yu Gothic" w:eastAsia="Yu Gothic" w:hAnsi="Yu Gothic" w:cs="Yu Gothic"/>
+        </w:rPr>
+      </w:pPr>
+      <w:r>
+        <w:rPr>
+          <w:rFonts w:ascii="Yu Gothic" w:eastAsia="Yu Gothic" w:hAnsi="Yu Gothic" w:cs="Yu Gothic" w:hint="eastAsia"/>
+        </w:rPr>
+        <w:t>또한, 물속에서 문명을 살고 발전시키기에 적합한 신체적 특징과 능력을 처음부터 갖추도록 신에 의해 특별히 창조된 인어 종족도 있습니다. 그들에게는 대양의 생태 균형을 보호하거나, 어떤 고대 지식을 보존하는 것과 같은 고유의 사명이 주어졌습니다.</w:t>
+      </w:r>
+    </w:p>
+    <w:p>
+      <w:pPr>
+        <w:pStyle w:val="NormalWeb"/>
+        <w:jc w:val="both"/>
+        <w:rPr>
+          <w:rFonts w:ascii="Yu Gothic" w:eastAsia="Yu Gothic" w:hAnsi="Yu Gothic" w:cs="Yu Gothic"/>
+        </w:rPr>
+      </w:pPr>
+      <w:r>
+        <w:rPr>
+          <w:rFonts w:ascii="Yu Gothic" w:eastAsia="Yu Gothic" w:hAnsi="Yu Gothic" w:cs="Yu Gothic" w:hint="eastAsia"/>
+        </w:rPr>
+        <w:t>그들의 모습은 어떠한가?</w:t>
+      </w:r>
+    </w:p>
+    <w:p>
+      <w:pPr>
+        <w:pStyle w:val="NormalWeb"/>
+        <w:jc w:val="both"/>
+        <w:rPr>
+          <w:rFonts w:ascii="Yu Gothic" w:eastAsia="Yu Gothic" w:hAnsi="Yu Gothic" w:cs="Yu Gothic"/>
+        </w:rPr>
+      </w:pPr>
+      <w:r>
+        <w:rPr>
+          <w:rFonts w:ascii="Yu Gothic" w:eastAsia="Yu Gothic" w:hAnsi="Yu Gothic" w:cs="Yu Gothic" w:hint="eastAsia"/>
+        </w:rPr>
+        <w:t>그들의 모습 또한 매우 다양하며, 우리가 흔히 상상하는 반은 사람, 반은 비늘 덮인 꼬리를 가진 이미지에만 국한되지 않습니다.</w:t>
+      </w:r>
+    </w:p>
+    <w:p>
+      <w:pPr>
+        <w:pStyle w:val="NormalWeb"/>
+        <w:jc w:val="both"/>
+        <w:rPr>
+          <w:rFonts w:ascii="Yu Gothic" w:eastAsia="Yu Gothic" w:hAnsi="Yu Gothic" w:cs="Yu Gothic"/>
+        </w:rPr>
+      </w:pPr>
+      <w:r>
+        <w:rPr>
+          <w:rFonts w:ascii="Yu Gothic" w:eastAsia="Yu Gothic" w:hAnsi="Yu Gothic" w:cs="Yu Gothic" w:hint="eastAsia"/>
+        </w:rPr>
+        <w:lastRenderedPageBreak/>
+        <w:t>가장 흔한 유형은, 전설 속 묘사와 가까운 것으로, 상반신은 인간과 같고—얼굴, 손, 그리고 보통 녹조류색, 바다색, 심지어 금속성 빛을 띠는 긴 머리카락을 가졌지만—허리 아래로는 강력하고 유연한 물고기 꼬리가 있으며, 여러 가지 색의 빛나는 비늘로 덮여 있습니다. 그들은 손가락과 (만약 있다면) 발가락 사이에 물갈퀴가 있거나, 목 양쪽 또는 귀 뒤에 아가미가 있어 물속에서 호흡할 수 있습니다.</w:t>
+      </w:r>
+    </w:p>
+    <w:p>
+      <w:pPr>
+        <w:pStyle w:val="NormalWeb"/>
+        <w:jc w:val="both"/>
+        <w:rPr>
+          <w:rFonts w:ascii="Yu Gothic" w:eastAsia="Yu Gothic" w:hAnsi="Yu Gothic" w:cs="Yu Gothic"/>
+        </w:rPr>
+      </w:pPr>
+      <w:r>
+        <w:rPr>
+          <w:rFonts w:ascii="Yu Gothic" w:eastAsia="Yu Gothic" w:hAnsi="Yu Gothic" w:cs="Yu Gothic" w:hint="eastAsia"/>
+        </w:rPr>
+        <w:t>다른 일부 종족은 인간과 더 비슷한 모습을 가졌을 수 있지만, 그들의 피부는 특별한 구조를 가져 미끄럽고 물과 직접 기체를 교환할 수 있는 능력이 있습니다. 그들은 뚜렷한 물고기 꼬리가 없는 대신, 수영할 때 다리가 큰 지느러미로 변하거나, 이동을 위해 특별한 보조 도구를 사용할 수 있습니다.</w:t>
+      </w:r>
+    </w:p>
+    <w:p>
+      <w:pPr>
+        <w:pStyle w:val="NormalWeb"/>
+        <w:jc w:val="both"/>
+        <w:rPr>
+          <w:rFonts w:ascii="Yu Gothic" w:eastAsia="Yu Gothic" w:hAnsi="Yu Gothic" w:cs="Yu Gothic"/>
+        </w:rPr>
+      </w:pPr>
+      <w:r>
+        <w:rPr>
+          <w:rFonts w:ascii="Yu Gothic" w:eastAsia="Yu Gothic" w:hAnsi="Yu Gothic" w:cs="Yu Gothic" w:hint="eastAsia"/>
+        </w:rPr>
+        <w:t>또한, 지능은 높지만 모습은 인간보다 해양 동물에 더 가까운 바다 생명체에 대한 기록도 있습니다. 예를 들어, 복잡한 소통 능력과 사회를 구축할 수 있는 돌고래나 고래 형태의 존재들입니다.</w:t>
+      </w:r>
+    </w:p>
+    <w:p>
+      <w:pPr>
+        <w:pStyle w:val="NormalWeb"/>
+        <w:jc w:val="both"/>
+        <w:rPr>
+          <w:rFonts w:ascii="Yu Gothic" w:eastAsia="Yu Gothic" w:hAnsi="Yu Gothic" w:cs="Yu Gothic"/>
+        </w:rPr>
+      </w:pPr>
+      <w:r>
+        <w:rPr>
+          <w:rFonts w:ascii="Yu Gothic" w:eastAsia="Yu Gothic" w:hAnsi="Yu Gothic" w:cs="Yu Gothic" w:hint="eastAsia"/>
+        </w:rPr>
+        <w:t>인어의 문명은 보통 육지 문명과 매우 다릅니다.</w:t>
+      </w:r>
+    </w:p>
+    <w:p>
+      <w:pPr>
+        <w:pStyle w:val="NormalWeb"/>
+        <w:jc w:val="both"/>
+        <w:rPr>
+          <w:rFonts w:ascii="Yu Gothic" w:eastAsia="Yu Gothic" w:hAnsi="Yu Gothic" w:cs="Yu Gothic"/>
+        </w:rPr>
+      </w:pPr>
+      <w:r>
+        <w:rPr>
+          <w:rFonts w:ascii="Yu Gothic" w:eastAsia="Yu Gothic" w:hAnsi="Yu Gothic" w:cs="Yu Gothic" w:hint="eastAsia"/>
+        </w:rPr>
+        <w:lastRenderedPageBreak/>
+        <w:t>그들은 대양 밑바닥에 장엄한 도시를 건설하는데, 보통 산호, 발광석, 혹은 깊은 바다에서만 발견되는 특별한 종류의 광물 같은 자연 재료를 사용합니다. 이 도시들은 주변 환경과 조화롭게 설계될 수 있으며, 발광 생물이나 지열 에너지원으로부터 얻는 자연광을 사용합니다.</w:t>
+      </w:r>
+    </w:p>
+    <w:p>
+      <w:pPr>
+        <w:pStyle w:val="NormalWeb"/>
+        <w:jc w:val="both"/>
+        <w:rPr>
+          <w:rFonts w:ascii="Yu Gothic" w:eastAsia="Yu Gothic" w:hAnsi="Yu Gothic" w:cs="Yu Gothic"/>
+        </w:rPr>
+      </w:pPr>
+      <w:r>
+        <w:rPr>
+          <w:rFonts w:ascii="Yu Gothic" w:eastAsia="Yu Gothic" w:hAnsi="Yu Gothic" w:cs="Yu Gothic" w:hint="eastAsia"/>
+        </w:rPr>
+        <w:t>그들은 해류, 해수 온도차로부터 에너지를 얻거나, 아틀란티스인들과 비슷하지만 물 환경에 맞게 조정된 형태의 수정 에너지를 사용할 수 있습니다. 그들의 기술은 무거운 기계 장치보다는, 생명 공학, 소리, 주파수, 그리고 자연 에너지 흐름을 제어하는 능력에 더 치중되어 있을 수 있습니다. 그들은 해양 생물이나 식물로부터 도구, 건축 자재, 심지어 이동 수단까지 "배양"해낼 수 있습니다.</w:t>
+      </w:r>
+    </w:p>
+    <w:p>
+      <w:pPr>
+        <w:pStyle w:val="NormalWeb"/>
+        <w:jc w:val="both"/>
+        <w:rPr>
+          <w:rFonts w:ascii="Yu Gothic" w:eastAsia="Yu Gothic" w:hAnsi="Yu Gothic" w:cs="Yu Gothic"/>
+        </w:rPr>
+      </w:pPr>
+      <w:r>
+        <w:rPr>
+          <w:rFonts w:ascii="Yu Gothic" w:eastAsia="Yu Gothic" w:hAnsi="Yu Gothic" w:cs="Yu Gothic" w:hint="eastAsia"/>
+        </w:rPr>
+        <w:t>많은 인어 종족은 섬세한 영적 능력, 텔레파시로 소통하는 능력, 에너지로 병을 고치는 능력, 혹은 해양 환경의 변화를 감지하고 예측하는 능력을 소유하고 있습니다. 그들은 다른 해양 생물들과 매우 밀접한 관계를 맺고 있으며, 그들과 소통하고 협력할 수 있습니다.</w:t>
+      </w:r>
+    </w:p>
+    <w:p>
+      <w:pPr>
+        <w:pStyle w:val="NormalWeb"/>
+        <w:jc w:val="both"/>
+        <w:rPr>
+          <w:rFonts w:ascii="Yu Gothic" w:eastAsia="Yu Gothic" w:hAnsi="Yu Gothic" w:cs="Yu Gothic"/>
+        </w:rPr>
+      </w:pPr>
+      <w:r>
+        <w:rPr>
+          <w:rFonts w:ascii="Yu Gothic" w:eastAsia="Yu Gothic" w:hAnsi="Yu Gothic" w:cs="Yu Gothic" w:hint="eastAsia"/>
+        </w:rPr>
+        <w:t xml:space="preserve">역사적으로, 인어와 육지인이 교류하거나 심지어 협력했던 시기도 있었습니다. 하지만 갈등이나 오해가 있었던 시기도 있었습니다. 대체로, 인어들은 육지 세계의 소란과 변동을 멀리하려는 경향이 있으며, 특히 인간의 </w:t>
+      </w:r>
+      <w:r>
+        <w:rPr>
+          <w:rFonts w:ascii="Yu Gothic" w:eastAsia="Yu Gothic" w:hAnsi="Yu Gothic" w:cs="Yu Gothic" w:hint="eastAsia"/>
+        </w:rPr>
+        <w:lastRenderedPageBreak/>
+        <w:t>도덕적 타락이나 환경 파괴 행위를 인지했을 때 더욱 그렇습니다. 그들은 대양의 평화와 아름다움을 소중히 여깁니다.</w:t>
+      </w:r>
+    </w:p>
+    <w:p>
+      <w:pPr>
+        <w:pStyle w:val="NormalWeb"/>
+        <w:jc w:val="both"/>
+        <w:rPr>
+          <w:rFonts w:ascii="Yu Gothic" w:eastAsia="Yu Gothic" w:hAnsi="Yu Gothic" w:cs="Yu Gothic"/>
+        </w:rPr>
+      </w:pPr>
+      <w:r>
+        <w:rPr>
+          <w:rFonts w:ascii="Yu Gothic" w:eastAsia="Yu Gothic" w:hAnsi="Yu Gothic" w:cs="Yu Gothic" w:hint="eastAsia"/>
+        </w:rPr>
+        <w:t>다른 문명들과 마찬가지로, 인어 역시 성주괴멸의 주기를 겪습니다. 한때 매우 번성했다가 쇠퇴한 인어 문명들도 있었습니다. 인어 역시, 육지의 인간과 마찬가지로 영혼이 있으며 윤회를 겪습니다.</w:t>
+      </w:r>
+    </w:p>
+    <w:p>
+      <w:pPr>
+        <w:pStyle w:val="NormalWeb"/>
+        <w:jc w:val="both"/>
+        <w:rPr>
+          <w:rFonts w:ascii="Yu Gothic" w:eastAsia="Yu Gothic" w:hAnsi="Yu Gothic" w:cs="Yu Gothic"/>
+        </w:rPr>
+      </w:pPr>
+      <w:r>
+        <w:rPr>
+          <w:rFonts w:ascii="Yu Gothic" w:eastAsia="Yu Gothic" w:hAnsi="Yu Gothic" w:cs="Yu Gothic" w:hint="eastAsia"/>
+        </w:rPr>
+        <w:t>저는 감동적인 이야기들, 예를 들어 "인어의 서원" 같은 것을 '봅니다'. 이는 여러 생에 걸친 깊은 서원을 품은 한 인어에 대한 이야기로, 육지 세계의 무언가를 찾거나 누군가를 기다리는 것과 관련이 있으며, 그 서원이 이루어질 때까지 그들의 영혼은 계속해서 인어의 모습으로 윤회합니다.</w:t>
+      </w:r>
+    </w:p>
+    <w:p>
+      <w:pPr>
+        <w:pStyle w:val="NormalWeb"/>
+        <w:jc w:val="both"/>
+        <w:rPr>
+          <w:rFonts w:ascii="Yu Gothic" w:eastAsia="Yu Gothic" w:hAnsi="Yu Gothic" w:cs="Yu Gothic"/>
+        </w:rPr>
+      </w:pPr>
+      <w:r>
+        <w:rPr>
+          <w:rFonts w:ascii="Yu Gothic" w:eastAsia="Yu Gothic" w:hAnsi="Yu Gothic" w:cs="Yu Gothic" w:hint="eastAsia"/>
+        </w:rPr>
+        <w:t>많은 분들이 놀라실 수도 있지만, 제가 아는 바로는, 현대에도 여전히 우리 인간이 아직 다 탐험하지 못한 깊은 바다, 외딴 지역에 숨어 사는 인어 공동체들이 있습니다. 그들의 수는 예전만큼 많지 않을 수 있으며, 아마도 전 세계에 약 1만 명 정도만 남아 있을 것입니다. 그들은 우리 현대 문명과의 접촉을 피하는 데 매우 신중합니다. 왜냐하면 그들은 그 위험성과 삶의 가치관에 대한 너무나 큰 차이를 인식하고 있기 때문입니다.</w:t>
+      </w:r>
+    </w:p>
+    <w:p>
+      <w:pPr>
+        <w:pStyle w:val="NormalWeb"/>
+        <w:jc w:val="both"/>
+        <w:rPr>
+          <w:rFonts w:ascii="Yu Gothic" w:eastAsia="Yu Gothic" w:hAnsi="Yu Gothic" w:cs="Yu Gothic"/>
+        </w:rPr>
+      </w:pPr>
+      <w:r>
+        <w:rPr>
+          <w:rFonts w:ascii="Yu Gothic" w:eastAsia="Yu Gothic" w:hAnsi="Yu Gothic" w:cs="Yu Gothic" w:hint="eastAsia"/>
+        </w:rPr>
+        <w:lastRenderedPageBreak/>
+        <w:t>대양 아래의 세계는, 잭 씨, 우리가 이제 겨우 아주 작은 부분에 닿았을 뿐인 무수한 비밀과 경이로운 생명 형태들을 품고 있습니다. 인어는 그 다양하고 풍부한 그림의 일부입니다.</w:t>
+      </w:r>
+    </w:p>
+    <w:p>
+      <w:pPr>
+        <w:pStyle w:val="NormalWeb"/>
+        <w:jc w:val="both"/>
+        <w:rPr>
+          <w:rFonts w:ascii="Yu Gothic" w:eastAsia="Yu Gothic" w:hAnsi="Yu Gothic" w:cs="Yu Gothic"/>
+        </w:rPr>
+      </w:pPr>
+      <w:r>
+        <w:rPr>
+          <w:rFonts w:ascii="Yu Gothic" w:eastAsia="Yu Gothic" w:hAnsi="Yu Gothic" w:cs="Yu Gothic" w:hint="eastAsia"/>
+        </w:rPr>
+        <w:t>[ 모한은 깊은 눈빛으로 잭을 바라보았다. ]</w:t>
+      </w:r>
+    </w:p>
+    <w:p>
+      <w:pPr>
+        <w:pStyle w:val="NormalWeb"/>
+        <w:jc w:val="both"/>
+        <w:rPr>
+          <w:rFonts w:ascii="Yu Gothic" w:eastAsia="Yu Gothic" w:hAnsi="Yu Gothic" w:cs="Yu Gothic"/>
+        </w:rPr>
+      </w:pPr>
+      <w:r>
+        <w:rPr>
+          <w:rFonts w:ascii="Yu Gothic" w:eastAsia="Yu Gothic" w:hAnsi="Yu Gothic" w:cs="Yu Gothic" w:hint="eastAsia"/>
+        </w:rPr>
+        <w:t>보시다시피, 인간의 상상력은 때로 완전히 새로운 창조가 아니라, 회상이며, 과거에 존재했고 일어났던 것들에 대한 인류의 집단 잠재의식 속에 남은 모호한 기억의 조각들, 이미지들입니다. 동화, 신화들을 만약 우리가 다른 관점에서 바라본다면, 그것들은 바로 우리에게 이 지구 생명의 다양하고 경이로운 역사의 일부 진실을 엿볼 수 있게 해주는 열린 문이 될 수 있습니다.</w:t>
+      </w:r>
+    </w:p>
+    <w:p>
+      <w:pPr>
+        <w:pStyle w:val="NormalWeb"/>
+        <w:jc w:val="both"/>
+        <w:rPr>
+          <w:rFonts w:ascii="Yu Gothic" w:eastAsia="Yu Gothic" w:hAnsi="Yu Gothic" w:cs="Yu Gothic"/>
+        </w:rPr>
+      </w:pPr>
+      <w:r>
+        <w:rPr>
+          <w:rFonts w:ascii="Yu Gothic" w:eastAsia="Yu Gothic" w:hAnsi="Yu Gothic" w:cs="Yu Gothic" w:hint="eastAsia"/>
+        </w:rPr>
+        <w:t>창조주께서는 그 무한한 창조 속에서 온갖 형태의 생명들을 만드셨고, 우리의 역사는 우리가 보통 생각하는 것보다 훨씬 더 풍부합니다.</w:t>
       </w:r>
     </w:p>
     <w:p>
@@ -3656,16 +4292,6 @@
     </w:p>
     <w:p>
       <w:pPr>
-        <w:jc w:val="both"/>
-        <w:rPr>
-          <w:rFonts w:ascii="Yu Gothic" w:eastAsia="Yu Gothic" w:hAnsi="Yu Gothic" w:cs="Yu Gothic"/>
-          <w:sz w:val="24"/>
-          <w:szCs w:val="24"/>
-        </w:rPr>
-      </w:pPr>
-    </w:p>
-    <w:p>
-      <w:pPr>
         <w:pStyle w:val="NormalWeb"/>
         <w:jc w:val="both"/>
         <w:rPr>
@@ -3693,7 +4319,14 @@
         <w:rPr>
           <w:rFonts w:ascii="Yu Gothic" w:eastAsia="Yu Gothic" w:hAnsi="Yu Gothic" w:cs="Yu Gothic" w:hint="eastAsia"/>
         </w:rPr>
-        <w:t>방금 거인, 소인, 그리고 바닷속 인어까지 말씀하셨는데… 그렇다면, 이것은 단순히 동화 속 상상력의 산물이 아닐 수도 있겠군요…</w:t>
+        <w:t xml:space="preserve">선생님께서 방금 말씀해주신 인종들은 정말 놀랍습니다. 그렇다면 지나간 문명들 가운데, 선생님께서 특별히 더 </w:t>
+      </w:r>
+      <w:r>
+        <w:rPr>
+          <w:rFonts w:ascii="Yu Gothic" w:eastAsia="Yu Gothic" w:hAnsi="Yu Gothic" w:cs="Yu Gothic" w:hint="eastAsia"/>
+        </w:rPr>
+        <w:lastRenderedPageBreak/>
+        <w:t>공유하고 싶으신, 유달리 찬란했거나 깊은 교훈을 남긴 문명이 있습니까?</w:t>
       </w:r>
     </w:p>
     <w:p>
@@ -3725,7 +4358,45 @@
         <w:rPr>
           <w:rFonts w:ascii="Yu Gothic" w:eastAsia="Yu Gothic" w:hAnsi="Yu Gothic" w:cs="Yu Gothic" w:hint="eastAsia"/>
         </w:rPr>
-        <w:t>(모한은 주의 깊게 듣고는, 깊은 이해심을 담아 조용히 고개를 끄덕였다. 그의 눈빛은 시간의 장막을 꿰뚫어 보는 듯했다.)</w:t>
+        <w:t>(모한 선생님은 조용히 고개를 끄덕였다. 그의 눈빛에는 잠시 가벼운 놀라움이 스쳤다가, 이내 마치 기억의 "폴더"들을 재정리하는 것이 익숙한 일인 듯 깊은 사색의 표정으로 돌아왔다.)</w:t>
+      </w:r>
+    </w:p>
+    <w:p>
+      <w:pPr>
+        <w:pStyle w:val="NormalWeb"/>
+        <w:jc w:val="both"/>
+        <w:rPr>
+          <w:rFonts w:ascii="Yu Gothic" w:eastAsia="Yu Gothic" w:hAnsi="Yu Gothic" w:cs="Yu Gothic"/>
+        </w:rPr>
+      </w:pPr>
+      <w:r>
+        <w:rPr>
+          <w:rFonts w:ascii="Yu Gothic" w:eastAsia="Yu Gothic" w:hAnsi="Yu Gothic" w:cs="Yu Gothic" w:hint="eastAsia"/>
+        </w:rPr>
+        <w:t>네. 기억의 흐름이 돌아올 때, 때로는 시간과 순서에 대한 세부 사항들을 아주 정확하게 다시 정리할 필요가 있습니다…</w:t>
+      </w:r>
+    </w:p>
+    <w:p>
+      <w:pPr>
+        <w:pStyle w:val="NormalWeb"/>
+        <w:jc w:val="both"/>
+        <w:rPr>
+          <w:rFonts w:ascii="Yu Gothic" w:eastAsia="Yu Gothic" w:hAnsi="Yu Gothic" w:cs="Yu Gothic"/>
+        </w:rPr>
+      </w:pPr>
+      <w:r>
+        <w:rPr>
+          <w:rFonts w:ascii="Yu Gothic" w:eastAsia="Yu Gothic" w:hAnsi="Yu Gothic" w:cs="Yu Gothic" w:hint="eastAsia"/>
+        </w:rPr>
+        <w:t>그 무수한 문명들 가운데, 제가 더 깊이 나누고 싶은 특별히 찬란했던 시기, 하나의 정점이 있었습니다. 그것은 제1 대주기의 마지막 단계에 속하는 황금시대(黃金時代)로, 위대한 창조물이 탄생했던 시기입니다...</w:t>
+      </w:r>
+      <w:bookmarkStart w:id="0" w:name="_GoBack"/>
+      <w:bookmarkEnd w:id="0"/>
+      <w:r>
+        <w:rPr>
+          <w:rFonts w:ascii="Yu Gothic" w:eastAsia="Yu Gothic" w:hAnsi="Yu Gothic" w:cs="Yu Gothic" w:hint="eastAsia"/>
+        </w:rPr>
+        <w:t>그것은 바로 첫 번째 대주기의 가장 눈부신 정점이자 마지막 장(章)이었으며, 인간이 진실로 신과 아주 가깝게 살았고, 사회가 물질적으로나 정신적으로나 찬란한 발전 수준에 도달했던 시대, 아마 오늘날 우리가 온전히 상상하기 어려운 조화의 시대였습니다.</w:t>
       </w:r>
     </w:p>
     <w:p>
@@ -3741,171 +4412,126 @@
           <w:rFonts w:ascii="Yu Gothic" w:eastAsia="Yu Gothic" w:hAnsi="Yu Gothic" w:cs="Yu Gothic" w:hint="eastAsia"/>
         </w:rPr>
         <w:lastRenderedPageBreak/>
-        <w:t>네, 잭 씨. 우리가 어릴 때, 우리는 종종 거인, 소인, 혹은 바다 밑에 사는 아름다운 인어공주에 대한 동화들을 듣곤 합니다. 자라면서, 우리 중 많은 사람은 그것이 단지 옛사람들의 풍부한 상상력의 산물, 즉 오락이나 도덕적 교훈을 위해 꾸며낸 이야기일 뿐이라고 여기는 경향이 있습니다.</w:t>
-      </w:r>
-    </w:p>
-    <w:p>
-      <w:pPr>
-        <w:pStyle w:val="NormalWeb"/>
-        <w:jc w:val="both"/>
-        <w:rPr>
-          <w:rFonts w:ascii="Yu Gothic" w:eastAsia="Yu Gothic" w:hAnsi="Yu Gothic" w:cs="Yu Gothic"/>
-        </w:rPr>
-      </w:pPr>
-      <w:r>
-        <w:rPr>
-          <w:rFonts w:ascii="Yu Gothic" w:eastAsia="Yu Gothic" w:hAnsi="Yu Gothic" w:cs="Yu Gothic" w:hint="eastAsia"/>
-        </w:rPr>
-        <w:t>하지만 제가 '보고' '계시'받은 바에 따르면, 진실은 꼭 그렇지만은 않습니다. 동화 속에만 있을 법한 그 수많은 이미지와 인물들은, 실은 이 지구의 지나간 문명 주기들로부터 비롯된 실제적인 기원을 가지고 있습니다.</w:t>
-      </w:r>
-    </w:p>
-    <w:p>
-      <w:pPr>
-        <w:pStyle w:val="NormalWeb"/>
-        <w:jc w:val="both"/>
-        <w:rPr>
-          <w:rFonts w:ascii="Yu Gothic" w:eastAsia="Yu Gothic" w:hAnsi="Yu Gothic" w:cs="Yu Gothic"/>
-        </w:rPr>
-      </w:pPr>
-      <w:r>
-        <w:rPr>
-          <w:rFonts w:ascii="Yu Gothic" w:eastAsia="Yu Gothic" w:hAnsi="Yu Gothic" w:cs="Yu Gothic" w:hint="eastAsia"/>
-        </w:rPr>
-        <w:t>[ 모한의 목소리는 여전히 평온했지만, 더 단호해졌다. ]</w:t>
-      </w:r>
-    </w:p>
-    <w:p>
-      <w:pPr>
-        <w:pStyle w:val="NormalWeb"/>
-        <w:jc w:val="both"/>
-        <w:rPr>
-          <w:rFonts w:ascii="Yu Gothic" w:eastAsia="Yu Gothic" w:hAnsi="Yu Gothic" w:cs="Yu Gothic"/>
-        </w:rPr>
-      </w:pPr>
-      <w:r>
-        <w:rPr>
-          <w:rFonts w:ascii="Yu Gothic" w:eastAsia="Yu Gothic" w:hAnsi="Yu Gothic" w:cs="Yu Gothic" w:hint="eastAsia"/>
-        </w:rPr>
-        <w:t>그 다양성에 대해 더 명확히 상상하실 수 있도록, 잭 씨, 이전 문명 주기들에 존재하며 깊은 족적을 남겼던 몇몇 특별한 인종들에 대해 몇 가지 개략적인 모습을 나누어 드리고자 합니다.</w:t>
-      </w:r>
-    </w:p>
-    <w:p>
-      <w:pPr>
-        <w:pStyle w:val="NormalWeb"/>
-        <w:jc w:val="both"/>
-        <w:rPr>
-          <w:rFonts w:ascii="Yu Gothic" w:eastAsia="Yu Gothic" w:hAnsi="Yu Gothic" w:cs="Yu Gothic"/>
-        </w:rPr>
-      </w:pPr>
-      <w:r>
-        <w:rPr>
-          <w:rFonts w:ascii="Yu Gothic" w:eastAsia="Yu Gothic" w:hAnsi="Yu Gothic" w:cs="Yu Gothic" w:hint="eastAsia"/>
-        </w:rPr>
-        <w:t>거인에 대하여:</w:t>
-      </w:r>
-    </w:p>
-    <w:p>
-      <w:pPr>
-        <w:pStyle w:val="NormalWeb"/>
-        <w:jc w:val="both"/>
-        <w:rPr>
-          <w:rFonts w:ascii="Yu Gothic" w:eastAsia="Yu Gothic" w:hAnsi="Yu Gothic" w:cs="Yu Gothic"/>
-        </w:rPr>
-      </w:pPr>
-      <w:r>
-        <w:rPr>
-          <w:rFonts w:ascii="Yu Gothic" w:eastAsia="Yu Gothic" w:hAnsi="Yu Gothic" w:cs="Yu Gothic" w:hint="eastAsia"/>
-        </w:rPr>
-        <w:t xml:space="preserve">그들은 기형적인 생물이나 단순한 신화가 아니었습니다. 지구 역사의 여러 단계, 특히 제1 대주기와 제2 대주기 초기 단계에서, 거인은 실제로 주도적인 인종이자 강력한 </w:t>
+        <w:t>[ 모한 선생님의 목소리가 마치 매우 신성한 것에 대해 이야기하는 듯 더 장엄해졌다. ]</w:t>
+      </w:r>
+    </w:p>
+    <w:p>
+      <w:pPr>
+        <w:pStyle w:val="NormalWeb"/>
+        <w:jc w:val="both"/>
+        <w:rPr>
+          <w:rFonts w:ascii="Yu Gothic" w:eastAsia="Yu Gothic" w:hAnsi="Yu Gothic" w:cs="Yu Gothic"/>
+        </w:rPr>
+      </w:pPr>
+      <w:r>
+        <w:rPr>
+          <w:rFonts w:ascii="Yu Gothic" w:eastAsia="Yu Gothic" w:hAnsi="Yu Gothic" w:cs="Yu Gothic" w:hint="eastAsia"/>
+        </w:rPr>
+        <w:t>그것은 창조주께서 무량한 자비심으로 우주의 따파(大法)를 처음으로 세상에 널리 전하신 시기였습니다. 이것은 일종의 시험, 즉 오늘날 우리 인류의 작은 일부가 목격하고 있는 공식적이고 보편적인 전파를 포함하여, 훗날 있을 전파를 위한 씨앗을 뿌리는 과정으로 볼 수 있습니다. 당시 사람들은 대부분 순박함을 간직하고 있었고 심성(心性) 수준이 매우 높았습니다. 그들이 따파를 받아들이는 방식 또한 매우 특별했습니다, 잭 씨. 경전이나 복잡한 해설을 통해서가 아니라, 주로 직접적인 감응, 즉 자기 내면으로부터의 깨우침을 통해서였습니다. 그들의 마음이 충분히 고요하고 순수해지면, 우주의 높은 법리(法理)들이 마치 자비와 지혜의 에너지 흐름처럼 그들의 의식 속으로 스며들어, 그들을 문득 깨닫게 했습니다. 그렇게 점화된 후, 어떤 사람들은 갑자기 별들의 언어를 이해하게 되었고, 어떤 사람들은 가장 미세한 입자의 구조를 보게 되었으며, 또 다른 공간의 생명들과 쉽게 소통할 수 있는 능력을 갖게 되었습니다.</w:t>
+      </w:r>
+    </w:p>
+    <w:p>
+      <w:pPr>
+        <w:pStyle w:val="NormalWeb"/>
+        <w:jc w:val="both"/>
+        <w:rPr>
+          <w:rFonts w:ascii="Yu Gothic" w:eastAsia="Yu Gothic" w:hAnsi="Yu Gothic" w:cs="Yu Gothic"/>
+        </w:rPr>
+      </w:pPr>
+      <w:r>
+        <w:rPr>
+          <w:rFonts w:ascii="Yu Gothic" w:eastAsia="Yu Gothic" w:hAnsi="Yu Gothic" w:cs="Yu Gothic" w:hint="eastAsia"/>
+        </w:rPr>
+        <w:t xml:space="preserve">당시 사회는, 잭 씨, 거의 이상적인 사회였습니다. 도덕이 모든 활동의 기반이었습니다. 사람들은 서로를 진실함, </w:t>
       </w:r>
       <w:r>
         <w:rPr>
           <w:rFonts w:ascii="Yu Gothic" w:eastAsia="Yu Gothic" w:hAnsi="Yu Gothic" w:cs="Yu Gothic" w:hint="eastAsia"/>
         </w:rPr>
         <w:lastRenderedPageBreak/>
-        <w:t>문명이었습니다. 그들의 체격은, 잭 씨, 각 종족과 시기에 따라 매우 다양할 수 있었지만, 보통 오늘날 우리 평균 키의 서너 배, 심지어 어떤 종족은 대여섯 배에 달했습니다.</w:t>
-      </w:r>
-    </w:p>
-    <w:p>
-      <w:pPr>
-        <w:pStyle w:val="NormalWeb"/>
-        <w:jc w:val="both"/>
-        <w:rPr>
-          <w:rFonts w:ascii="Yu Gothic" w:eastAsia="Yu Gothic" w:hAnsi="Yu Gothic" w:cs="Yu Gothic"/>
-        </w:rPr>
-      </w:pPr>
-      <w:r>
-        <w:rPr>
-          <w:rFonts w:ascii="Yu Gothic" w:eastAsia="Yu Gothic" w:hAnsi="Yu Gothic" w:cs="Yu Gothic" w:hint="eastAsia"/>
-        </w:rPr>
-        <w:t>그들의 문명 또한 매우 발전했지만, 다른 방향으로 발전했습니다. 그들은 거대한 건축물, 즉 오늘날 우리가 특별한 능력이나 기술 없이는 어떻게 옮기고 설치했는지 상상하기 어려운 거대한 돌덩이들로 지어진 도시들을 가지고 있었습니다. 오늘날 고고학자들이 화석으로 발견하는 거대한 공룡들, 그 생물들은, 거인들의 황금기에는 일부 종들이 단지 애완동물, 집에서 기르는 가축, 혹은 심지어 이동 수단, 즉 그들의 탈것에 불과했습니다. 잭 씨께서는 우리가 말을 타듯, 한 거인이 브론토사우루스나 티라노사우루스 렉스의 등에 올라탄 모습을 상상해 보실 수 있을 겁니다.</w:t>
-      </w:r>
-    </w:p>
-    <w:p>
-      <w:pPr>
-        <w:pStyle w:val="NormalWeb"/>
-        <w:jc w:val="both"/>
-        <w:rPr>
-          <w:rFonts w:ascii="Yu Gothic" w:eastAsia="Yu Gothic" w:hAnsi="Yu Gothic" w:cs="Yu Gothic"/>
-        </w:rPr>
-      </w:pPr>
-      <w:r>
-        <w:rPr>
-          <w:rFonts w:ascii="Yu Gothic" w:eastAsia="Yu Gothic" w:hAnsi="Yu Gothic" w:cs="Yu Gothic" w:hint="eastAsia"/>
-        </w:rPr>
-        <w:t xml:space="preserve">그들은 우리처럼 복잡한 기계를 통하지 않고도, 자연의 법칙, 지구와 우주의 에너지에 대한 깊은 이해를 가지고 있었습니다. 그들의 비범한 신체적 힘에는 매우 긴 수명도 동반되었는데, 도덕이 아직 순박했던 시기에는 수백, 심지어 수천 년에 달할 수도 있었습니다. 하지만 다른 문명들과 마찬가지로, 오만, 자만, 그리고 도덕적 쇠퇴가 </w:t>
+        <w:t>선량함, 그리고 인내심으로 대했습니다. 오늘날 우리가 보는 것과 같은 속임수나 쟁탈, 심한 질투가 없었습니다. '신이 사람과 동행한다'는 것은 은유가 아니었습니다. 신들, 혹은 매우 높은 경지에 도달한 수련인들이 늘 나타나 사람들을 가르쳤습니다. 저는 장엄한 사원이 아니라, 아마도 숲 속이나 시냇가에서, 사람들이 앉아 자비와 지혜의 가르침을 듣고, 직접 질문하며 자신의 깨달음을 나누는 법회(法會)들을 '봅니다'. 당시 신과 인간 사이의 소통은 매우 자연스럽고 가까웠습니다.</w:t>
+      </w:r>
+    </w:p>
+    <w:p>
+      <w:pPr>
+        <w:pStyle w:val="NormalWeb"/>
+        <w:jc w:val="both"/>
+        <w:rPr>
+          <w:rFonts w:ascii="Yu Gothic" w:eastAsia="Yu Gothic" w:hAnsi="Yu Gothic" w:cs="Yu Gothic"/>
+        </w:rPr>
+      </w:pPr>
+      <w:r>
+        <w:rPr>
+          <w:rFonts w:ascii="Yu Gothic" w:eastAsia="Yu Gothic" w:hAnsi="Yu Gothic" w:cs="Yu Gothic" w:hint="eastAsia"/>
+        </w:rPr>
+        <w:t>특별한 점은 과학과 정신세계가 결코 분리되지 않고 하나로 융합되어 있었다는 것입니다. 가장 위대한 과학자들은 동시에 정신 수련 수준이 매우 높은 사람들이었습니다. 그들은 외부 물질세계만 연구한 것이 아니라, 자기 존재의 내부로부터 우주와 생명의 비밀을 탐구했습니다.</w:t>
+      </w:r>
+    </w:p>
+    <w:p>
+      <w:pPr>
+        <w:pStyle w:val="NormalWeb"/>
+        <w:jc w:val="both"/>
+        <w:rPr>
+          <w:rFonts w:ascii="Yu Gothic" w:eastAsia="Yu Gothic" w:hAnsi="Yu Gothic" w:cs="Yu Gothic"/>
+        </w:rPr>
+      </w:pPr>
+      <w:r>
+        <w:rPr>
+          <w:rFonts w:ascii="Yu Gothic" w:eastAsia="Yu Gothic" w:hAnsi="Yu Gothic" w:cs="Yu Gothic" w:hint="eastAsia"/>
+        </w:rPr>
+        <w:t xml:space="preserve">덕분에 당시 사람들은 비범한 능력을 소유했는데, 이는 복잡한 외부 기계를 통해서가 아니라, 주로 따파에 따라 심성을 수련함으로써 얻게 된 지혜의 개방과 특이공능의 결과였습니다. 그들은 염력으로 거대한 물체를 옮길 수 있었고, 자비심의 에너지로 질병을 치유할 수 있었으며, </w:t>
       </w:r>
       <w:r>
         <w:rPr>
           <w:rFonts w:ascii="Yu Gothic" w:eastAsia="Yu Gothic" w:hAnsi="Yu Gothic" w:cs="Yu Gothic" w:hint="eastAsia"/>
         </w:rPr>
         <w:lastRenderedPageBreak/>
-        <w:t>나타나자, 그들 역시 성주괴멸(成住壞滅)의 법칙을 피할 수 없었습니다. 오늘날 그들의 흔적은 일부 지역에서 드물게 발견되는 거대한 유골이나, 과학이 아직 완전히 설명하지 못하는 신비로운 거석 구조물의 형태로 남아있을 수 있습니다.</w:t>
-      </w:r>
-    </w:p>
-    <w:p>
-      <w:pPr>
-        <w:pStyle w:val="NormalWeb"/>
-        <w:jc w:val="both"/>
-        <w:rPr>
-          <w:rFonts w:ascii="Yu Gothic" w:eastAsia="Yu Gothic" w:hAnsi="Yu Gothic" w:cs="Yu Gothic"/>
-        </w:rPr>
-      </w:pPr>
-      <w:r>
-        <w:rPr>
-          <w:rFonts w:ascii="Yu Gothic" w:eastAsia="Yu Gothic" w:hAnsi="Yu Gothic" w:cs="Yu Gothic" w:hint="eastAsia"/>
-        </w:rPr>
-        <w:t>소인에 대하여:</w:t>
-      </w:r>
-    </w:p>
-    <w:p>
-      <w:pPr>
-        <w:pStyle w:val="NormalWeb"/>
-        <w:jc w:val="both"/>
-        <w:rPr>
-          <w:rFonts w:ascii="Yu Gothic" w:eastAsia="Yu Gothic" w:hAnsi="Yu Gothic" w:cs="Yu Gothic"/>
-        </w:rPr>
-      </w:pPr>
-      <w:r>
-        <w:rPr>
-          <w:rFonts w:ascii="Yu Gothic" w:eastAsia="Yu Gothic" w:hAnsi="Yu Gothic" w:cs="Yu Gothic" w:hint="eastAsia"/>
-        </w:rPr>
-        <w:t>거인과 마찬가지로, 소인 역시 동화 속 상상력의 산물만은 아니었습니다. 그들은 실제로 존재했던 한 인종으로, 거인이나 우리와 같은 크기의 다른 인종들과 공존하거나 다른 문명 주기에 존재했습니다. 그들의 크기 또한 다양해서, 어떤 종족은 키가 수십 센티미터에 불과했고, 어떤 종족은 어린아이만 했습니다.</w:t>
-      </w:r>
-    </w:p>
-    <w:p>
-      <w:pPr>
-        <w:pStyle w:val="NormalWeb"/>
-        <w:jc w:val="both"/>
-        <w:rPr>
-          <w:rFonts w:ascii="Yu Gothic" w:eastAsia="Yu Gothic" w:hAnsi="Yu Gothic" w:cs="Yu Gothic"/>
-        </w:rPr>
-      </w:pPr>
-      <w:r>
-        <w:rPr>
-          <w:rFonts w:ascii="Yu Gothic" w:eastAsia="Yu Gothic" w:hAnsi="Yu Gothic" w:cs="Yu Gothic" w:hint="eastAsia"/>
-        </w:rPr>
-        <w:t>그들은 보통 우리보다 큰 인간들이 접근하기 어렵거나 눈치채지 못하는 깊은 숲, 깊은 동굴, 혹은 외딴 계곡 등지에서 자연과 조화를 이루며 숨어 살았습니다. 그들은 자신들의 환경에서 생존하고 발전하기 위한 특별한 기술을 가진, 그들만의 세계와 삶의 방식을 가지고 있었습니다. 그들은 동식물과 소통하는 능력이 있었을 수 있고, 각종 약초에 대한 지식을 가졌으며, 우리가 잃어버린 섬세한 정신적 능력을 소유하고 있었습니다.</w:t>
+        <w:t>수명 또한 매우 길었고, 신체는 늘 건강하고 에너지로 가득했습니다.</w:t>
+      </w:r>
+    </w:p>
+    <w:p>
+      <w:pPr>
+        <w:pStyle w:val="NormalWeb"/>
+        <w:jc w:val="both"/>
+        <w:rPr>
+          <w:rFonts w:ascii="Yu Gothic" w:eastAsia="Yu Gothic" w:hAnsi="Yu Gothic" w:cs="Yu Gothic"/>
+        </w:rPr>
+      </w:pPr>
+      <w:r>
+        <w:rPr>
+          <w:rFonts w:ascii="Yu Gothic" w:eastAsia="Yu Gothic" w:hAnsi="Yu Gothic" w:cs="Yu Gothic" w:hint="eastAsia"/>
+        </w:rPr>
+        <w:t>그들의 기술은, 만약 기술이라고 부를 수 있다면, 우리와는 완전히 다른 원리에 기반을 두고 있었습니다. 그것이 바로 '정신에 기반한 기술'이었습니다. 예를 들어, 내연 기관을 사용하는 대신, 그들은 공간에서 직접 얻는 에너지나 혹은 조종자의 강력한 정신 에너지 자체로 운행되는 활공기를 만들어 낼 수 있었습니다. 그들은 에너지를 저장하고 증폭하는 능력을 지닌 특별한 수정을 '재배'하여 조명, 통신, 심지어 보호막을 만드는 데 사용했습니다. 거대한 건축물을 짓는 데에도 무거운 기계 장비가 필요 없었고, 염력과 집단 에너지를 사용하여 재료의 형태를 만들고, 돌이 스스로 움직여 뜻대로 조립되게 할 수 있었습니다.</w:t>
+      </w:r>
+    </w:p>
+    <w:p>
+      <w:pPr>
+        <w:pStyle w:val="NormalWeb"/>
+        <w:jc w:val="both"/>
+        <w:rPr>
+          <w:rFonts w:ascii="Yu Gothic" w:eastAsia="Yu Gothic" w:hAnsi="Yu Gothic" w:cs="Yu Gothic"/>
+        </w:rPr>
+      </w:pPr>
+      <w:r>
+        <w:rPr>
+          <w:rFonts w:ascii="Yu Gothic" w:eastAsia="Yu Gothic" w:hAnsi="Yu Gothic" w:cs="Yu Gothic" w:hint="eastAsia"/>
+        </w:rPr>
+        <w:t>사람들이 법(法)에 순응하여 살고, 그들의 심성이 순수했을 때, 그들의 지혜는 무한히 열렸습니다. 그들은 다른 눈으로 세상을 보았고, 만사만물 사이의 연결을 통찰했으며, 자연 및 우주와 조화롭게 살았습니다.</w:t>
+      </w:r>
+    </w:p>
+    <w:p>
+      <w:pPr>
+        <w:pStyle w:val="NormalWeb"/>
+        <w:jc w:val="both"/>
+        <w:rPr>
+          <w:rFonts w:ascii="Yu Gothic" w:eastAsia="Yu Gothic" w:hAnsi="Yu Gothic" w:cs="Yu Gothic"/>
+        </w:rPr>
+      </w:pPr>
+      <w:r>
+        <w:rPr>
+          <w:rFonts w:ascii="Yu Gothic" w:eastAsia="Yu Gothic" w:hAnsi="Yu Gothic" w:cs="Yu Gothic" w:hint="eastAsia"/>
+        </w:rPr>
+        <w:t>[ 모한은 잠시 말을 멈추었고, 그의 눈에 슬픔이 스쳐 지나갔다. ]</w:t>
       </w:r>
     </w:p>
     <w:p>
@@ -3921,84 +4547,97 @@
           <w:rFonts w:ascii="Yu Gothic" w:eastAsia="Yu Gothic" w:hAnsi="Yu Gothic" w:cs="Yu Gothic" w:hint="eastAsia"/>
         </w:rPr>
         <w:lastRenderedPageBreak/>
-        <w:t>소인의 문명은 보통 거대한 물질적 구조물을 남기지 않고, 주로 정신생활의 발전과 자연과의 조화에 집중했습니다. 여러 민족의 신화에 나오는 "요정", "숲의 정령" 혹은 "난쟁이"에 대한 이야기들은, 아마도 이 인종에 대한 모호하게 남은 기억일 수 있습니다. 그리고 제가 한번 암시했듯이, 근래에도 세계의 일부 외진 지역에서 소인의 출현에 대한 보고나 이야기가, 비록 매우 드물고 검증하기는 어렵지만, 여전히 존재합니다.</w:t>
-      </w:r>
-    </w:p>
-    <w:p>
-      <w:pPr>
-        <w:pStyle w:val="NormalWeb"/>
-        <w:jc w:val="both"/>
-        <w:rPr>
-          <w:rFonts w:ascii="Yu Gothic" w:eastAsia="Yu Gothic" w:hAnsi="Yu Gothic" w:cs="Yu Gothic"/>
-        </w:rPr>
-      </w:pPr>
-      <w:r>
-        <w:rPr>
-          <w:rFonts w:ascii="Yu Gothic" w:eastAsia="Yu Gothic" w:hAnsi="Yu Gothic" w:cs="Yu Gothic" w:hint="eastAsia"/>
-        </w:rPr>
-        <w:t>"인어"나 물속에 사는 생명들에 대해서는, 이야기가 더 복잡합니다.</w:t>
-      </w:r>
-    </w:p>
-    <w:p>
-      <w:pPr>
-        <w:pStyle w:val="NormalWeb"/>
-        <w:jc w:val="both"/>
-        <w:rPr>
-          <w:rFonts w:ascii="Yu Gothic" w:eastAsia="Yu Gothic" w:hAnsi="Yu Gothic" w:cs="Yu Gothic"/>
-        </w:rPr>
-      </w:pPr>
-      <w:r>
-        <w:rPr>
-          <w:rFonts w:ascii="Yu Gothic" w:eastAsia="Yu Gothic" w:hAnsi="Yu Gothic" w:cs="Yu Gothic" w:hint="eastAsia"/>
-        </w:rPr>
-        <w:t>제가 '본' 바에 따르면, 그들은 실제로 지구의 대양 밑에서 여러 역사 주기에 걸쳐 독특한 문명을 존재시키고 발전시켜 온 한 인종, 또는 여러 다른 인종들이었습니다.</w:t>
-      </w:r>
-    </w:p>
-    <w:p>
-      <w:pPr>
-        <w:pStyle w:val="NormalWeb"/>
-        <w:jc w:val="both"/>
-        <w:rPr>
-          <w:rFonts w:ascii="Yu Gothic" w:eastAsia="Yu Gothic" w:hAnsi="Yu Gothic" w:cs="Yu Gothic"/>
-        </w:rPr>
-      </w:pPr>
-      <w:r>
-        <w:rPr>
-          <w:rFonts w:ascii="Yu Gothic" w:eastAsia="Yu Gothic" w:hAnsi="Yu Gothic" w:cs="Yu Gothic" w:hint="eastAsia"/>
-          <w:b/>
-          <w:bCs/>
-        </w:rPr>
-        <w:t>대양 아래 인어들의 신비로운 세계</w:t>
-      </w:r>
-    </w:p>
-    <w:p>
-      <w:pPr>
-        <w:pStyle w:val="NormalWeb"/>
-        <w:jc w:val="both"/>
-        <w:rPr>
-          <w:rFonts w:ascii="Yu Gothic" w:eastAsia="Yu Gothic" w:hAnsi="Yu Gothic" w:cs="Yu Gothic"/>
-        </w:rPr>
-      </w:pPr>
-      <w:r>
-        <w:rPr>
-          <w:rFonts w:ascii="Yu Gothic" w:eastAsia="Yu Gothic" w:hAnsi="Yu Gothic" w:cs="Yu Gothic" w:hint="eastAsia"/>
-        </w:rPr>
-        <w:t>인어 종족의 기원과 차이점:</w:t>
-      </w:r>
-    </w:p>
-    <w:p>
-      <w:pPr>
-        <w:pStyle w:val="NormalWeb"/>
-        <w:jc w:val="both"/>
-        <w:rPr>
-          <w:rFonts w:ascii="Yu Gothic" w:eastAsia="Yu Gothic" w:hAnsi="Yu Gothic" w:cs="Yu Gothic"/>
-        </w:rPr>
-      </w:pPr>
-      <w:r>
-        <w:rPr>
-          <w:rFonts w:ascii="Yu Gothic" w:eastAsia="Yu Gothic" w:hAnsi="Yu Gothic" w:cs="Yu Gothic" w:hint="eastAsia"/>
-        </w:rPr>
-        <w:t>인어의 존재는 단일 현상이 아니라, 각기 다른 시기에 나타나고 각기 다른 기원을 가질 수 있는 여러 종류가 있습니다.</w:t>
+        <w:t>그것은 실로 찬란한 시대, 아마도 제2 대주기의 후대 문명들 중에서는 거의 따라올 수 없는 정점이었습니다. 하지만 바로 너무나 찬란했기 때문에, 시간이 흐르면서 일부 사람들이 점차 자만하게 되고, 최초의 가르침에서 멀어지며, 자신의 능력을 사적인 목적에 남용하기 시작했습니다… 그리고 성주괴멸(成住壞滅)의 법칙이 다시 한번 응험하여, 그 제1 대주기 전체의 종말로 이어졌습니다.</w:t>
+      </w:r>
+    </w:p>
+    <w:p>
+      <w:pPr>
+        <w:pStyle w:val="NormalWeb"/>
+        <w:jc w:val="both"/>
+        <w:rPr>
+          <w:rFonts w:ascii="Yu Gothic" w:eastAsia="Yu Gothic" w:hAnsi="Yu Gothic" w:cs="Yu Gothic"/>
+        </w:rPr>
+      </w:pPr>
+      <w:r>
+        <w:rPr>
+          <w:rFonts w:ascii="Yu Gothic" w:eastAsia="Yu Gothic" w:hAnsi="Yu Gothic" w:cs="Yu Gothic" w:hint="eastAsia"/>
+        </w:rPr>
+        <w:t>하지만 바로 그 찬란했던 황금시대, 그리고 제1 대주기의 마지막 단계에서, 신과 창조주의 인도 아래 당시 사람들은 위대한 걸작, 즉 오늘날까지도 여전히 존재하며 매일 밤 우리를 조용히 비춰주는 하나의 창조물을 만들어냈습니다. 그것이 바로 달입니다.</w:t>
+      </w:r>
+    </w:p>
+    <w:p>
+      <w:pPr>
+        <w:pStyle w:val="NormalWeb"/>
+        <w:jc w:val="both"/>
+        <w:rPr>
+          <w:rFonts w:ascii="Yu Gothic" w:eastAsia="Yu Gothic" w:hAnsi="Yu Gothic" w:cs="Yu Gothic"/>
+        </w:rPr>
+      </w:pPr>
+      <w:r>
+        <w:rPr>
+          <w:rFonts w:ascii="Yu Gothic" w:eastAsia="Yu Gothic" w:hAnsi="Yu Gothic" w:cs="Yu Gothic" w:hint="eastAsia"/>
+        </w:rPr>
+        <w:t>[ 모한은 마치 낮인데도 달을 볼 수 있다는 듯이 밖을 올려다보았다. ]</w:t>
+      </w:r>
+    </w:p>
+    <w:p>
+      <w:pPr>
+        <w:pStyle w:val="NormalWeb"/>
+        <w:jc w:val="both"/>
+        <w:rPr>
+          <w:rFonts w:ascii="Yu Gothic" w:eastAsia="Yu Gothic" w:hAnsi="Yu Gothic" w:cs="Yu Gothic"/>
+        </w:rPr>
+      </w:pPr>
+      <w:r>
+        <w:rPr>
+          <w:rFonts w:ascii="Yu Gothic" w:eastAsia="Yu Gothic" w:hAnsi="Yu Gothic" w:cs="Yu Gothic" w:hint="eastAsia"/>
+        </w:rPr>
+        <w:t>달의 탄생에 대한 이야기를 들어보시겠습니까, 잭 씨?</w:t>
+      </w:r>
+    </w:p>
+    <w:p>
+      <w:pPr>
+        <w:jc w:val="center"/>
+        <w:rPr>
+          <w:rFonts w:ascii="Yu Gothic" w:eastAsia="Yu Gothic" w:hAnsi="Yu Gothic" w:cs="Yu Gothic"/>
+          <w:sz w:val="24"/>
+          <w:szCs w:val="24"/>
+        </w:rPr>
+      </w:pPr>
+      <w:r>
+        <w:rPr>
+          <w:rFonts w:ascii="Yu Gothic" w:eastAsia="Yu Gothic" w:hAnsi="Yu Gothic" w:cs="Yu Gothic"/>
+          <w:sz w:val="24"/>
+          <w:szCs w:val="24"/>
+        </w:rPr>
+        <w:t>*  *  *</w:t>
+      </w:r>
+    </w:p>
+    <w:p>
+      <w:pPr>
+        <w:jc w:val="both"/>
+        <w:rPr>
+          <w:rFonts w:ascii="Yu Gothic" w:eastAsia="Yu Gothic" w:hAnsi="Yu Gothic" w:cs="Yu Gothic"/>
+          <w:sz w:val="24"/>
+          <w:szCs w:val="24"/>
+        </w:rPr>
+      </w:pPr>
+    </w:p>
+    <w:p>
+      <w:pPr>
+        <w:pStyle w:val="NormalWeb"/>
+        <w:jc w:val="both"/>
+        <w:rPr>
+          <w:rFonts w:ascii="Yu Gothic" w:eastAsia="Yu Gothic" w:hAnsi="Yu Gothic" w:cs="Yu Gothic"/>
+        </w:rPr>
+      </w:pPr>
+      <w:r>
+        <w:rPr>
+          <w:rFonts w:ascii="Yu Gothic" w:eastAsia="Yu Gothic" w:hAnsi="Yu Gothic" w:cs="Yu Gothic" w:hint="eastAsia"/>
+          <w:b/>
+          <w:bCs/>
+        </w:rPr>
+        <w:t>잭 보스:</w:t>
       </w:r>
     </w:p>
     <w:p>
@@ -4014,247 +4653,243 @@
           <w:rFonts w:ascii="Yu Gothic" w:eastAsia="Yu Gothic" w:hAnsi="Yu Gothic" w:cs="Yu Gothic" w:hint="eastAsia"/>
         </w:rPr>
         <w:lastRenderedPageBreak/>
-        <w:t>어떤 인어 종족은 지각 변동으로 육지가 바다에 잠기거나, 혹은 그들이 자발적으로 바다에서의 새로운 삶을 찾아 나선 결과, 육지의 일부 인류가 수천, 수만 년에 걸쳐 물 환경에 점진적으로 적응한 결과물입니다.</w:t>
-      </w:r>
-    </w:p>
-    <w:p>
-      <w:pPr>
-        <w:pStyle w:val="NormalWeb"/>
-        <w:jc w:val="both"/>
-        <w:rPr>
-          <w:rFonts w:ascii="Yu Gothic" w:eastAsia="Yu Gothic" w:hAnsi="Yu Gothic" w:cs="Yu Gothic"/>
-        </w:rPr>
-      </w:pPr>
-      <w:r>
-        <w:rPr>
-          <w:rFonts w:ascii="Yu Gothic" w:eastAsia="Yu Gothic" w:hAnsi="Yu Gothic" w:cs="Yu Gothic" w:hint="eastAsia"/>
-        </w:rPr>
-        <w:t>또한, 물속에서 문명을 살고 발전시키기에 적합한 신체적 특징과 능력을 처음부터 갖추도록 신에 의해 특별히 창조된 인어 종족도 있습니다. 그들에게는 대양의 생태 균형을 보호하거나, 어떤 고대 지식을 보존하는 것과 같은 고유의 사명이 주어졌습니다.</w:t>
-      </w:r>
-    </w:p>
-    <w:p>
-      <w:pPr>
-        <w:pStyle w:val="NormalWeb"/>
-        <w:jc w:val="both"/>
-        <w:rPr>
-          <w:rFonts w:ascii="Yu Gothic" w:eastAsia="Yu Gothic" w:hAnsi="Yu Gothic" w:cs="Yu Gothic"/>
-        </w:rPr>
-      </w:pPr>
-      <w:r>
-        <w:rPr>
-          <w:rFonts w:ascii="Yu Gothic" w:eastAsia="Yu Gothic" w:hAnsi="Yu Gothic" w:cs="Yu Gothic" w:hint="eastAsia"/>
-        </w:rPr>
-        <w:t>그들의 모습은 어떠한가?</w:t>
-      </w:r>
-    </w:p>
-    <w:p>
-      <w:pPr>
-        <w:pStyle w:val="NormalWeb"/>
-        <w:jc w:val="both"/>
-        <w:rPr>
-          <w:rFonts w:ascii="Yu Gothic" w:eastAsia="Yu Gothic" w:hAnsi="Yu Gothic" w:cs="Yu Gothic"/>
-        </w:rPr>
-      </w:pPr>
-      <w:r>
-        <w:rPr>
-          <w:rFonts w:ascii="Yu Gothic" w:eastAsia="Yu Gothic" w:hAnsi="Yu Gothic" w:cs="Yu Gothic" w:hint="eastAsia"/>
-        </w:rPr>
-        <w:t>그들의 모습 또한 매우 다양하며, 우리가 흔히 상상하는 반은 사람, 반은 비늘 덮인 꼬리를 가진 이미지에만 국한되지 않습니다.</w:t>
-      </w:r>
-    </w:p>
-    <w:p>
-      <w:pPr>
-        <w:pStyle w:val="NormalWeb"/>
-        <w:jc w:val="both"/>
-        <w:rPr>
-          <w:rFonts w:ascii="Yu Gothic" w:eastAsia="Yu Gothic" w:hAnsi="Yu Gothic" w:cs="Yu Gothic"/>
-        </w:rPr>
-      </w:pPr>
-      <w:r>
-        <w:rPr>
-          <w:rFonts w:ascii="Yu Gothic" w:eastAsia="Yu Gothic" w:hAnsi="Yu Gothic" w:cs="Yu Gothic" w:hint="eastAsia"/>
-        </w:rPr>
-        <w:t xml:space="preserve">가장 흔한 유형은, 전설 속 묘사와 가까운 것으로, 상반신은 인간과 같고—얼굴, 손, 그리고 보통 녹조류색, 바다색, 심지어 금속성 빛을 띠는 긴 머리카락을 가졌지만—허리 아래로는 강력하고 유연한 물고기 꼬리가 있으며, 여러 가지 색의 빛나는 비늘로 덮여 있습니다. 그들은 손가락과 (만약 있다면) 발가락 사이에 물갈퀴가 있거나, </w:t>
-      </w:r>
+        <w:t>오, 선생님 말씀은, 오늘날 우리가 보는 달이, 바로 그 찬란했던 문명 주기의 사람들이 만든 "산물"이라는 뜻입니까?</w:t>
+      </w:r>
+    </w:p>
+    <w:p>
+      <w:pPr>
+        <w:pStyle w:val="NormalWeb"/>
+        <w:jc w:val="both"/>
+        <w:rPr>
+          <w:rFonts w:ascii="Yu Gothic" w:eastAsia="Yu Gothic" w:hAnsi="Yu Gothic" w:cs="Yu Gothic"/>
+        </w:rPr>
+      </w:pPr>
+      <w:r>
+        <w:rPr>
+          <w:rFonts w:ascii="Yu Gothic" w:eastAsia="Yu Gothic" w:hAnsi="Yu Gothic" w:cs="Yu Gothic" w:hint="eastAsia"/>
+          <w:b/>
+          <w:bCs/>
+        </w:rPr>
+        <w:t>모한 선생님:</w:t>
+      </w:r>
+    </w:p>
+    <w:p>
+      <w:pPr>
+        <w:pStyle w:val="NormalWeb"/>
+        <w:jc w:val="both"/>
+        <w:rPr>
+          <w:rFonts w:ascii="Yu Gothic" w:eastAsia="Yu Gothic" w:hAnsi="Yu Gothic" w:cs="Yu Gothic"/>
+        </w:rPr>
+      </w:pPr>
+      <w:r>
+        <w:rPr>
+          <w:rFonts w:ascii="Yu Gothic" w:eastAsia="Yu Gothic" w:hAnsi="Yu Gothic" w:cs="Yu Gothic" w:hint="eastAsia"/>
+        </w:rPr>
+        <w:t>(모한은 조용히 고개를 끄덕였다. 그의 눈빛은 잭 보스를 의미심장하게 바라보며, 마치 믿기 어려운 일이지만 자신이 "본" 진실임을 확인시켜주는 듯했다.)</w:t>
+      </w:r>
+    </w:p>
+    <w:p>
+      <w:pPr>
+        <w:pStyle w:val="NormalWeb"/>
+        <w:jc w:val="both"/>
+        <w:rPr>
+          <w:rFonts w:ascii="Yu Gothic" w:eastAsia="Yu Gothic" w:hAnsi="Yu Gothic" w:cs="Yu Gothic"/>
+        </w:rPr>
+      </w:pPr>
+      <w:r>
+        <w:rPr>
+          <w:rFonts w:ascii="Yu Gothic" w:eastAsia="Yu Gothic" w:hAnsi="Yu Gothic" w:cs="Yu Gothic" w:hint="eastAsia"/>
+        </w:rPr>
+        <w:t>네, 잭 씨. 이 이야기는 많은 사람을 놀라게 하고, 심지어 회의적으로 만들 수도 있습니다. 왜냐하면 그것은 현대 과학이 우리에게 말해주는 천체의 기원과는 너무나 다르기 때문입니다. 하지만 제가 우주의 기억의 흐름 속에서 "목격한" 바에 따르면, 우리가 매일 밤 바라보는 달은, 전적으로 자연적이고 우연하게 형성된 천체가 아닙니다.</w:t>
+      </w:r>
+    </w:p>
+    <w:p>
+      <w:pPr>
+        <w:pStyle w:val="NormalWeb"/>
+        <w:jc w:val="both"/>
+        <w:rPr>
+          <w:rFonts w:ascii="Yu Gothic" w:eastAsia="Yu Gothic" w:hAnsi="Yu Gothic" w:cs="Yu Gothic"/>
+        </w:rPr>
+      </w:pPr>
+      <w:r>
+        <w:rPr>
+          <w:rFonts w:ascii="Yu Gothic" w:eastAsia="Yu Gothic" w:hAnsi="Yu Gothic" w:cs="Yu Gothic" w:hint="eastAsia"/>
+        </w:rPr>
+        <w:t>방금 말씀하신 그대로, 그것은 바로 그 황금시대의 사람들—지구 제1 대주기의 정점이자 마지막 단계였던 시기의 사람들이 만든 하나의 "산물", 위대한 걸작입니다.</w:t>
+      </w:r>
+    </w:p>
+    <w:p>
+      <w:pPr>
+        <w:pStyle w:val="NormalWeb"/>
+        <w:jc w:val="both"/>
+        <w:rPr>
+          <w:rFonts w:ascii="Yu Gothic" w:eastAsia="Yu Gothic" w:hAnsi="Yu Gothic" w:cs="Yu Gothic"/>
+        </w:rPr>
+      </w:pPr>
+      <w:r>
+        <w:rPr>
+          <w:rFonts w:ascii="Yu Gothic" w:eastAsia="Yu Gothic" w:hAnsi="Yu Gothic" w:cs="Yu Gothic" w:hint="eastAsia"/>
+        </w:rPr>
+        <w:t>[ 모한은 잭 보스가 이 정보를 받아들일 시간을 주기 위해 잠시 멈추었다. ]</w:t>
+      </w:r>
+    </w:p>
+    <w:p>
+      <w:pPr>
+        <w:pStyle w:val="NormalWeb"/>
+        <w:jc w:val="both"/>
+        <w:rPr>
+          <w:rFonts w:ascii="Yu Gothic" w:eastAsia="Yu Gothic" w:hAnsi="Yu Gothic" w:cs="Yu Gothic"/>
+        </w:rPr>
+      </w:pPr>
       <w:r>
         <w:rPr>
           <w:rFonts w:ascii="Yu Gothic" w:eastAsia="Yu Gothic" w:hAnsi="Yu Gothic" w:cs="Yu Gothic" w:hint="eastAsia"/>
         </w:rPr>
         <w:lastRenderedPageBreak/>
-        <w:t>목 양쪽 또는 귀 뒤에 아가미가 있어 물속에서 호흡할 수 있습니다.</w:t>
-      </w:r>
-    </w:p>
-    <w:p>
-      <w:pPr>
-        <w:pStyle w:val="NormalWeb"/>
-        <w:jc w:val="both"/>
-        <w:rPr>
-          <w:rFonts w:ascii="Yu Gothic" w:eastAsia="Yu Gothic" w:hAnsi="Yu Gothic" w:cs="Yu Gothic"/>
-        </w:rPr>
-      </w:pPr>
-      <w:r>
-        <w:rPr>
-          <w:rFonts w:ascii="Yu Gothic" w:eastAsia="Yu Gothic" w:hAnsi="Yu Gothic" w:cs="Yu Gothic" w:hint="eastAsia"/>
-        </w:rPr>
-        <w:t>다른 일부 종족은 인간과 더 비슷한 모습을 가졌을 수 있지만, 그들의 피부는 특별한 구조를 가져 미끄럽고 물과 직접 기체를 교환할 수 있는 능력이 있습니다. 그들은 뚜렷한 물고기 꼬리가 없는 대신, 수영할 때 다리가 큰 지느러미로 변하거나, 이동을 위해 특별한 보조 도구를 사용할 수 있습니다.</w:t>
-      </w:r>
-    </w:p>
-    <w:p>
-      <w:pPr>
-        <w:pStyle w:val="NormalWeb"/>
-        <w:jc w:val="both"/>
-        <w:rPr>
-          <w:rFonts w:ascii="Yu Gothic" w:eastAsia="Yu Gothic" w:hAnsi="Yu Gothic" w:cs="Yu Gothic"/>
-        </w:rPr>
-      </w:pPr>
-      <w:r>
-        <w:rPr>
-          <w:rFonts w:ascii="Yu Gothic" w:eastAsia="Yu Gothic" w:hAnsi="Yu Gothic" w:cs="Yu Gothic" w:hint="eastAsia"/>
-        </w:rPr>
-        <w:t>또한, 지능은 높지만 모습은 인간보다 해양 동물에 더 가까운 바다 생명체에 대한 기록도 있습니다. 예를 들어, 복잡한 소통 능력과 사회를 구축할 수 있는 돌고래나 고래 형태의 존재들입니다.</w:t>
-      </w:r>
-    </w:p>
-    <w:p>
-      <w:pPr>
-        <w:pStyle w:val="NormalWeb"/>
-        <w:jc w:val="both"/>
-        <w:rPr>
-          <w:rFonts w:ascii="Yu Gothic" w:eastAsia="Yu Gothic" w:hAnsi="Yu Gothic" w:cs="Yu Gothic"/>
-        </w:rPr>
-      </w:pPr>
-      <w:r>
-        <w:rPr>
-          <w:rFonts w:ascii="Yu Gothic" w:eastAsia="Yu Gothic" w:hAnsi="Yu Gothic" w:cs="Yu Gothic" w:hint="eastAsia"/>
-        </w:rPr>
-        <w:t>인어의 문명은 보통 육지 문명과 매우 다릅니다.</w:t>
-      </w:r>
-    </w:p>
-    <w:p>
-      <w:pPr>
-        <w:pStyle w:val="NormalWeb"/>
-        <w:jc w:val="both"/>
-        <w:rPr>
-          <w:rFonts w:ascii="Yu Gothic" w:eastAsia="Yu Gothic" w:hAnsi="Yu Gothic" w:cs="Yu Gothic"/>
-        </w:rPr>
-      </w:pPr>
-      <w:r>
-        <w:rPr>
-          <w:rFonts w:ascii="Yu Gothic" w:eastAsia="Yu Gothic" w:hAnsi="Yu Gothic" w:cs="Yu Gothic" w:hint="eastAsia"/>
-        </w:rPr>
-        <w:t>그들은 대양 밑바닥에 장엄한 도시를 건설하는데, 보통 산호, 발광석, 혹은 깊은 바다에서만 발견되는 특별한 종류의 광물 같은 자연 재료를 사용합니다. 이 도시들은 주변 환경과 조화롭게 설계될 수 있으며, 발광 생물이나 지열 에너지원으로부터 얻는 자연광을 사용합니다.</w:t>
-      </w:r>
-    </w:p>
-    <w:p>
-      <w:pPr>
-        <w:pStyle w:val="NormalWeb"/>
-        <w:jc w:val="both"/>
-        <w:rPr>
-          <w:rFonts w:ascii="Yu Gothic" w:eastAsia="Yu Gothic" w:hAnsi="Yu Gothic" w:cs="Yu Gothic"/>
-        </w:rPr>
-      </w:pPr>
+        <w:t>달과 같은 천체를 만드는 일은 물론 몇몇 개인이 할 수 있는 간단한 작업이 아닙니다. 그것은 한 문명 전체의 지혜, 능력, 그리고 믿음의 결합을 요구하는 위대한 공사였으며, 무엇보다도 중요한 것은, 그것이 신들의 인도와 가르침, 그리고 도움 아래 수행되었고, 창조주의 전반적인 안배 속에 있었다는 점입니다.</w:t>
+      </w:r>
+    </w:p>
+    <w:p>
+      <w:pPr>
+        <w:pStyle w:val="NormalWeb"/>
+        <w:jc w:val="both"/>
+        <w:rPr>
+          <w:rFonts w:ascii="Yu Gothic" w:eastAsia="Yu Gothic" w:hAnsi="Yu Gothic" w:cs="Yu Gothic"/>
+        </w:rPr>
+      </w:pPr>
+      <w:r>
+        <w:rPr>
+          <w:rFonts w:ascii="Yu Gothic" w:eastAsia="Yu Gothic" w:hAnsi="Yu Gothic" w:cs="Yu Gothic" w:hint="eastAsia"/>
+        </w:rPr>
+        <w:t>당시 사람들은, 제가 말씀드렸듯이, 정신세계를 기반으로 한 과학 기술에서 매우 높은 수준에 도달했습니다. 그들은 우주의 운행 법칙, 에너지, 그리고 미시적 및 거시적 차원의 물질에 대해 깊이 이해하고 있었습니다. 그들은 거대한 에너지원을 제어할 수 있었고, 오늘날 우리가 상상하기 어려운 규모로 물질에 영향을 미칠 수 있었습니다.</w:t>
+      </w:r>
+    </w:p>
+    <w:p>
+      <w:pPr>
+        <w:pStyle w:val="NormalWeb"/>
+        <w:jc w:val="both"/>
+        <w:rPr>
+          <w:rFonts w:ascii="Yu Gothic" w:eastAsia="Yu Gothic" w:hAnsi="Yu Gothic" w:cs="Yu Gothic"/>
+        </w:rPr>
+      </w:pPr>
+      <w:r>
+        <w:rPr>
+          <w:rFonts w:ascii="Yu Gothic" w:eastAsia="Yu Gothic" w:hAnsi="Yu Gothic" w:cs="Yu Gothic" w:hint="eastAsia"/>
+        </w:rPr>
+        <w:t>달을 만든 목적 또한 단순히 밤을 "밝히기" 위한 것이 아니었습니다. 그것은 지구의 생명과 균형에 있어 지극히 복잡하고 중요한 기능들을 가지고 있었습니다.</w:t>
+      </w:r>
+    </w:p>
+    <w:p>
+      <w:pPr>
+        <w:pStyle w:val="NormalWeb"/>
+        <w:jc w:val="both"/>
+        <w:rPr>
+          <w:rFonts w:ascii="Yu Gothic" w:eastAsia="Yu Gothic" w:hAnsi="Yu Gothic" w:cs="Yu Gothic"/>
+        </w:rPr>
+      </w:pPr>
+      <w:r>
+        <w:rPr>
+          <w:rFonts w:ascii="Yu Gothic" w:eastAsia="Yu Gothic" w:hAnsi="Yu Gothic" w:cs="Yu Gothic" w:hint="eastAsia"/>
+        </w:rPr>
+        <w:t>이해하기 쉽도록, 잭 씨, 제가 "본" 바에 따라 그것의 다양한 역할에 대해 조금 더 나누어 드리겠습니다.</w:t>
+      </w:r>
+    </w:p>
+    <w:p>
+      <w:pPr>
+        <w:pStyle w:val="NormalWeb"/>
+        <w:jc w:val="both"/>
+        <w:rPr>
+          <w:rFonts w:ascii="Yu Gothic" w:eastAsia="Yu Gothic" w:hAnsi="Yu Gothic" w:cs="Yu Gothic"/>
+        </w:rPr>
+      </w:pPr>
+      <w:r>
+        <w:rPr>
+          <w:rFonts w:ascii="Yu Gothic" w:eastAsia="Yu Gothic" w:hAnsi="Yu Gothic" w:cs="Yu Gothic" w:hint="eastAsia"/>
+        </w:rPr>
+        <w:t xml:space="preserve">첫째, 지구를 위한 생태 및 미세 에너지 조율. 오늘날 과학이 이미 알고 있는 조수간만을 일으키는 기능 외에도, </w:t>
+      </w:r>
       <w:r>
         <w:rPr>
           <w:rFonts w:ascii="Yu Gothic" w:eastAsia="Yu Gothic" w:hAnsi="Yu Gothic" w:cs="Yu Gothic" w:hint="eastAsia"/>
         </w:rPr>
         <w:lastRenderedPageBreak/>
-        <w:t>그들은 해류, 해수 온도차로부터 에너지를 얻거나, 아틀란티스인들과 비슷하지만 물 환경에 맞게 조정된 형태의 수정 에너지를 사용할 수 있습니다. 그들의 기술은 무거운 기계 장치보다는, 생명 공학, 소리, 주파수, 그리고 자연 에너지 흐름을 제어하는 능력에 더 치중되어 있을 수 있습니다. 그들은 해양 생물이나 식물로부터 도구, 건축 자재, 심지어 이동 수단까지 "배양"해낼 수 있습니다.</w:t>
-      </w:r>
-    </w:p>
-    <w:p>
-      <w:pPr>
-        <w:pStyle w:val="NormalWeb"/>
-        <w:jc w:val="both"/>
-        <w:rPr>
-          <w:rFonts w:ascii="Yu Gothic" w:eastAsia="Yu Gothic" w:hAnsi="Yu Gothic" w:cs="Yu Gothic"/>
-        </w:rPr>
-      </w:pPr>
-      <w:r>
-        <w:rPr>
-          <w:rFonts w:ascii="Yu Gothic" w:eastAsia="Yu Gothic" w:hAnsi="Yu Gothic" w:cs="Yu Gothic" w:hint="eastAsia"/>
-        </w:rPr>
-        <w:t>많은 인어 종족은 섬세한 영적 능력, 텔레파시로 소통하는 능력, 에너지로 병을 고치는 능력, 혹은 해양 환경의 변화를 감지하고 예측하는 능력을 소유하고 있습니다. 그들은 다른 해양 생물들과 매우 밀접한 관계를 맺고 있으며, 그들과 소통하고 협력할 수 있습니다.</w:t>
-      </w:r>
-    </w:p>
-    <w:p>
-      <w:pPr>
-        <w:pStyle w:val="NormalWeb"/>
-        <w:jc w:val="both"/>
-        <w:rPr>
-          <w:rFonts w:ascii="Yu Gothic" w:eastAsia="Yu Gothic" w:hAnsi="Yu Gothic" w:cs="Yu Gothic"/>
-        </w:rPr>
-      </w:pPr>
-      <w:r>
-        <w:rPr>
-          <w:rFonts w:ascii="Yu Gothic" w:eastAsia="Yu Gothic" w:hAnsi="Yu Gothic" w:cs="Yu Gothic" w:hint="eastAsia"/>
-        </w:rPr>
-        <w:t>역사적으로, 인어와 육지인이 교류하거나 심지어 협력했던 시기도 있었습니다. 하지만 갈등이나 오해가 있었던 시기도 있었습니다. 대체로, 인어들은 육지 세계의 소란과 변동을 멀리하려는 경향이 있으며, 특히 인간의 도덕적 타락이나 환경 파괴 행위를 인지했을 때 더욱 그렇습니다. 그들은 대양의 평화와 아름다움을 소중히 여깁니다.</w:t>
-      </w:r>
-    </w:p>
-    <w:p>
-      <w:pPr>
-        <w:pStyle w:val="NormalWeb"/>
-        <w:jc w:val="both"/>
-        <w:rPr>
-          <w:rFonts w:ascii="Yu Gothic" w:eastAsia="Yu Gothic" w:hAnsi="Yu Gothic" w:cs="Yu Gothic"/>
-        </w:rPr>
-      </w:pPr>
-      <w:r>
-        <w:rPr>
-          <w:rFonts w:ascii="Yu Gothic" w:eastAsia="Yu Gothic" w:hAnsi="Yu Gothic" w:cs="Yu Gothic" w:hint="eastAsia"/>
-        </w:rPr>
-        <w:t xml:space="preserve">다른 문명들과 마찬가지로, 인어 역시 성주괴멸의 주기를 겪습니다. 한때 매우 번성했다가 쇠퇴한 인어 문명들도 </w:t>
-      </w:r>
+        <w:t>달은 거대하고 정교한 조절 장치로서의 역할을 하여, 지구의 에너지 흐름의 균형을 맞추고, 기후와 날씨 패턴에 조화롭게 영향을 미치며, 심지어 무수한 생물 종의 생체 리듬에도 영향을 줍니다. 그것은 단지 태양 빛을 반사하는 것이 아니라, 미세한 우주 에너지를 수신, 변환 및 분배하여 행성의 생명을 양육하는 능력이 있습니다.</w:t>
+      </w:r>
+    </w:p>
+    <w:p>
+      <w:pPr>
+        <w:pStyle w:val="NormalWeb"/>
+        <w:jc w:val="both"/>
+        <w:rPr>
+          <w:rFonts w:ascii="Yu Gothic" w:eastAsia="Yu Gothic" w:hAnsi="Yu Gothic" w:cs="Yu Gothic"/>
+        </w:rPr>
+      </w:pPr>
+      <w:r>
+        <w:rPr>
+          <w:rFonts w:ascii="Yu Gothic" w:eastAsia="Yu Gothic" w:hAnsi="Yu Gothic" w:cs="Yu Gothic" w:hint="eastAsia"/>
+        </w:rPr>
+        <w:t>둘째, 우주 에너지 중계 및 정화 기지. 그것은 거대한 렌즈, 혹은 우주 변압기처럼 작동하여, 먼 별들로부터, 다른 공간 층으로부터 오는 에너지원을 끌어모은 다음, 그것을 "정화"하고, 주파수와 강도를 조절하여 지구 환경과 그 위의 생명들에게 적합하고 유용하게 만듭니다.</w:t>
+      </w:r>
+    </w:p>
+    <w:p>
+      <w:pPr>
+        <w:pStyle w:val="NormalWeb"/>
+        <w:jc w:val="both"/>
+        <w:rPr>
+          <w:rFonts w:ascii="Yu Gothic" w:eastAsia="Yu Gothic" w:hAnsi="Yu Gothic" w:cs="Yu Gothic"/>
+        </w:rPr>
+      </w:pPr>
+      <w:r>
+        <w:rPr>
+          <w:rFonts w:ascii="Yu Gothic" w:eastAsia="Yu Gothic" w:hAnsi="Yu Gothic" w:cs="Yu Gothic" w:hint="eastAsia"/>
+        </w:rPr>
+        <w:t>셋째, 필요시 스스로 움직일 수 있는 "우주선". 이것은 가장 기적적인 기능 중 하나입니다. 이 자가 이동 능력은 일반적인 탐사 여행을 위한 것이 아니라, 대재앙의 순간, 행성 규모의 훼멸적인 변고가 있을 때 지구 혹은 생명의 정수를 보호하기 위한 지극히 중요한 수단입니다. 그것의 운행은 우리가 아는 로켓 엔진이나 조잡한 기계적 수단에 의한 것이 아닙니다. 그것의 운행은 정신 에너지의 원리, 지혜로운 이들의 염력의 결합, 그리고 신의 인도 아래 우주 에너지 흐름을 제어하는 능력에 기반을 둡니다.</w:t>
+      </w:r>
+    </w:p>
+    <w:p>
+      <w:pPr>
+        <w:pStyle w:val="NormalWeb"/>
+        <w:jc w:val="both"/>
+        <w:rPr>
+          <w:rFonts w:ascii="Yu Gothic" w:eastAsia="Yu Gothic" w:hAnsi="Yu Gothic" w:cs="Yu Gothic"/>
+        </w:rPr>
+      </w:pPr>
       <w:r>
         <w:rPr>
           <w:rFonts w:ascii="Yu Gothic" w:eastAsia="Yu Gothic" w:hAnsi="Yu Gothic" w:cs="Yu Gothic" w:hint="eastAsia"/>
         </w:rPr>
         <w:lastRenderedPageBreak/>
-        <w:t>있었습니다. 인어 역시, 육지의 인간과 마찬가지로 영혼이 있으며 윤회를 겪습니다.</w:t>
-      </w:r>
-    </w:p>
-    <w:p>
-      <w:pPr>
-        <w:pStyle w:val="NormalWeb"/>
-        <w:jc w:val="both"/>
-        <w:rPr>
-          <w:rFonts w:ascii="Yu Gothic" w:eastAsia="Yu Gothic" w:hAnsi="Yu Gothic" w:cs="Yu Gothic"/>
-        </w:rPr>
-      </w:pPr>
-      <w:r>
-        <w:rPr>
-          <w:rFonts w:ascii="Yu Gothic" w:eastAsia="Yu Gothic" w:hAnsi="Yu Gothic" w:cs="Yu Gothic" w:hint="eastAsia"/>
-        </w:rPr>
-        <w:t>저는 감동적인 이야기들, 예를 들어 "인어의 서원" 같은 것을 '봅니다'. 이는 여러 생에 걸친 깊은 서원을 품은 한 인어에 대한 이야기로, 육지 세계의 무언가를 찾거나 누군가를 기다리는 것과 관련이 있으며, 그 서원이 이루어질 때까지 그들의 영혼은 계속해서 인어의 모습으로 윤회합니다.</w:t>
-      </w:r>
-    </w:p>
-    <w:p>
-      <w:pPr>
-        <w:pStyle w:val="NormalWeb"/>
-        <w:jc w:val="both"/>
-        <w:rPr>
-          <w:rFonts w:ascii="Yu Gothic" w:eastAsia="Yu Gothic" w:hAnsi="Yu Gothic" w:cs="Yu Gothic"/>
-        </w:rPr>
-      </w:pPr>
-      <w:r>
-        <w:rPr>
-          <w:rFonts w:ascii="Yu Gothic" w:eastAsia="Yu Gothic" w:hAnsi="Yu Gothic" w:cs="Yu Gothic" w:hint="eastAsia"/>
-        </w:rPr>
-        <w:t>많은 분들이 놀라실 수도 있지만, 제가 아는 바로는, 현대에도 여전히 우리 인간이 아직 다 탐험하지 못한 깊은 바다, 외딴 지역에 숨어 사는 인어 공동체들이 있습니다. 그들의 수는 예전만큼 많지 않을 수 있으며, 아마도 전 세계에 약 1만 명 정도만 남아 있을 것입니다. 그들은 우리 현대 문명과의 접촉을 피하는 데 매우 신중합니다. 왜냐하면 그들은 그 위험성과 삶의 가치관에 대한 너무나 큰 차이를 인식하고 있기 때문입니다.</w:t>
-      </w:r>
-    </w:p>
-    <w:p>
-      <w:pPr>
-        <w:pStyle w:val="NormalWeb"/>
-        <w:jc w:val="both"/>
-        <w:rPr>
-          <w:rFonts w:ascii="Yu Gothic" w:eastAsia="Yu Gothic" w:hAnsi="Yu Gothic" w:cs="Yu Gothic"/>
-        </w:rPr>
-      </w:pPr>
-      <w:r>
-        <w:rPr>
-          <w:rFonts w:ascii="Yu Gothic" w:eastAsia="Yu Gothic" w:hAnsi="Yu Gothic" w:cs="Yu Gothic" w:hint="eastAsia"/>
-        </w:rPr>
-        <w:t>대양 아래의 세계는, 잭 씨, 우리가 이제 겨우 아주 작은 부분에 닿았을 뿐인 무수한 비밀과 경이로운 생명 형태들을 품고 있습니다. 인어는 그 다양하고 풍부한 그림의 일부입니다.</w:t>
+        <w:t>넷째, 능동적인 방어 시스템, 즉 지구를 보호하는 방패. 달은 보호 에너지장을 생성하여, 지구와 충돌할 위험이 있는 운석이나 소행성의 궤도를 바꾸거나, 외부 공간으로부터 오는 부정적인 영향, 심지어는 불선(不善)한 세력으로부터 오는 영향까지도 무력화할 수 있는 능력이 있습니다.</w:t>
+      </w:r>
+    </w:p>
+    <w:p>
+      <w:pPr>
+        <w:pStyle w:val="NormalWeb"/>
+        <w:jc w:val="both"/>
+        <w:rPr>
+          <w:rFonts w:ascii="Yu Gothic" w:eastAsia="Yu Gothic" w:hAnsi="Yu Gothic" w:cs="Yu Gothic"/>
+        </w:rPr>
+      </w:pPr>
+      <w:r>
+        <w:rPr>
+          <w:rFonts w:ascii="Yu Gothic" w:eastAsia="Yu Gothic" w:hAnsi="Yu Gothic" w:cs="Yu Gothic" w:hint="eastAsia"/>
+        </w:rPr>
+        <w:t>그리고 잭 씨, 한 가지 더 특별하고 섬세한 점이 있습니다. 의도적인 설계와 달과 지구 생명 사이의 깊은 연결에 대한 명백한 증거인데, 그것은 바로 달의 주기와 인간의 중요한 일부 생체 리듬, 특히 여성의 월경 주기가 놀랍도록 동기화되어 있다는 것입니다.</w:t>
+      </w:r>
+    </w:p>
+    <w:p>
+      <w:pPr>
+        <w:pStyle w:val="NormalWeb"/>
+        <w:jc w:val="both"/>
+        <w:rPr>
+          <w:rFonts w:ascii="Yu Gothic" w:eastAsia="Yu Gothic" w:hAnsi="Yu Gothic" w:cs="Yu Gothic"/>
+        </w:rPr>
+      </w:pPr>
+      <w:r>
+        <w:rPr>
+          <w:rFonts w:ascii="Yu Gothic" w:eastAsia="Yu Gothic" w:hAnsi="Yu Gothic" w:cs="Yu Gothic" w:hint="eastAsia"/>
+        </w:rPr>
+        <w:t>이것은 우연의 일치가 아닙니다. 창조주와 신들께서 인간의 생활 환경을 창조하실 때의 원시 설계에서, 달의 주기는 창조와 종족 유지의 신성함과 밀접하게 연결된 여성 신체의 내재적 리듬과 섬세하게 조화를 이루도록 안배되었습니다. 그것은 소우주(인간)와 대우주 사이의, 지구에서 일어나는 일과 하늘에서 운행하는 것 사이의 연관성에 대한 깊은 이해를 반영합니다. 이것은 모든 요소가 서로를 돕고, 그 황금시대 인간의 생명과 조화로운 발전을 지원하는 전체적인 설계의 일부입니다.</w:t>
       </w:r>
     </w:p>
     <w:p>
@@ -4270,37 +4905,81 @@
           <w:rFonts w:ascii="Yu Gothic" w:eastAsia="Yu Gothic" w:hAnsi="Yu Gothic" w:cs="Yu Gothic" w:hint="eastAsia"/>
         </w:rPr>
         <w:lastRenderedPageBreak/>
-        <w:t>[ 모한은 깊은 눈빛으로 잭을 바라보았다. ]</w:t>
-      </w:r>
-    </w:p>
-    <w:p>
-      <w:pPr>
-        <w:pStyle w:val="NormalWeb"/>
-        <w:jc w:val="both"/>
-        <w:rPr>
-          <w:rFonts w:ascii="Yu Gothic" w:eastAsia="Yu Gothic" w:hAnsi="Yu Gothic" w:cs="Yu Gothic"/>
-        </w:rPr>
-      </w:pPr>
-      <w:r>
-        <w:rPr>
-          <w:rFonts w:ascii="Yu Gothic" w:eastAsia="Yu Gothic" w:hAnsi="Yu Gothic" w:cs="Yu Gothic" w:hint="eastAsia"/>
-        </w:rPr>
-        <w:t>보시다시피, 인간의 상상력은 때로 완전히 새로운 창조가 아니라, 회상이며, 과거에 존재했고 일어났던 것들에 대한 인류의 집단 잠재의식 속에 남은 모호한 기억의 조각들, 이미지들입니다. 동화, 신화들을 만약 우리가 다른 관점에서 바라본다면, 그것들은 바로 우리에게 이 지구 생명의 다양하고 경이로운 역사의 일부 진실을 엿볼 수 있게 해주는 열린 문이 될 수 있습니다.</w:t>
-      </w:r>
-    </w:p>
-    <w:p>
-      <w:pPr>
-        <w:pStyle w:val="NormalWeb"/>
-        <w:jc w:val="both"/>
-        <w:rPr>
-          <w:rFonts w:ascii="Yu Gothic" w:eastAsia="Yu Gothic" w:hAnsi="Yu Gothic" w:cs="Yu Gothic"/>
-        </w:rPr>
-      </w:pPr>
-      <w:r>
-        <w:rPr>
-          <w:rFonts w:ascii="Yu Gothic" w:eastAsia="Yu Gothic" w:hAnsi="Yu Gothic" w:cs="Yu Gothic" w:hint="eastAsia"/>
-        </w:rPr>
-        <w:t>창조주께서는 그 무한한 창조 속에서 온갖 형태의 생명들을 만드셨고, 우리의 역사는 우리가 보통 생각하는 것보다 훨씬 더 풍부합니다.</w:t>
+        <w:t>그러므로, 당신이 달을 올려다볼 때, 그것이 단지 공간에 떠다니는 무생물의 돌덩이가 아니라는 것을 기억하십시오. 그것은 한때 존재했던 찬란한 문명의 흔적이 짙게 배어 있는 유산이며, 우주 역사와 신의 인도 아래 이루어진 비범한 창조의 손길에 대한 말없는 증인입니다.</w:t>
+      </w:r>
+    </w:p>
+    <w:p>
+      <w:pPr>
+        <w:pStyle w:val="NormalWeb"/>
+        <w:jc w:val="both"/>
+        <w:rPr>
+          <w:rFonts w:ascii="Yu Gothic" w:eastAsia="Yu Gothic" w:hAnsi="Yu Gothic" w:cs="Yu Gothic"/>
+        </w:rPr>
+      </w:pPr>
+      <w:r>
+        <w:rPr>
+          <w:rFonts w:ascii="Yu Gothic" w:eastAsia="Yu Gothic" w:hAnsi="Yu Gothic" w:cs="Yu Gothic" w:hint="eastAsia"/>
+        </w:rPr>
+        <w:t>하지만 이 위대한 걸작의 역사는 그 찬란했던 순간에서 멈추지 않았습니다, 잭 씨. 그것은 또한 생존과 충성, 그리고 말없는 희생의 서사시이기도 합니다.</w:t>
+      </w:r>
+    </w:p>
+    <w:p>
+      <w:pPr>
+        <w:pStyle w:val="NormalWeb"/>
+        <w:jc w:val="both"/>
+        <w:rPr>
+          <w:rFonts w:ascii="Yu Gothic" w:eastAsia="Yu Gothic" w:hAnsi="Yu Gothic" w:cs="Yu Gothic"/>
+        </w:rPr>
+      </w:pPr>
+      <w:r>
+        <w:rPr>
+          <w:rFonts w:ascii="Yu Gothic" w:eastAsia="Yu Gothic" w:hAnsi="Yu Gothic" w:cs="Yu Gothic" w:hint="eastAsia"/>
+        </w:rPr>
+        <w:t>제1 대주기의 황금시대가 막을 내릴 무렵, 당시 지구상의 대부분 생명들의 도덕이 구제할 수 없을 정도로 타락했기 때문에, 신께서는 그 대주기 전체를 끝내기 위해 지극히 끔찍한 "대정화", 즉 전면적인 훼멸을 안배하셨습니다. 당시의 지구는, 제가 "본" 바로는, 매우 큰 규모의 붕괴를 겪어야만 했습니다. 마치 무수한 파편으로 "폭발"해 버리는 것처럼 상상할 수 있는데, 그 후 신들께서 위대한 신력(神力)과 무한한 자비로 우주의 기본 물질을 사용하여 완전히 재창조하여, 우리가 지금 살고 있는 제2 대주기의 새로운 지구를 건설하셨습니다.</w:t>
+      </w:r>
+    </w:p>
+    <w:p>
+      <w:pPr>
+        <w:pStyle w:val="NormalWeb"/>
+        <w:jc w:val="both"/>
+        <w:rPr>
+          <w:rFonts w:ascii="Yu Gothic" w:eastAsia="Yu Gothic" w:hAnsi="Yu Gothic" w:cs="Yu Gothic"/>
+        </w:rPr>
+      </w:pPr>
+      <w:r>
+        <w:rPr>
+          <w:rFonts w:ascii="Yu Gothic" w:eastAsia="Yu Gothic" w:hAnsi="Yu Gothic" w:cs="Yu Gothic" w:hint="eastAsia"/>
+        </w:rPr>
+        <w:t xml:space="preserve">그리고 그 종말의 상황 속에서, 달의 운명은 지극히 특별해졌습니다. 옛 지구가 완전히 멸망하기 전에, </w:t>
+      </w:r>
+      <w:r>
+        <w:rPr>
+          <w:rFonts w:ascii="Yu Gothic" w:eastAsia="Yu Gothic" w:hAnsi="Yu Gothic" w:cs="Yu Gothic" w:hint="eastAsia"/>
+        </w:rPr>
+        <w:lastRenderedPageBreak/>
+        <w:t>황금시대의 가장 현명한 이들, 가장 높은 경지의 수련인들이 예지력과 신 및 창조주의 직접적인 지시 아래 비범한 계획, 즉 위대한 "대피"를 실행했습니다. 달—그들의 우주선이자, 제2의 집이며, 요새—은 순수한 염력과 정신 에너지로 조종되어 지구 궤도를 일시적으로 벗어나, 끔찍한 멸망의 지역 밖으로 이동했습니다. 그것은 그 문명의 정수와 귀중한 우주 지식의 씨앗뿐만 아니라, 일정 수의 가장 순선(純善)한 사람들, 즉 우주적 대재앙을 넘어 그들을 보존하기 위한 중요한 생명의 씨앗들도 함께 싣고 갔습니다.</w:t>
+      </w:r>
+    </w:p>
+    <w:p>
+      <w:pPr>
+        <w:pStyle w:val="NormalWeb"/>
+        <w:jc w:val="both"/>
+        <w:rPr>
+          <w:rFonts w:ascii="Yu Gothic" w:eastAsia="Yu Gothic" w:hAnsi="Yu Gothic" w:cs="Yu Gothic"/>
+        </w:rPr>
+      </w:pPr>
+      <w:r>
+        <w:rPr>
+          <w:rFonts w:ascii="Yu Gothic" w:eastAsia="Yu Gothic" w:hAnsi="Yu Gothic" w:cs="Yu Gothic" w:hint="eastAsia"/>
+        </w:rPr>
+        <w:t xml:space="preserve">옛 지구가 완전히 훼멸되고 더 깨끗한 새로운 지구가 재창조되어 제2 대주기의 새로운 장이 시작된 후, 달은 기적적인 안배에 따라 정해진 바로 그 시점에, 조용히 익숙한 궤도 위치로 돌아왔습니다. 그것은 이 새로운 푸른 행성의 생명을 지원하고, 보호하며, 조절하는 신성한 사명을 계속 이어갔습니다. 돌아왔을 때, 달은 기본적으로 황금시대로부터의 복잡한 구조와 거대한 잠재력을 그대로 유지하고 있었습니다. 그리고 그곳에 피난했던 사람들은, "방주"와 함께 표류했던 긴 시간 동안 여러 세대에 걸쳐 번성하여 그 수가 매우 많아졌습니다. 신의 안배에 따라, 달이 새로운 지구로 돌아왔을 때, 이 사람들은 지표면에 사는 것이 허락되지 않았고, 대신 이미 </w:t>
+      </w:r>
+      <w:r>
+        <w:rPr>
+          <w:rFonts w:ascii="Yu Gothic" w:eastAsia="Yu Gothic" w:hAnsi="Yu Gothic" w:cs="Yu Gothic" w:hint="eastAsia"/>
+        </w:rPr>
+        <w:lastRenderedPageBreak/>
+        <w:t>오래전에 준비된 땅속의 광대한 공간으로 이동하도록 인도받았습니다. 그들은 우리가 나중에 다시 언급하게 될 신비로운 내면 문명의 초석을 놓은 사람들이 되었습니다.</w:t>
       </w:r>
     </w:p>
     <w:p>
@@ -4323,6 +5002,16 @@
     </w:p>
     <w:p>
       <w:pPr>
+        <w:jc w:val="both"/>
+        <w:rPr>
+          <w:rFonts w:ascii="Yu Gothic" w:eastAsia="Yu Gothic" w:hAnsi="Yu Gothic" w:cs="Yu Gothic"/>
+          <w:sz w:val="24"/>
+          <w:szCs w:val="24"/>
+        </w:rPr>
+      </w:pPr>
+    </w:p>
+    <w:p>
+      <w:pPr>
         <w:pStyle w:val="NormalWeb"/>
         <w:jc w:val="both"/>
         <w:rPr>
@@ -4350,7 +5039,7 @@
         <w:rPr>
           <w:rFonts w:ascii="Yu Gothic" w:eastAsia="Yu Gothic" w:hAnsi="Yu Gothic" w:cs="Yu Gothic" w:hint="eastAsia"/>
         </w:rPr>
-        <w:t>선생님께서 방금 말씀해주신 인종들은 정말 놀랍습니다. 그렇다면 지나간 문명들 가운데, 선생님께서 특별히 더 공유하고 싶으신, 유달리 찬란했거나 깊은 교훈을 남긴 문명이 있습니까?</w:t>
+        <w:t>선생님 말씀을 듣다 보니, 예전에 인터넷 어디에선가 과학자들이 달 표면에 큰 탄두를 발사하는 실험을 했을 때 달이 속이 빈 종처럼 울리는 반응을 보였다는 글을 읽었던 기억이 납니다… 그렇다면, 그것은 정말로 내부가 빈 물체일 수 있겠군요? 심지어, 만약 그것이 이전 주기의 사람들에 의해 창조된 것이라면, 그 안에는 많은 기관이나 복잡한 구조물들이 있을 수도 있겠고요…</w:t>
       </w:r>
     </w:p>
     <w:p>
@@ -4382,53 +5071,83 @@
         <w:rPr>
           <w:rFonts w:ascii="Yu Gothic" w:eastAsia="Yu Gothic" w:hAnsi="Yu Gothic" w:cs="Yu Gothic" w:hint="eastAsia"/>
         </w:rPr>
+        <w:t>(모한 선생님의 눈에 한 줄기 빛이 스쳤다. 마치 잭 보스가 방금 나눈 정보가 그의 기억 속 그림의 핵심적인 한 지점을 정확히 건드린 것 같았다.)</w:t>
+      </w:r>
+    </w:p>
+    <w:p>
+      <w:pPr>
+        <w:pStyle w:val="NormalWeb"/>
+        <w:jc w:val="both"/>
+        <w:rPr>
+          <w:rFonts w:ascii="Yu Gothic" w:eastAsia="Yu Gothic" w:hAnsi="Yu Gothic" w:cs="Yu Gothic"/>
+        </w:rPr>
+      </w:pPr>
+      <w:r>
+        <w:rPr>
+          <w:rFonts w:ascii="Yu Gothic" w:eastAsia="Yu Gothic" w:hAnsi="Yu Gothic" w:cs="Yu Gothic" w:hint="eastAsia"/>
+        </w:rPr>
         <w:lastRenderedPageBreak/>
-        <w:t>(모한 선생님은 조용히 고개를 끄덕였다. 그의 눈빛에는 잠시 가벼운 놀라움이 스쳤다가, 이내 마치 기억의 "폴더"들을 재정리하는 것이 익숙한 일인 듯 깊은 사색의 표정으로 돌아왔다.)</w:t>
-      </w:r>
-    </w:p>
-    <w:p>
-      <w:pPr>
-        <w:pStyle w:val="NormalWeb"/>
-        <w:jc w:val="both"/>
-        <w:rPr>
-          <w:rFonts w:ascii="Yu Gothic" w:eastAsia="Yu Gothic" w:hAnsi="Yu Gothic" w:cs="Yu Gothic"/>
-        </w:rPr>
-      </w:pPr>
-      <w:r>
-        <w:rPr>
-          <w:rFonts w:ascii="Yu Gothic" w:eastAsia="Yu Gothic" w:hAnsi="Yu Gothic" w:cs="Yu Gothic" w:hint="eastAsia"/>
-        </w:rPr>
-        <w:t>네. 기억의 흐름이 돌아올 때, 때로는 시간과 순서에 대한 세부 사항들을 아주 정확하게 다시 정리할 필요가 있습니다…</w:t>
-      </w:r>
-    </w:p>
-    <w:p>
-      <w:pPr>
-        <w:pStyle w:val="NormalWeb"/>
-        <w:jc w:val="both"/>
-        <w:rPr>
-          <w:rFonts w:ascii="Yu Gothic" w:eastAsia="Yu Gothic" w:hAnsi="Yu Gothic" w:cs="Yu Gothic"/>
-        </w:rPr>
-      </w:pPr>
-      <w:r>
-        <w:rPr>
-          <w:rFonts w:ascii="Yu Gothic" w:eastAsia="Yu Gothic" w:hAnsi="Yu Gothic" w:cs="Yu Gothic" w:hint="eastAsia"/>
-        </w:rPr>
-        <w:t>그 무수한 문명들 가운데, 제가 더 깊이 나누고 싶은 특별히 찬란했던 시기, 하나의 정점이 있었습니다. 그것은 제1 대주기의 마지막 단계에 속하는 황금시대(黃金時代)로, 위대한 창조물이 탄생했던 시기입니다... 제가 나누고 싶은 그 찬란했던 시기는, 실은 지구의 제1 대주기 마지막 단계에 속합니다. 그것은 바로 첫 번째 대주기의 가장 눈부신 정점이자 마지막 장(章)이었으며, 인간이 진실로 신과 아주 가깝게 살았고, 사회가 물질적으로나 정신적으로나 찬란한 발전 수준에 도달했던 시대, 아마 오늘날 우리가 온전히 상상하기 어려운 조화의 시대였습니다.</w:t>
-      </w:r>
-    </w:p>
-    <w:p>
-      <w:pPr>
-        <w:pStyle w:val="NormalWeb"/>
-        <w:jc w:val="both"/>
-        <w:rPr>
-          <w:rFonts w:ascii="Yu Gothic" w:eastAsia="Yu Gothic" w:hAnsi="Yu Gothic" w:cs="Yu Gothic"/>
-        </w:rPr>
-      </w:pPr>
-      <w:r>
-        <w:rPr>
-          <w:rFonts w:ascii="Yu Gothic" w:eastAsia="Yu Gothic" w:hAnsi="Yu Gothic" w:cs="Yu Gothic" w:hint="eastAsia"/>
-        </w:rPr>
-        <w:t>[ 모한 선생님의 목소리가 마치 매우 신성한 것에 대해 이야기하는 듯 더 장엄해졌다. ]</w:t>
+        <w:t>잭 씨, 당신이 인터넷에서 읽은 그 정보들은, 비록 아직 많은 논쟁이 있고 주류 과학계에서 널리 인정받지는 못했을지라도, 제가 "본" 진실에서 결코 멀지 않습니다.</w:t>
+      </w:r>
+    </w:p>
+    <w:p>
+      <w:pPr>
+        <w:pStyle w:val="NormalWeb"/>
+        <w:jc w:val="both"/>
+        <w:rPr>
+          <w:rFonts w:ascii="Yu Gothic" w:eastAsia="Yu Gothic" w:hAnsi="Yu Gothic" w:cs="Yu Gothic"/>
+        </w:rPr>
+      </w:pPr>
+      <w:r>
+        <w:rPr>
+          <w:rFonts w:ascii="Yu Gothic" w:eastAsia="Yu Gothic" w:hAnsi="Yu Gothic" w:cs="Yu Gothic" w:hint="eastAsia"/>
+        </w:rPr>
+        <w:t>과학자들이 수행한 실험, 즉 어떤 물체가 달 표면에 충돌했을 때 마치 거대한 속 빈 종처럼 비정상적으로 길게 지속되는 진동을 만들어낸 바로 그 현상은, 달의 진짜 본질을 드러내는 중요한 지표 중 하나입니다.</w:t>
+      </w:r>
+    </w:p>
+    <w:p>
+      <w:pPr>
+        <w:pStyle w:val="NormalWeb"/>
+        <w:jc w:val="both"/>
+        <w:rPr>
+          <w:rFonts w:ascii="Yu Gothic" w:eastAsia="Yu Gothic" w:hAnsi="Yu Gothic" w:cs="Yu Gothic"/>
+        </w:rPr>
+      </w:pPr>
+      <w:r>
+        <w:rPr>
+          <w:rFonts w:ascii="Yu Gothic" w:eastAsia="Yu Gothic" w:hAnsi="Yu Gothic" w:cs="Yu Gothic" w:hint="eastAsia"/>
+        </w:rPr>
+        <w:t>네, 맞습니다. 달은 완전히 꽉 찬 덩어리가 아닙니다. 그 안에는, 제가 창조 과정과 현재의 구조를 "목격한" 바에 따르면, 실로 광대한 공간들이 있습니다.</w:t>
+      </w:r>
+    </w:p>
+    <w:p>
+      <w:pPr>
+        <w:pStyle w:val="NormalWeb"/>
+        <w:jc w:val="both"/>
+        <w:rPr>
+          <w:rFonts w:ascii="Yu Gothic" w:eastAsia="Yu Gothic" w:hAnsi="Yu Gothic" w:cs="Yu Gothic"/>
+        </w:rPr>
+      </w:pPr>
+      <w:r>
+        <w:rPr>
+          <w:rFonts w:ascii="Yu Gothic" w:eastAsia="Yu Gothic" w:hAnsi="Yu Gothic" w:cs="Yu Gothic" w:hint="eastAsia"/>
+        </w:rPr>
+        <w:t>[ 모한은 여전히 평온하지만 설득력 있는 목소리로 덧붙여 설명했다. ]</w:t>
+      </w:r>
+    </w:p>
+    <w:p>
+      <w:pPr>
+        <w:pStyle w:val="NormalWeb"/>
+        <w:jc w:val="both"/>
+        <w:rPr>
+          <w:rFonts w:ascii="Yu Gothic" w:eastAsia="Yu Gothic" w:hAnsi="Yu Gothic" w:cs="Yu Gothic"/>
+        </w:rPr>
+      </w:pPr>
+      <w:r>
+        <w:rPr>
+          <w:rFonts w:ascii="Yu Gothic" w:eastAsia="Yu Gothic" w:hAnsi="Yu Gothic" w:cs="Yu Gothic" w:hint="eastAsia"/>
+        </w:rPr>
+        <w:t>황금시대의 사람들이 신의 인도 아래 달을 창조했을 때, 그들은 단순히 돌덩이를 "빚어낸" 것이 아닙니다. 그들은 그것을 지극히 복잡하고 정교한 우주 건축물로 건설했습니다. 그것은 견고한 외피를 가지고 있지만, 내부는 매우 구체적인 목적들을 위해 설계된 시스템과 기반 시설을 갖춘 다층, 다중 구획 구조로 되어 있습니다.</w:t>
       </w:r>
     </w:p>
     <w:p>
@@ -4444,178 +5163,273 @@
           <w:rFonts w:ascii="Yu Gothic" w:eastAsia="Yu Gothic" w:hAnsi="Yu Gothic" w:cs="Yu Gothic" w:hint="eastAsia"/>
         </w:rPr>
         <w:lastRenderedPageBreak/>
-        <w:t>그것은 창조주께서 무량한 자비심으로 우주의 따파(大法)를 처음으로 세상에 널리 전하신 시기였습니다. 이것은 일종의 시험, 즉 오늘날 우리 인류의 작은 일부가 목격하고 있는 공식적이고 보편적인 전파를 포함하여, 훗날 있을 전파를 위한 씨앗을 뿌리는 과정으로 볼 수 있습니다. 당시 사람들은 대부분 순박함을 간직하고 있었고 심성(心性) 수준이 매우 높았습니다. 그들이 따파를 받아들이는 방식 또한 매우 특별했습니다, 잭 씨. 경전이나 복잡한 해설을 통해서가 아니라, 주로 직접적인 감응, 즉 자기 내면으로부터의 깨우침을 통해서였습니다. 그들의 마음이 충분히 고요하고 순수해지면, 우주의 높은 법리(法理)들이 마치 자비와 지혜의 에너지 흐름처럼 그들의 의식 속으로 스며들어, 그들을 문득 깨닫게 했습니다. 그렇게 점화된 후, 어떤 사람들은 갑자기 별들의 언어를 이해하게 되었고, 어떤 사람들은 가장 미세한 입자의 구조를 보게 되었으며, 또 다른 공간의 생명들과 쉽게 소통할 수 있는 능력을 갖게 되었습니다.</w:t>
-      </w:r>
-    </w:p>
-    <w:p>
-      <w:pPr>
-        <w:pStyle w:val="NormalWeb"/>
-        <w:jc w:val="both"/>
-        <w:rPr>
-          <w:rFonts w:ascii="Yu Gothic" w:eastAsia="Yu Gothic" w:hAnsi="Yu Gothic" w:cs="Yu Gothic"/>
-        </w:rPr>
-      </w:pPr>
-      <w:r>
-        <w:rPr>
-          <w:rFonts w:ascii="Yu Gothic" w:eastAsia="Yu Gothic" w:hAnsi="Yu Gothic" w:cs="Yu Gothic" w:hint="eastAsia"/>
-        </w:rPr>
-        <w:t xml:space="preserve">당시 사회는, 잭 씨, 거의 이상적인 사회였습니다. 도덕이 모든 활동의 기반이었습니다. 사람들은 서로를 진실함, 선량함, 그리고 인내심으로 대했습니다. 오늘날 우리가 보는 것과 같은 속임수나 쟁탈, 심한 질투가 없었습니다. '신이 사람과 동행한다'는 것은 은유가 아니었습니다. </w:t>
-      </w:r>
+        <w:t>그것을 단지 자연적인 천체가 아니라, 거대한 우주선, 인공적인 "비행 도시"로 상상해 보십시오. 그 안에는, 그것이 처음 만들어졌던 시기와 그 후 오랜 기간 동안, 실제로 제어 기관, 실험실, 에너지 저장 구역, 생명 유지 시스템, 그리고 심지어 수련과 영적 연구를 위한 공간까지 포함되어 있었습니다.</w:t>
+      </w:r>
+    </w:p>
+    <w:p>
+      <w:pPr>
+        <w:pStyle w:val="NormalWeb"/>
+        <w:jc w:val="both"/>
+        <w:rPr>
+          <w:rFonts w:ascii="Yu Gothic" w:eastAsia="Yu Gothic" w:hAnsi="Yu Gothic" w:cs="Yu Gothic"/>
+        </w:rPr>
+      </w:pPr>
+      <w:r>
+        <w:rPr>
+          <w:rFonts w:ascii="Yu Gothic" w:eastAsia="Yu Gothic" w:hAnsi="Yu Gothic" w:cs="Yu Gothic" w:hint="eastAsia"/>
+        </w:rPr>
+        <w:t>수천만 년에 걸쳐 우주 먼지와 운석 조각들로 덧씌워지기 전, 그것의 원래 형태조차도 오늘날 우리가 보는 것처럼 완전히 둥근 구체가 아니었습니다. 원시 형태는 하나의 큰 알과 같은 모양, 완벽한 타원형이었습니다. 이는 우주 공간에서의 이동과 에너지 안정성 유지를 위한 최적의 구조였습니다. 우리가 현재 관찰하는 껍질은 시간이 지남에 따라 형성된 외부의 "외투"일 뿐이며, 그 내부의 핵심 실체, 즉 에너지 골격과 주요 구조는 여전히 그 알 모양을 유지하고 있습니다.</w:t>
+      </w:r>
+    </w:p>
+    <w:p>
+      <w:pPr>
+        <w:pStyle w:val="NormalWeb"/>
+        <w:jc w:val="both"/>
+        <w:rPr>
+          <w:rFonts w:ascii="Yu Gothic" w:eastAsia="Yu Gothic" w:hAnsi="Yu Gothic" w:cs="Yu Gothic"/>
+        </w:rPr>
+      </w:pPr>
+      <w:r>
+        <w:rPr>
+          <w:rFonts w:ascii="Yu Gothic" w:eastAsia="Yu Gothic" w:hAnsi="Yu Gothic" w:cs="Yu Gothic" w:hint="eastAsia"/>
+        </w:rPr>
+        <w:t>그러므로 외부에서 강한 충격이 가해졌을 때, 그것이 속이 빈 구조물처럼 길게 진동하는 것은 전적으로 이해할 수 있는 일입니다. 그것은 지질학적 우연이 아니라, 위대한 인공 구조물의 고유한 특성입니다.</w:t>
+      </w:r>
+    </w:p>
+    <w:p>
+      <w:pPr>
+        <w:pStyle w:val="NormalWeb"/>
+        <w:jc w:val="both"/>
+        <w:rPr>
+          <w:rFonts w:ascii="Yu Gothic" w:eastAsia="Yu Gothic" w:hAnsi="Yu Gothic" w:cs="Yu Gothic"/>
+        </w:rPr>
+      </w:pPr>
       <w:r>
         <w:rPr>
           <w:rFonts w:ascii="Yu Gothic" w:eastAsia="Yu Gothic" w:hAnsi="Yu Gothic" w:cs="Yu Gothic" w:hint="eastAsia"/>
         </w:rPr>
         <w:lastRenderedPageBreak/>
-        <w:t>신들, 혹은 매우 높은 경지에 도달한 수련인들이 늘 나타나 사람들을 가르쳤습니다. 저는 장엄한 사원이 아니라, 아마도 숲 속이나 시냇가에서, 사람들이 앉아 자비와 지혜의 가르침을 듣고, 직접 질문하며 자신의 깨달음을 나누는 법회(法會)들을 '봅니다'. 당시 신과 인간 사이의 소통은 매우 자연스럽고 가까웠습니다.</w:t>
-      </w:r>
-    </w:p>
-    <w:p>
-      <w:pPr>
-        <w:pStyle w:val="NormalWeb"/>
-        <w:jc w:val="both"/>
-        <w:rPr>
-          <w:rFonts w:ascii="Yu Gothic" w:eastAsia="Yu Gothic" w:hAnsi="Yu Gothic" w:cs="Yu Gothic"/>
-        </w:rPr>
-      </w:pPr>
-      <w:r>
-        <w:rPr>
-          <w:rFonts w:ascii="Yu Gothic" w:eastAsia="Yu Gothic" w:hAnsi="Yu Gothic" w:cs="Yu Gothic" w:hint="eastAsia"/>
-        </w:rPr>
-        <w:t>특별한 점은 과학과 정신세계가 결코 분리되지 않고 하나로 융합되어 있었다는 것입니다. 가장 위대한 과학자들은 동시에 정신 수련 수준이 매우 높은 사람들이었습니다. 그들은 외부 물질세계만 연구한 것이 아니라, 자기 존재의 내부로부터 우주와 생명의 비밀을 탐구했습니다.</w:t>
-      </w:r>
-    </w:p>
-    <w:p>
-      <w:pPr>
-        <w:pStyle w:val="NormalWeb"/>
-        <w:jc w:val="both"/>
-        <w:rPr>
-          <w:rFonts w:ascii="Yu Gothic" w:eastAsia="Yu Gothic" w:hAnsi="Yu Gothic" w:cs="Yu Gothic"/>
-        </w:rPr>
-      </w:pPr>
-      <w:r>
-        <w:rPr>
-          <w:rFonts w:ascii="Yu Gothic" w:eastAsia="Yu Gothic" w:hAnsi="Yu Gothic" w:cs="Yu Gothic" w:hint="eastAsia"/>
-        </w:rPr>
-        <w:t>덕분에 당시 사람들은 비범한 능력을 소유했는데, 이는 복잡한 외부 기계를 통해서가 아니라, 주로 따파에 따라 심성을 수련함으로써 얻게 된 지혜의 개방과 특이공능의 결과였습니다. 그들은 염력으로 거대한 물체를 옮길 수 있었고, 자비심의 에너지로 질병을 치유할 수 있었으며, 수명 또한 매우 길었고, 신체는 늘 건강하고 에너지로 가득했습니다.</w:t>
-      </w:r>
-    </w:p>
-    <w:p>
-      <w:pPr>
-        <w:pStyle w:val="NormalWeb"/>
-        <w:jc w:val="both"/>
-        <w:rPr>
-          <w:rFonts w:ascii="Yu Gothic" w:eastAsia="Yu Gothic" w:hAnsi="Yu Gothic" w:cs="Yu Gothic"/>
-        </w:rPr>
-      </w:pPr>
-      <w:r>
-        <w:rPr>
-          <w:rFonts w:ascii="Yu Gothic" w:eastAsia="Yu Gothic" w:hAnsi="Yu Gothic" w:cs="Yu Gothic" w:hint="eastAsia"/>
-        </w:rPr>
-        <w:t xml:space="preserve">그들의 기술은, 만약 기술이라고 부를 수 있다면, 우리와는 완전히 다른 원리에 기반을 두고 있었습니다. </w:t>
+        <w:t>달은, 잭 씨, 더 많은 비밀, 즉 황금시대와, 인간이 우주와 조화롭게 살며 신의 인도를 따를 때 가질 수 있었던 비범한 능력들에 대한 비밀들을 품고 있습니다.</w:t>
+      </w:r>
+    </w:p>
+    <w:p>
+      <w:pPr>
+        <w:jc w:val="center"/>
+        <w:rPr>
+          <w:rFonts w:ascii="Yu Gothic" w:eastAsia="Yu Gothic" w:hAnsi="Yu Gothic" w:cs="Yu Gothic"/>
+          <w:sz w:val="24"/>
+          <w:szCs w:val="24"/>
+        </w:rPr>
+      </w:pPr>
+      <w:r>
+        <w:rPr>
+          <w:rFonts w:ascii="Yu Gothic" w:eastAsia="Yu Gothic" w:hAnsi="Yu Gothic" w:cs="Yu Gothic"/>
+          <w:sz w:val="24"/>
+          <w:szCs w:val="24"/>
+        </w:rPr>
+        <w:t>*  *  *</w:t>
+      </w:r>
+    </w:p>
+    <w:p>
+      <w:pPr>
+        <w:jc w:val="both"/>
+        <w:rPr>
+          <w:rFonts w:ascii="Yu Gothic" w:eastAsia="Yu Gothic" w:hAnsi="Yu Gothic" w:cs="Yu Gothic"/>
+          <w:sz w:val="24"/>
+          <w:szCs w:val="24"/>
+        </w:rPr>
+      </w:pPr>
+    </w:p>
+    <w:p>
+      <w:pPr>
+        <w:pStyle w:val="NormalWeb"/>
+        <w:jc w:val="both"/>
+        <w:rPr>
+          <w:rFonts w:ascii="Yu Gothic" w:eastAsia="Yu Gothic" w:hAnsi="Yu Gothic" w:cs="Yu Gothic"/>
+        </w:rPr>
+      </w:pPr>
+      <w:r>
+        <w:rPr>
+          <w:rFonts w:ascii="Yu Gothic" w:eastAsia="Yu Gothic" w:hAnsi="Yu Gothic" w:cs="Yu Gothic" w:hint="eastAsia"/>
+          <w:b/>
+          <w:bCs/>
+        </w:rPr>
+        <w:t>잭 보스:</w:t>
+      </w:r>
+    </w:p>
+    <w:p>
+      <w:pPr>
+        <w:pStyle w:val="NormalWeb"/>
+        <w:jc w:val="both"/>
+        <w:rPr>
+          <w:rFonts w:ascii="Yu Gothic" w:eastAsia="Yu Gothic" w:hAnsi="Yu Gothic" w:cs="Yu Gothic"/>
+        </w:rPr>
+      </w:pPr>
+      <w:r>
+        <w:rPr>
+          <w:rFonts w:ascii="Yu Gothic" w:eastAsia="Yu Gothic" w:hAnsi="Yu Gothic" w:cs="Yu Gothic" w:hint="eastAsia"/>
+        </w:rPr>
+        <w:t>네, 달에 대한 선생님 말씀은 정말 놀랍습니다…</w:t>
+      </w:r>
+    </w:p>
+    <w:p>
+      <w:pPr>
+        <w:pStyle w:val="NormalWeb"/>
+        <w:jc w:val="both"/>
+        <w:rPr>
+          <w:rFonts w:ascii="Yu Gothic" w:eastAsia="Yu Gothic" w:hAnsi="Yu Gothic" w:cs="Yu Gothic"/>
+        </w:rPr>
+      </w:pPr>
+      <w:r>
+        <w:rPr>
+          <w:rFonts w:ascii="Yu Gothic" w:eastAsia="Yu Gothic" w:hAnsi="Yu Gothic" w:cs="Yu Gothic" w:hint="eastAsia"/>
+        </w:rPr>
+        <w:t>하지만 아마도 수천만 년이 흐르는 동안, 운석과 우주 먼지가 떨어져 쌓인 암석층은 아마 수백 미터, 어쩌면 수 킬로미터에 달할 수도 있겠군요… 이 때문에 우리는 그것의 겉모습이 순전히 암석층인 것처럼만 보게 되는 것이고요.</w:t>
+      </w:r>
+    </w:p>
+    <w:p>
+      <w:pPr>
+        <w:pStyle w:val="NormalWeb"/>
+        <w:jc w:val="both"/>
+        <w:rPr>
+          <w:rFonts w:ascii="Yu Gothic" w:eastAsia="Yu Gothic" w:hAnsi="Yu Gothic" w:cs="Yu Gothic"/>
+        </w:rPr>
+      </w:pPr>
+      <w:r>
+        <w:rPr>
+          <w:rFonts w:ascii="Yu Gothic" w:eastAsia="Yu Gothic" w:hAnsi="Yu Gothic" w:cs="Yu Gothic" w:hint="eastAsia"/>
+          <w:b/>
+          <w:bCs/>
+        </w:rPr>
+        <w:t>모한 선생님:</w:t>
+      </w:r>
+    </w:p>
+    <w:p>
+      <w:pPr>
+        <w:pStyle w:val="NormalWeb"/>
+        <w:jc w:val="both"/>
+        <w:rPr>
+          <w:rFonts w:ascii="Yu Gothic" w:eastAsia="Yu Gothic" w:hAnsi="Yu Gothic" w:cs="Yu Gothic"/>
+        </w:rPr>
+      </w:pPr>
+      <w:r>
+        <w:rPr>
+          <w:rFonts w:ascii="Yu Gothic" w:eastAsia="Yu Gothic" w:hAnsi="Yu Gothic" w:cs="Yu Gothic" w:hint="eastAsia"/>
+        </w:rPr>
+        <w:t>(모한은 잭 보스의 추론에 동의하는 듯 고개를 끄덕였다.)</w:t>
+      </w:r>
+    </w:p>
+    <w:p>
+      <w:pPr>
+        <w:pStyle w:val="NormalWeb"/>
+        <w:jc w:val="both"/>
+        <w:rPr>
+          <w:rFonts w:ascii="Yu Gothic" w:eastAsia="Yu Gothic" w:hAnsi="Yu Gothic" w:cs="Yu Gothic"/>
+        </w:rPr>
+      </w:pPr>
+      <w:r>
+        <w:rPr>
+          <w:rFonts w:ascii="Yu Gothic" w:eastAsia="Yu Gothic" w:hAnsi="Yu Gothic" w:cs="Yu Gothic" w:hint="eastAsia"/>
+        </w:rPr>
+        <w:t xml:space="preserve">잭 씨 말씀이 아주 일리가 있습니다. 그렇게 기나긴 시간, 즉 제1 대주기 말에 창조된 이래로 수천만 년, 어쩌면 거의 일억 년에 가까운 시간이 흐르는 동안, 달 표면이 </w:t>
       </w:r>
       <w:r>
         <w:rPr>
           <w:rFonts w:ascii="Yu Gothic" w:eastAsia="Yu Gothic" w:hAnsi="Yu Gothic" w:cs="Yu Gothic" w:hint="eastAsia"/>
         </w:rPr>
         <w:lastRenderedPageBreak/>
-        <w:t>그것이 바로 '정신에 기반한 기술'이었습니다. 예를 들어, 내연 기관을 사용하는 대신, 그들은 공간에서 직접 얻는 에너지나 혹은 조종자의 강력한 정신 에너지 자체로 운행되는 활공기를 만들어 낼 수 있었습니다. 그들은 에너지를 저장하고 증폭하는 능력을 지닌 특별한 수정을 '재배'하여 조명, 통신, 심지어 보호막을 만드는 데 사용했습니다. 거대한 건축물을 짓는 데에도 무거운 기계 장비가 필요 없었고, 염력과 집단 에너지를 사용하여 재료의 형태를 만들고, 돌이 스스로 움직여 뜻대로 조립되게 할 수 있었습니다.</w:t>
-      </w:r>
-    </w:p>
-    <w:p>
-      <w:pPr>
-        <w:pStyle w:val="NormalWeb"/>
-        <w:jc w:val="both"/>
-        <w:rPr>
-          <w:rFonts w:ascii="Yu Gothic" w:eastAsia="Yu Gothic" w:hAnsi="Yu Gothic" w:cs="Yu Gothic"/>
-        </w:rPr>
-      </w:pPr>
-      <w:r>
-        <w:rPr>
-          <w:rFonts w:ascii="Yu Gothic" w:eastAsia="Yu Gothic" w:hAnsi="Yu Gothic" w:cs="Yu Gothic" w:hint="eastAsia"/>
-        </w:rPr>
-        <w:t>사람들이 법(法)에 순응하여 살고, 그들의 심성이 순수했을 때, 그들의 지혜는 무한히 열렸습니다. 그들은 다른 눈으로 세상을 보았고, 만사만물 사이의 연결을 통찰했으며, 자연 및 우주와 조화롭게 살았습니다.</w:t>
-      </w:r>
-    </w:p>
-    <w:p>
-      <w:pPr>
-        <w:pStyle w:val="NormalWeb"/>
-        <w:jc w:val="both"/>
-        <w:rPr>
-          <w:rFonts w:ascii="Yu Gothic" w:eastAsia="Yu Gothic" w:hAnsi="Yu Gothic" w:cs="Yu Gothic"/>
-        </w:rPr>
-      </w:pPr>
-      <w:r>
-        <w:rPr>
-          <w:rFonts w:ascii="Yu Gothic" w:eastAsia="Yu Gothic" w:hAnsi="Yu Gothic" w:cs="Yu Gothic" w:hint="eastAsia"/>
-        </w:rPr>
-        <w:t>[ 모한은 잠시 말을 멈추었고, 그의 눈에 슬픔이 스쳐 지나갔다. ]</w:t>
-      </w:r>
-    </w:p>
-    <w:p>
-      <w:pPr>
-        <w:pStyle w:val="NormalWeb"/>
-        <w:jc w:val="both"/>
-        <w:rPr>
-          <w:rFonts w:ascii="Yu Gothic" w:eastAsia="Yu Gothic" w:hAnsi="Yu Gothic" w:cs="Yu Gothic"/>
-        </w:rPr>
-      </w:pPr>
-      <w:r>
-        <w:rPr>
-          <w:rFonts w:ascii="Yu Gothic" w:eastAsia="Yu Gothic" w:hAnsi="Yu Gothic" w:cs="Yu Gothic" w:hint="eastAsia"/>
-        </w:rPr>
-        <w:t xml:space="preserve">그것은 실로 찬란한 시대, 아마도 제2 대주기의 후대 문명들 중에서는 거의 따라올 수 없는 정점이었습니다. 하지만 바로 너무나 찬란했기 때문에, 시간이 흐르면서 일부 사람들이 점차 자만하게 되고, 최초의 가르침에서 멀어지며, 자신의 능력을 사적인 목적에 남용하기 </w:t>
-      </w:r>
+        <w:t>무수한 크고 작은 운석 조각, 우주 먼지, 그리고 공간의 다른 물질들로 덧씌워진 것은 피할 수 없는 일입니다.</w:t>
+      </w:r>
+    </w:p>
+    <w:p>
+      <w:pPr>
+        <w:pStyle w:val="NormalWeb"/>
+        <w:jc w:val="both"/>
+        <w:rPr>
+          <w:rFonts w:ascii="Yu Gothic" w:eastAsia="Yu Gothic" w:hAnsi="Yu Gothic" w:cs="Yu Gothic"/>
+        </w:rPr>
+      </w:pPr>
+      <w:r>
+        <w:rPr>
+          <w:rFonts w:ascii="Yu Gothic" w:eastAsia="Yu Gothic" w:hAnsi="Yu Gothic" w:cs="Yu Gothic" w:hint="eastAsia"/>
+        </w:rPr>
+        <w:t>그 암석층은 시간이 지남에 따라 분명히 매우 두꺼워졌을 것입니다. 잭 씨께서 추정하신 것처럼 일부 지역에서는 수백 미터, 심지어 수 킬로미터라는 숫자는 전적으로 근거가 있습니다. 그것은 마치 자연적인 갑옷, 혹은 거대한 퇴적층처럼, 그 아래에 있는 위대한 구조물의 원시적인 모습을 거의 완전히 덮어버렸습니다.</w:t>
+      </w:r>
+    </w:p>
+    <w:p>
+      <w:pPr>
+        <w:pStyle w:val="NormalWeb"/>
+        <w:jc w:val="both"/>
+        <w:rPr>
+          <w:rFonts w:ascii="Yu Gothic" w:eastAsia="Yu Gothic" w:hAnsi="Yu Gothic" w:cs="Yu Gothic"/>
+        </w:rPr>
+      </w:pPr>
+      <w:r>
+        <w:rPr>
+          <w:rFonts w:ascii="Yu Gothic" w:eastAsia="Yu Gothic" w:hAnsi="Yu Gothic" w:cs="Yu Gothic" w:hint="eastAsia"/>
+        </w:rPr>
+        <w:t>바로 이 두꺼운 피복층 때문에 우리가 지구에서 달을 관찰하거나, 우주선이 그 표면에 착륙하더라도, 우리가 주로 보고 분석할 수 있는 것은 단지 가장 바깥쪽 껍질, 즉 암석, 운석구, 그리고 현무암 평원으로 이루어진 "피부"뿐입니다. 과학자들이 달에서 가져온 암석 샘플을 연구할 때도, 그들은 주로 이 퇴적된 껍질의 성분을 분석합니다.</w:t>
+      </w:r>
+    </w:p>
+    <w:p>
+      <w:pPr>
+        <w:pStyle w:val="NormalWeb"/>
+        <w:jc w:val="both"/>
+        <w:rPr>
+          <w:rFonts w:ascii="Yu Gothic" w:eastAsia="Yu Gothic" w:hAnsi="Yu Gothic" w:cs="Yu Gothic"/>
+        </w:rPr>
+      </w:pPr>
+      <w:r>
+        <w:rPr>
+          <w:rFonts w:ascii="Yu Gothic" w:eastAsia="Yu Gothic" w:hAnsi="Yu Gothic" w:cs="Yu Gothic" w:hint="eastAsia"/>
+        </w:rPr>
+        <w:t>이것은 또한 제가 언급했던 복잡한 인공 구조물들, 내부의 시설이나 기관들이 왜 통상적인 표면 관측 방법으로는 쉽게 발견되지 않는지를 설명해 줍니다. 그것들은 그 퇴적층 아래 깊숙이 숨겨져 있습니다.</w:t>
+      </w:r>
+    </w:p>
+    <w:p>
+      <w:pPr>
+        <w:pStyle w:val="NormalWeb"/>
+        <w:jc w:val="both"/>
+        <w:rPr>
+          <w:rFonts w:ascii="Yu Gothic" w:eastAsia="Yu Gothic" w:hAnsi="Yu Gothic" w:cs="Yu Gothic"/>
+        </w:rPr>
+      </w:pPr>
       <w:r>
         <w:rPr>
           <w:rFonts w:ascii="Yu Gothic" w:eastAsia="Yu Gothic" w:hAnsi="Yu Gothic" w:cs="Yu Gothic" w:hint="eastAsia"/>
         </w:rPr>
         <w:lastRenderedPageBreak/>
-        <w:t>시작했습니다… 그리고 성주괴멸(成住壞滅)의 법칙이 다시 한번 응험하여, 그 제1 대주기 전체의 종말로 이어졌습니다.</w:t>
-      </w:r>
-    </w:p>
-    <w:p>
-      <w:pPr>
-        <w:pStyle w:val="NormalWeb"/>
-        <w:jc w:val="both"/>
-        <w:rPr>
-          <w:rFonts w:ascii="Yu Gothic" w:eastAsia="Yu Gothic" w:hAnsi="Yu Gothic" w:cs="Yu Gothic"/>
-        </w:rPr>
-      </w:pPr>
-      <w:r>
-        <w:rPr>
-          <w:rFonts w:ascii="Yu Gothic" w:eastAsia="Yu Gothic" w:hAnsi="Yu Gothic" w:cs="Yu Gothic" w:hint="eastAsia"/>
-        </w:rPr>
-        <w:t>하지만 바로 그 찬란했던 황금시대, 그리고 제1 대주기의 마지막 단계에서, 신과 창조주의 인도 아래 당시 사람들은 위대한 걸작, 즉 오늘날까지도 여전히 존재하며 매일 밤 우리를 조용히 비춰주는 하나의 창조물을 만들어냈습니다. 그것이 바로 달입니다.</w:t>
-      </w:r>
-    </w:p>
-    <w:p>
-      <w:pPr>
-        <w:pStyle w:val="NormalWeb"/>
-        <w:jc w:val="both"/>
-        <w:rPr>
-          <w:rFonts w:ascii="Yu Gothic" w:eastAsia="Yu Gothic" w:hAnsi="Yu Gothic" w:cs="Yu Gothic"/>
-        </w:rPr>
-      </w:pPr>
-      <w:r>
-        <w:rPr>
-          <w:rFonts w:ascii="Yu Gothic" w:eastAsia="Yu Gothic" w:hAnsi="Yu Gothic" w:cs="Yu Gothic" w:hint="eastAsia"/>
-        </w:rPr>
-        <w:t>[ 모한은 마치 낮인데도 달을 볼 수 있다는 듯이 밖을 올려다보았다. ]</w:t>
-      </w:r>
-    </w:p>
-    <w:p>
-      <w:pPr>
-        <w:pStyle w:val="NormalWeb"/>
-        <w:jc w:val="both"/>
-        <w:rPr>
-          <w:rFonts w:ascii="Yu Gothic" w:eastAsia="Yu Gothic" w:hAnsi="Yu Gothic" w:cs="Yu Gothic"/>
-        </w:rPr>
-      </w:pPr>
-      <w:r>
-        <w:rPr>
-          <w:rFonts w:ascii="Yu Gothic" w:eastAsia="Yu Gothic" w:hAnsi="Yu Gothic" w:cs="Yu Gothic" w:hint="eastAsia"/>
-        </w:rPr>
-        <w:t>달의 탄생에 대한 이야기를 들어보시겠습니까, 잭 씨?</w:t>
+        <w:t>하지만 피복층이 아무리 두껍더라도, 내부 핵심 구조의 기본적인 특성들—예를 들어 속이 빈 공간이 있다거나, 원시적인 알 모양의 실체를 가졌다는 점 등—은 여전히 간접적인 현상을 통해 드러날 수 있습니다. 강한 충격에 반응하는 방식이나, 혹은 미래에 과학계가 수집할 수 있는 자기장, 중력장 또는 특별한 지진 데이터에 대한 더 깊은 분석을 통해서 말입니다.</w:t>
+      </w:r>
+    </w:p>
+    <w:p>
+      <w:pPr>
+        <w:pStyle w:val="NormalWeb"/>
+        <w:jc w:val="both"/>
+        <w:rPr>
+          <w:rFonts w:ascii="Yu Gothic" w:eastAsia="Yu Gothic" w:hAnsi="Yu Gothic" w:cs="Yu Gothic"/>
+        </w:rPr>
+      </w:pPr>
+      <w:r>
+        <w:rPr>
+          <w:rFonts w:ascii="Yu Gothic" w:eastAsia="Yu Gothic" w:hAnsi="Yu Gothic" w:cs="Yu Gothic" w:hint="eastAsia"/>
+        </w:rPr>
+        <w:t>또한, 달의 특정 지역에서는, 그것의 내재적인 지질 변동이나 과거의 거대한 충돌로 인해, 아래에 있는 원시 구조물의 일부가 노출되거나 표면에 더 가깝게 위치하여, 과학자들이 여전히 설명하려고 노력하는 지질학적 이상 현상을 만들어 냈을 수도 있습니다.</w:t>
+      </w:r>
+    </w:p>
+    <w:p>
+      <w:pPr>
+        <w:pStyle w:val="NormalWeb"/>
+        <w:jc w:val="both"/>
+        <w:rPr>
+          <w:rFonts w:ascii="Yu Gothic" w:eastAsia="Yu Gothic" w:hAnsi="Yu Gothic" w:cs="Yu Gothic"/>
+        </w:rPr>
+      </w:pPr>
+      <w:r>
+        <w:rPr>
+          <w:rFonts w:ascii="Yu Gothic" w:eastAsia="Yu Gothic" w:hAnsi="Yu Gothic" w:cs="Yu Gothic" w:hint="eastAsia"/>
+        </w:rPr>
+        <w:t>요컨대, 우리가 보는 순수한 암석의 외관은 단지 시간의 껍질일 뿐입니다. 그 아래에는, 여전히 지나간 시대의 걸작, 즉 우리가 멀리서 인지할 수 있는 것들을 훨씬 뛰어넘는 비밀과 기능들을 품고 있는 인공 구조물이 있습니다.</w:t>
       </w:r>
     </w:p>
     <w:p>
@@ -4638,7 +5452,7 @@
     </w:p>
     <w:p>
       <w:pPr>
-        <w:jc w:val="both"/>
+        <w:jc w:val="center"/>
         <w:rPr>
           <w:rFonts w:ascii="Yu Gothic" w:eastAsia="Yu Gothic" w:hAnsi="Yu Gothic" w:cs="Yu Gothic"/>
           <w:sz w:val="24"/>
@@ -4675,7 +5489,8 @@
         <w:rPr>
           <w:rFonts w:ascii="Yu Gothic" w:eastAsia="Yu Gothic" w:hAnsi="Yu Gothic" w:cs="Yu Gothic" w:hint="eastAsia"/>
         </w:rPr>
-        <w:t>오, 선생님 말씀은, 오늘날 우리가 보는 달이, 바로 그 찬란했던 문명 주기의 사람들이 만든 "산물"이라는 뜻입니까?</w:t>
+        <w:lastRenderedPageBreak/>
+        <w:t>만약 달이 거대한 인공 "유람선"과 같다면, 그것은 지구와 어떻게 상호작용을 합니까? 선생님께서 말씀하신 "황금시대" 주기에, 그때 지구는 어떻게 멸망했습니까? 그리고 그것이 달에 어떤 영향을 미쳤나요?</w:t>
       </w:r>
     </w:p>
     <w:p>
@@ -4707,313 +5522,369 @@
         <w:rPr>
           <w:rFonts w:ascii="Yu Gothic" w:eastAsia="Yu Gothic" w:hAnsi="Yu Gothic" w:cs="Yu Gothic" w:hint="eastAsia"/>
         </w:rPr>
+        <w:t>(모한은 고개를 끄덕이며, 명확히 해야 할 세부 사항들을 이해한다는 표정을 지었다. 그는 기억 속의 이미지들을 더 선명하게 떠올리려는 듯 깊은 숨을 들이마셨다.)</w:t>
+      </w:r>
+    </w:p>
+    <w:p>
+      <w:pPr>
+        <w:pStyle w:val="NormalWeb"/>
+        <w:jc w:val="both"/>
+        <w:rPr>
+          <w:rFonts w:ascii="Yu Gothic" w:eastAsia="Yu Gothic" w:hAnsi="Yu Gothic" w:cs="Yu Gothic"/>
+        </w:rPr>
+      </w:pPr>
+      <w:r>
+        <w:rPr>
+          <w:rFonts w:ascii="Yu Gothic" w:eastAsia="Yu Gothic" w:hAnsi="Yu Gothic" w:cs="Yu Gothic" w:hint="eastAsia"/>
+        </w:rPr>
+        <w:t>네, 잭 씨. 이야기가 더 조리 있고 정확해지도록, 그 중대한 사건들에 대해 조금 더 명확히 설명해 드리겠습니다.</w:t>
+      </w:r>
+    </w:p>
+    <w:p>
+      <w:pPr>
+        <w:pStyle w:val="NormalWeb"/>
+        <w:jc w:val="both"/>
+        <w:rPr>
+          <w:rFonts w:ascii="Yu Gothic" w:eastAsia="Yu Gothic" w:hAnsi="Yu Gothic" w:cs="Yu Gothic"/>
+        </w:rPr>
+      </w:pPr>
+      <w:r>
+        <w:rPr>
+          <w:rFonts w:ascii="Yu Gothic" w:eastAsia="Yu Gothic" w:hAnsi="Yu Gothic" w:cs="Yu Gothic" w:hint="eastAsia"/>
+        </w:rPr>
+        <w:t>우선, 제1 대주기의 황금시대 동안 달과 지구의 상호작용에 대해서입니다. 제가 말씀드렸듯이, 그것은 능동적인 상호작용 관계였습니다. 달은 거대한 에너지 및 생태 조율 센터이자, 지능적인 보호막 역할을 했습니다. 이 모든 것은 신의 감독 아래, 매우 높은 수련 수준과 지혜를 가진 사람들에 의해 운용되었으며, 지구의 균형과 번영을 유지하기 위함이었습니다.</w:t>
+      </w:r>
+    </w:p>
+    <w:p>
+      <w:pPr>
+        <w:pStyle w:val="NormalWeb"/>
+        <w:jc w:val="both"/>
+        <w:rPr>
+          <w:rFonts w:ascii="Yu Gothic" w:eastAsia="Yu Gothic" w:hAnsi="Yu Gothic" w:cs="Yu Gothic"/>
+        </w:rPr>
+      </w:pPr>
+      <w:r>
+        <w:rPr>
+          <w:rFonts w:ascii="Yu Gothic" w:eastAsia="Yu Gothic" w:hAnsi="Yu Gothic" w:cs="Yu Gothic" w:hint="eastAsia"/>
+        </w:rPr>
+        <w:t xml:space="preserve">황금시대가 막바지에 이르렀을 때, 지구 생명들의 도덕적 타락으로 인해, 신께서는 제1 대주기 전체를 끝내기 위해 </w:t>
+      </w:r>
+      <w:r>
+        <w:rPr>
+          <w:rFonts w:ascii="Yu Gothic" w:eastAsia="Yu Gothic" w:hAnsi="Yu Gothic" w:cs="Yu Gothic" w:hint="eastAsia"/>
+        </w:rPr>
         <w:lastRenderedPageBreak/>
-        <w:t>(모한은 조용히 고개를 끄덕였다. 그의 눈빛은 잭 보스를 의미심장하게 바라보며, 마치 믿기 어려운 일이지만 자신이 "본" 진실임을 확인시켜주는 듯했다.)</w:t>
-      </w:r>
-    </w:p>
-    <w:p>
-      <w:pPr>
-        <w:pStyle w:val="NormalWeb"/>
-        <w:jc w:val="both"/>
-        <w:rPr>
-          <w:rFonts w:ascii="Yu Gothic" w:eastAsia="Yu Gothic" w:hAnsi="Yu Gothic" w:cs="Yu Gothic"/>
-        </w:rPr>
-      </w:pPr>
-      <w:r>
-        <w:rPr>
-          <w:rFonts w:ascii="Yu Gothic" w:eastAsia="Yu Gothic" w:hAnsi="Yu Gothic" w:cs="Yu Gothic" w:hint="eastAsia"/>
-        </w:rPr>
-        <w:t>네, 잭 씨. 이 이야기는 많은 사람을 놀라게 하고, 심지어 회의적으로 만들 수도 있습니다. 왜냐하면 그것은 현대 과학이 우리에게 말해주는 천체의 기원과는 너무나 다르기 때문입니다. 하지만 제가 우주의 기억의 흐름 속에서 "목격한" 바에 따르면, 우리가 매일 밤 바라보는 달은, 전적으로 자연적이고 우연하게 형성된 천체가 아닙니다.</w:t>
-      </w:r>
-    </w:p>
-    <w:p>
-      <w:pPr>
-        <w:pStyle w:val="NormalWeb"/>
-        <w:jc w:val="both"/>
-        <w:rPr>
-          <w:rFonts w:ascii="Yu Gothic" w:eastAsia="Yu Gothic" w:hAnsi="Yu Gothic" w:cs="Yu Gothic"/>
-        </w:rPr>
-      </w:pPr>
-      <w:r>
-        <w:rPr>
-          <w:rFonts w:ascii="Yu Gothic" w:eastAsia="Yu Gothic" w:hAnsi="Yu Gothic" w:cs="Yu Gothic" w:hint="eastAsia"/>
-        </w:rPr>
-        <w:t>방금 말씀하신 그대로, 그것은 바로 그 황금시대의 사람들—지구 제1 대주기의 정점이자 마지막 단계였던 시기의 사람들이 만든 하나의 "산물", 위대한 걸작입니다.</w:t>
-      </w:r>
-    </w:p>
-    <w:p>
-      <w:pPr>
-        <w:pStyle w:val="NormalWeb"/>
-        <w:jc w:val="both"/>
-        <w:rPr>
-          <w:rFonts w:ascii="Yu Gothic" w:eastAsia="Yu Gothic" w:hAnsi="Yu Gothic" w:cs="Yu Gothic"/>
-        </w:rPr>
-      </w:pPr>
-      <w:r>
-        <w:rPr>
-          <w:rFonts w:ascii="Yu Gothic" w:eastAsia="Yu Gothic" w:hAnsi="Yu Gothic" w:cs="Yu Gothic" w:hint="eastAsia"/>
-        </w:rPr>
-        <w:t>[ 모한은 잭 보스가 이 정보를 받아들일 시간을 주기 위해 잠시 멈추었다. ]</w:t>
-      </w:r>
-    </w:p>
-    <w:p>
-      <w:pPr>
-        <w:pStyle w:val="NormalWeb"/>
-        <w:jc w:val="both"/>
-        <w:rPr>
-          <w:rFonts w:ascii="Yu Gothic" w:eastAsia="Yu Gothic" w:hAnsi="Yu Gothic" w:cs="Yu Gothic"/>
-        </w:rPr>
-      </w:pPr>
-      <w:r>
-        <w:rPr>
-          <w:rFonts w:ascii="Yu Gothic" w:eastAsia="Yu Gothic" w:hAnsi="Yu Gothic" w:cs="Yu Gothic" w:hint="eastAsia"/>
-        </w:rPr>
-        <w:t xml:space="preserve">달과 같은 천체를 만드는 일은 물론 몇몇 개인이 할 수 있는 간단한 작업이 아닙니다. 그것은 한 문명 전체의 지혜, 능력, 그리고 믿음의 결합을 요구하는 위대한 공사였으며, 무엇보다도 중요한 것은, 그것이 신들의 </w:t>
+        <w:t>지극히 끔찍한 "대정화"를 안배하셨습니다. 이 사건은 단지 통상적인 자연재해가 아니었습니다. 타락한 모든 것을 완전히 제거하고 완전히 새로운 공간을 창조하기 위해, 제1 대주기의 지구는 전면적인 훼멸을 겪어야만 했습니다. 이는 마치 우리가 지금 살고 있는 제2 대주기의 새로운 지구가 신들의 위대한 신력(神力)으로 우주의 기본 물질을 사용하여 완전히 재창조되기 전에, "폭발"하거나 매우 큰 수준으로 붕괴된 것으로 상상할 수 있습니다.</w:t>
+      </w:r>
+    </w:p>
+    <w:p>
+      <w:pPr>
+        <w:pStyle w:val="NormalWeb"/>
+        <w:jc w:val="both"/>
+        <w:rPr>
+          <w:rFonts w:ascii="Yu Gothic" w:eastAsia="Yu Gothic" w:hAnsi="Yu Gothic" w:cs="Yu Gothic"/>
+        </w:rPr>
+      </w:pPr>
+      <w:r>
+        <w:rPr>
+          <w:rFonts w:ascii="Yu Gothic" w:eastAsia="Yu Gothic" w:hAnsi="Yu Gothic" w:cs="Yu Gothic" w:hint="eastAsia"/>
+        </w:rPr>
+        <w:t>그리고 그 상황 속에서, 달의 운명에 대한 질문은 지극히 특별해집니다. 옛 지구가 완전히 멸망하기 전에, 당시의 현자들, 높은 경지의 수련인들이 예지력과 신 및 창조주의 지시 아래 비범한 계획을 실행했습니다. 바로 이 위대한 우주선인 달을 조종하여 일시적으로 지구 궤도를 벗어나 훼멸 지역 밖으로 이동시킨 것입니다. 그것은 문명의 정수와 귀중한 지식의 씨앗, 그리고 아마도 대재앙을 넘어 그들을 보존하기 위한 중요한 생명의 씨앗들까지 싣고 갔습니다.</w:t>
+      </w:r>
+    </w:p>
+    <w:p>
+      <w:pPr>
+        <w:pStyle w:val="NormalWeb"/>
+        <w:jc w:val="both"/>
+        <w:rPr>
+          <w:rFonts w:ascii="Yu Gothic" w:eastAsia="Yu Gothic" w:hAnsi="Yu Gothic" w:cs="Yu Gothic"/>
+        </w:rPr>
+      </w:pPr>
+      <w:r>
+        <w:rPr>
+          <w:rFonts w:ascii="Yu Gothic" w:eastAsia="Yu Gothic" w:hAnsi="Yu Gothic" w:cs="Yu Gothic" w:hint="eastAsia"/>
+        </w:rPr>
+        <w:t xml:space="preserve">옛 지구가 완전히 훼멸되고 새로운 지구가 재창조되어 제2 대주기가 시작된 후, 달은 기적적인 안배에 따라 </w:t>
       </w:r>
       <w:r>
         <w:rPr>
           <w:rFonts w:ascii="Yu Gothic" w:eastAsia="Yu Gothic" w:hAnsi="Yu Gothic" w:cs="Yu Gothic" w:hint="eastAsia"/>
         </w:rPr>
         <w:lastRenderedPageBreak/>
-        <w:t>인도와 가르침, 그리고 도움 아래 수행되었고, 창조주의 전반적인 안배 속에 있었다는 점입니다.</w:t>
-      </w:r>
-    </w:p>
-    <w:p>
-      <w:pPr>
-        <w:pStyle w:val="NormalWeb"/>
-        <w:jc w:val="both"/>
-        <w:rPr>
-          <w:rFonts w:ascii="Yu Gothic" w:eastAsia="Yu Gothic" w:hAnsi="Yu Gothic" w:cs="Yu Gothic"/>
-        </w:rPr>
-      </w:pPr>
-      <w:r>
-        <w:rPr>
-          <w:rFonts w:ascii="Yu Gothic" w:eastAsia="Yu Gothic" w:hAnsi="Yu Gothic" w:cs="Yu Gothic" w:hint="eastAsia"/>
-        </w:rPr>
-        <w:t>당시 사람들은, 제가 말씀드렸듯이, 정신세계를 기반으로 한 과학 기술에서 매우 높은 수준에 도달했습니다. 그들은 우주의 운행 법칙, 에너지, 그리고 미시적 및 거시적 차원의 물질에 대해 깊이 이해하고 있었습니다. 그들은 거대한 에너지원을 제어할 수 있었고, 오늘날 우리가 상상하기 어려운 규모로 물질에 영향을 미칠 수 있었습니다.</w:t>
-      </w:r>
-    </w:p>
-    <w:p>
-      <w:pPr>
-        <w:pStyle w:val="NormalWeb"/>
-        <w:jc w:val="both"/>
-        <w:rPr>
-          <w:rFonts w:ascii="Yu Gothic" w:eastAsia="Yu Gothic" w:hAnsi="Yu Gothic" w:cs="Yu Gothic"/>
-        </w:rPr>
-      </w:pPr>
-      <w:r>
-        <w:rPr>
-          <w:rFonts w:ascii="Yu Gothic" w:eastAsia="Yu Gothic" w:hAnsi="Yu Gothic" w:cs="Yu Gothic" w:hint="eastAsia"/>
-        </w:rPr>
-        <w:t>달을 만든 목적 또한 단순히 밤을 "밝히기" 위한 것이 아니었습니다. 그것은 지구의 생명과 균형에 있어 지극히 복잡하고 중요한 기능들을 가지고 있었습니다.</w:t>
-      </w:r>
-    </w:p>
-    <w:p>
-      <w:pPr>
-        <w:pStyle w:val="NormalWeb"/>
-        <w:jc w:val="both"/>
-        <w:rPr>
-          <w:rFonts w:ascii="Yu Gothic" w:eastAsia="Yu Gothic" w:hAnsi="Yu Gothic" w:cs="Yu Gothic"/>
-        </w:rPr>
-      </w:pPr>
-      <w:r>
-        <w:rPr>
-          <w:rFonts w:ascii="Yu Gothic" w:eastAsia="Yu Gothic" w:hAnsi="Yu Gothic" w:cs="Yu Gothic" w:hint="eastAsia"/>
-        </w:rPr>
-        <w:t>이해하기 쉽도록, 잭 씨, 제가 "본" 바에 따라 그것의 다양한 역할에 대해 조금 더 나누어 드리겠습니다.</w:t>
-      </w:r>
-    </w:p>
-    <w:p>
-      <w:pPr>
-        <w:pStyle w:val="NormalWeb"/>
-        <w:jc w:val="both"/>
-        <w:rPr>
-          <w:rFonts w:ascii="Yu Gothic" w:eastAsia="Yu Gothic" w:hAnsi="Yu Gothic" w:cs="Yu Gothic"/>
-        </w:rPr>
-      </w:pPr>
-      <w:r>
-        <w:rPr>
-          <w:rFonts w:ascii="Yu Gothic" w:eastAsia="Yu Gothic" w:hAnsi="Yu Gothic" w:cs="Yu Gothic" w:hint="eastAsia"/>
-        </w:rPr>
-        <w:t xml:space="preserve">첫째, 지구를 위한 생태 및 미세 에너지 조율. 오늘날 과학이 이미 알고 있는 조수간만을 일으키는 기능 외에도, 달은 거대하고 정교한 조절 장치로서의 역할을 하여, 지구의 에너지 흐름의 균형을 맞추고, 기후와 날씨 패턴에 조화롭게 영향을 미치며, 심지어 무수한 생물 종의 생체 리듬에도 영향을 줍니다. 그것은 단지 태양 빛을 반사하는 </w:t>
-      </w:r>
+        <w:t>정해진 시점에, 자신의 궤도 위치로 돌아와 이 새로운 푸른 행성의 생명을 지원하는 사명을 계속 이어갔습니다.</w:t>
+      </w:r>
+    </w:p>
+    <w:p>
+      <w:pPr>
+        <w:pStyle w:val="NormalWeb"/>
+        <w:jc w:val="both"/>
+        <w:rPr>
+          <w:rFonts w:ascii="Yu Gothic" w:eastAsia="Yu Gothic" w:hAnsi="Yu Gothic" w:cs="Yu Gothic"/>
+        </w:rPr>
+      </w:pPr>
+      <w:r>
+        <w:rPr>
+          <w:rFonts w:ascii="Yu Gothic" w:eastAsia="Yu Gothic" w:hAnsi="Yu Gothic" w:cs="Yu Gothic" w:hint="eastAsia"/>
+        </w:rPr>
+        <w:t>돌아왔을 때, 달은 기본적으로 황금시대로부터의 구조와 잠재력을 그대로 유지하고 있었습니다. 그것은 새로운 지구의 균형을 유지하는 기본적인 기능들을 계속 수행했습니다. 하지만 그것이 전성기처럼 모든 초월적인 능력을 발휘할 수 있었는지의 여부는, 제2 대주기 문명들의 인식 수준과 도덕 수준에 달려 있었습니다.</w:t>
+      </w:r>
+    </w:p>
+    <w:p>
+      <w:pPr>
+        <w:pStyle w:val="NormalWeb"/>
+        <w:jc w:val="both"/>
+        <w:rPr>
+          <w:rFonts w:ascii="Yu Gothic" w:eastAsia="Yu Gothic" w:hAnsi="Yu Gothic" w:cs="Yu Gothic"/>
+        </w:rPr>
+      </w:pPr>
+      <w:r>
+        <w:rPr>
+          <w:rFonts w:ascii="Yu Gothic" w:eastAsia="Yu Gothic" w:hAnsi="Yu Gothic" w:cs="Yu Gothic" w:hint="eastAsia"/>
+        </w:rPr>
+        <w:t>달의 손상이나 심각한 기능 저하에 관해서는, 제가 "본" 바로는, 그것은 제2 대주기 초반에 돌아왔을 때 바로 일어난 일이 아닙니다. 오히려 일부 기능이 약화되거나 손상되는 등 더 심각한 영향은, 훨씬 더 최근인 지난 5,000년에서 10,000년 사이에 일어났습니다. 그때 달은 지구의 수호자로서, 지구를 침략하거나 조종하려는 나쁜 의도를 가진 "외계인" 세력의 함대들과 치열한 전투를 벌여야만 했습니다. 그 전투들에서 달은 일정한 손실을 입었고, 일부 시스템이 손상되어 이전처럼 강력하고 전면적으로 작동할 수 없게 되었을 수 있습니다.</w:t>
+      </w:r>
+    </w:p>
+    <w:p>
+      <w:pPr>
+        <w:pStyle w:val="NormalWeb"/>
+        <w:jc w:val="both"/>
+        <w:rPr>
+          <w:rFonts w:ascii="Yu Gothic" w:eastAsia="Yu Gothic" w:hAnsi="Yu Gothic" w:cs="Yu Gothic"/>
+        </w:rPr>
+      </w:pPr>
+      <w:r>
+        <w:rPr>
+          <w:rFonts w:ascii="Yu Gothic" w:eastAsia="Yu Gothic" w:hAnsi="Yu Gothic" w:cs="Yu Gothic" w:hint="eastAsia"/>
+        </w:rPr>
+        <w:t>그리고 물론, 제2 대주기의 수천만 년에 걸쳐 그 표면은 계속해서 우주 먼지와 운석으로 덧씌워져, 우리가 보는 두꺼운 껍질을 형성했습니다.</w:t>
+      </w:r>
+    </w:p>
+    <w:p>
+      <w:pPr>
+        <w:pStyle w:val="NormalWeb"/>
+        <w:jc w:val="both"/>
+        <w:rPr>
+          <w:rFonts w:ascii="Yu Gothic" w:eastAsia="Yu Gothic" w:hAnsi="Yu Gothic" w:cs="Yu Gothic"/>
+        </w:rPr>
+      </w:pPr>
       <w:r>
         <w:rPr>
           <w:rFonts w:ascii="Yu Gothic" w:eastAsia="Yu Gothic" w:hAnsi="Yu Gothic" w:cs="Yu Gothic" w:hint="eastAsia"/>
         </w:rPr>
         <w:lastRenderedPageBreak/>
-        <w:t>것이 아니라, 미세한 우주 에너지를 수신, 변환 및 분배하여 행성의 생명을 양육하는 능력이 있습니다.</w:t>
-      </w:r>
-    </w:p>
-    <w:p>
-      <w:pPr>
-        <w:pStyle w:val="NormalWeb"/>
-        <w:jc w:val="both"/>
-        <w:rPr>
-          <w:rFonts w:ascii="Yu Gothic" w:eastAsia="Yu Gothic" w:hAnsi="Yu Gothic" w:cs="Yu Gothic"/>
-        </w:rPr>
-      </w:pPr>
-      <w:r>
-        <w:rPr>
-          <w:rFonts w:ascii="Yu Gothic" w:eastAsia="Yu Gothic" w:hAnsi="Yu Gothic" w:cs="Yu Gothic" w:hint="eastAsia"/>
-        </w:rPr>
-        <w:t>둘째, 우주 에너지 중계 및 정화 기지. 그것은 거대한 렌즈, 혹은 우주 변압기처럼 작동하여, 먼 별들로부터, 다른 공간 층으로부터 오는 에너지원을 끌어모은 다음, 그것을 "정화"하고, 주파수와 강도를 조절하여 지구 환경과 그 위의 생명들에게 적합하고 유용하게 만듭니다.</w:t>
-      </w:r>
-    </w:p>
-    <w:p>
-      <w:pPr>
-        <w:pStyle w:val="NormalWeb"/>
-        <w:jc w:val="both"/>
-        <w:rPr>
-          <w:rFonts w:ascii="Yu Gothic" w:eastAsia="Yu Gothic" w:hAnsi="Yu Gothic" w:cs="Yu Gothic"/>
-        </w:rPr>
-      </w:pPr>
-      <w:r>
-        <w:rPr>
-          <w:rFonts w:ascii="Yu Gothic" w:eastAsia="Yu Gothic" w:hAnsi="Yu Gothic" w:cs="Yu Gothic" w:hint="eastAsia"/>
-        </w:rPr>
-        <w:t>셋째, 필요시 스스로 움직일 수 있는 "우주선". 이것은 가장 기적적인 기능 중 하나입니다. 이 자가 이동 능력은 일반적인 탐사 여행을 위한 것이 아니라, 대재앙의 순간, 행성 규모의 훼멸적인 변고가 있을 때 지구 혹은 생명의 정수를 보호하기 위한 지극히 중요한 수단입니다. 그것의 운행은 우리가 아는 로켓 엔진이나 조잡한 기계적 수단에 의한 것이 아닙니다. 그것의 운행은 정신 에너지의 원리, 지혜로운 이들의 염력의 결합, 그리고 신의 인도 아래 우주 에너지 흐름을 제어하는 능력에 기반을 둡니다.</w:t>
-      </w:r>
-    </w:p>
-    <w:p>
-      <w:pPr>
-        <w:pStyle w:val="NormalWeb"/>
-        <w:jc w:val="both"/>
-        <w:rPr>
-          <w:rFonts w:ascii="Yu Gothic" w:eastAsia="Yu Gothic" w:hAnsi="Yu Gothic" w:cs="Yu Gothic"/>
-        </w:rPr>
-      </w:pPr>
-      <w:r>
-        <w:rPr>
-          <w:rFonts w:ascii="Yu Gothic" w:eastAsia="Yu Gothic" w:hAnsi="Yu Gothic" w:cs="Yu Gothic" w:hint="eastAsia"/>
-        </w:rPr>
-        <w:t>넷째, 능동적인 방어 시스템, 즉 지구를 보호하는 방패. 달은 보호 에너지장을 생성하여, 지구와 충돌할 위험이 있는 운석이나 소행성의 궤도를 바꾸거나, 외부 공간으로부터 오는 부정적인 영향, 심지어는 불선(不</w:t>
+        <w:t>달의 이야기는 실로 영광, 훼멸, 재생, 그리고 끊임없는 수호의 전투를 모두 반영하는 파란만장한 서사시입니다.</w:t>
+      </w:r>
+    </w:p>
+    <w:p>
+      <w:pPr>
+        <w:jc w:val="center"/>
+        <w:rPr>
+          <w:rFonts w:ascii="Yu Gothic" w:eastAsia="Yu Gothic" w:hAnsi="Yu Gothic" w:cs="Yu Gothic"/>
+          <w:sz w:val="24"/>
+          <w:szCs w:val="24"/>
+        </w:rPr>
+      </w:pPr>
+      <w:r>
+        <w:rPr>
+          <w:rFonts w:ascii="Yu Gothic" w:eastAsia="Yu Gothic" w:hAnsi="Yu Gothic" w:cs="Yu Gothic"/>
+          <w:sz w:val="24"/>
+          <w:szCs w:val="24"/>
+        </w:rPr>
+        <w:t>*  *  *</w:t>
+      </w:r>
+    </w:p>
+    <w:p>
+      <w:pPr>
+        <w:jc w:val="both"/>
+        <w:rPr>
+          <w:rFonts w:ascii="Yu Gothic" w:eastAsia="Yu Gothic" w:hAnsi="Yu Gothic" w:cs="Yu Gothic"/>
+          <w:sz w:val="24"/>
+          <w:szCs w:val="24"/>
+        </w:rPr>
+      </w:pPr>
+    </w:p>
+    <w:p>
+      <w:pPr>
+        <w:pStyle w:val="NormalWeb"/>
+        <w:jc w:val="both"/>
+        <w:rPr>
+          <w:rFonts w:ascii="Yu Gothic" w:eastAsia="Yu Gothic" w:hAnsi="Yu Gothic" w:cs="Yu Gothic"/>
+        </w:rPr>
+      </w:pPr>
+      <w:r>
+        <w:rPr>
+          <w:rFonts w:ascii="Yu Gothic" w:eastAsia="Yu Gothic" w:hAnsi="Yu Gothic" w:cs="Yu Gothic" w:hint="eastAsia"/>
+          <w:b/>
+          <w:bCs/>
+        </w:rPr>
+        <w:t>잭 보스:</w:t>
+      </w:r>
+    </w:p>
+    <w:p>
+      <w:pPr>
+        <w:pStyle w:val="NormalWeb"/>
+        <w:jc w:val="both"/>
+        <w:rPr>
+          <w:rFonts w:ascii="Yu Gothic" w:eastAsia="Yu Gothic" w:hAnsi="Yu Gothic" w:cs="Yu Gothic"/>
+        </w:rPr>
+      </w:pPr>
+      <w:r>
+        <w:rPr>
+          <w:rFonts w:ascii="Yu Gothic" w:eastAsia="Yu Gothic" w:hAnsi="Yu Gothic" w:cs="Yu Gothic" w:hint="eastAsia"/>
+        </w:rPr>
+        <w:t>네, 달이 손상된 상황을 더 명확하게 보실 수 있습니까?</w:t>
+      </w:r>
+    </w:p>
+    <w:p>
+      <w:pPr>
+        <w:pStyle w:val="NormalWeb"/>
+        <w:jc w:val="both"/>
+        <w:rPr>
+          <w:rFonts w:ascii="Yu Gothic" w:eastAsia="Yu Gothic" w:hAnsi="Yu Gothic" w:cs="Yu Gothic"/>
+        </w:rPr>
+      </w:pPr>
+      <w:r>
+        <w:rPr>
+          <w:rFonts w:ascii="Yu Gothic" w:eastAsia="Yu Gothic" w:hAnsi="Yu Gothic" w:cs="Yu Gothic" w:hint="eastAsia"/>
+          <w:b/>
+          <w:bCs/>
+        </w:rPr>
+        <w:t>모한 선생님:</w:t>
+      </w:r>
+    </w:p>
+    <w:p>
+      <w:pPr>
+        <w:pStyle w:val="NormalWeb"/>
+        <w:jc w:val="both"/>
+        <w:rPr>
+          <w:rFonts w:ascii="Yu Gothic" w:eastAsia="Yu Gothic" w:hAnsi="Yu Gothic" w:cs="Yu Gothic"/>
+        </w:rPr>
+      </w:pPr>
+      <w:r>
+        <w:rPr>
+          <w:rFonts w:ascii="Yu Gothic" w:eastAsia="Yu Gothic" w:hAnsi="Yu Gothic" w:cs="Yu Gothic" w:hint="eastAsia"/>
+        </w:rPr>
+        <w:t>(모한은 잭 보스가 구체적인 시간대를 언급하자 집중하는 눈빛으로 조용히 고개를 끄덕였다. 그는 기억의 흐름이 더 명확하게 현현하고, 동시에 사건들을 더 정확한 순서로 정리하려는 듯 잠시 침묵했다.)</w:t>
+      </w:r>
+    </w:p>
+    <w:p>
+      <w:pPr>
+        <w:pStyle w:val="NormalWeb"/>
+        <w:jc w:val="both"/>
+        <w:rPr>
+          <w:rFonts w:ascii="Yu Gothic" w:eastAsia="Yu Gothic" w:hAnsi="Yu Gothic" w:cs="Yu Gothic"/>
+        </w:rPr>
+      </w:pPr>
+      <w:r>
+        <w:rPr>
+          <w:rFonts w:ascii="Yu Gothic" w:eastAsia="Yu Gothic" w:hAnsi="Yu Gothic" w:cs="Yu Gothic" w:hint="eastAsia"/>
+        </w:rPr>
+        <w:t>잭 씨, 우리가 달이 겪어야 했던 손상에 대해 이야기할 때, 실로 시간의 자연적인 풍화나 일반적인 전투들뿐만 아니라, 깊은 흔적을 남긴 구체적인 시기와 변고들이 있었습니다.</w:t>
+      </w:r>
+    </w:p>
+    <w:p>
+      <w:pPr>
+        <w:pStyle w:val="NormalWeb"/>
+        <w:jc w:val="both"/>
+        <w:rPr>
+          <w:rFonts w:ascii="Yu Gothic" w:eastAsia="Yu Gothic" w:hAnsi="Yu Gothic" w:cs="Yu Gothic"/>
+        </w:rPr>
+      </w:pPr>
+      <w:r>
+        <w:rPr>
+          <w:rFonts w:ascii="Yu Gothic" w:eastAsia="Yu Gothic" w:hAnsi="Yu Gothic" w:cs="Yu Gothic" w:hint="eastAsia"/>
+        </w:rPr>
+        <w:t xml:space="preserve">제1 대주기의 지구가 훼멸되고 제2 대주기의 새로운 지구가 재창조된 후 달이 지구 궤도로 돌아왔을 때, 그것은 여전히 황금시대로부터의 거대한 잠재력과 </w:t>
       </w:r>
       <w:r>
         <w:rPr>
           <w:rFonts w:ascii="Yu Gothic" w:eastAsia="Yu Gothic" w:hAnsi="Yu Gothic" w:cs="Yu Gothic" w:hint="eastAsia"/>
         </w:rPr>
         <w:lastRenderedPageBreak/>
-        <w:t>善)한 세력으로부터 오는 영향까지도 무력화할 수 있는 능력이 있습니다.</w:t>
-      </w:r>
-    </w:p>
-    <w:p>
-      <w:pPr>
-        <w:pStyle w:val="NormalWeb"/>
-        <w:jc w:val="both"/>
-        <w:rPr>
-          <w:rFonts w:ascii="Yu Gothic" w:eastAsia="Yu Gothic" w:hAnsi="Yu Gothic" w:cs="Yu Gothic"/>
-        </w:rPr>
-      </w:pPr>
-      <w:r>
-        <w:rPr>
-          <w:rFonts w:ascii="Yu Gothic" w:eastAsia="Yu Gothic" w:hAnsi="Yu Gothic" w:cs="Yu Gothic" w:hint="eastAsia"/>
-        </w:rPr>
-        <w:t>그리고 잭 씨, 한 가지 더 특별하고 섬세한 점이 있습니다. 의도적인 설계와 달과 지구 생명 사이의 깊은 연결에 대한 명백한 증거인데, 그것은 바로 달의 주기와 인간의 중요한 일부 생체 리듬, 특히 여성의 월경 주기가 놀랍도록 동기화되어 있다는 것입니다.</w:t>
-      </w:r>
-    </w:p>
-    <w:p>
-      <w:pPr>
-        <w:pStyle w:val="NormalWeb"/>
-        <w:jc w:val="both"/>
-        <w:rPr>
-          <w:rFonts w:ascii="Yu Gothic" w:eastAsia="Yu Gothic" w:hAnsi="Yu Gothic" w:cs="Yu Gothic"/>
-        </w:rPr>
-      </w:pPr>
-      <w:r>
-        <w:rPr>
-          <w:rFonts w:ascii="Yu Gothic" w:eastAsia="Yu Gothic" w:hAnsi="Yu Gothic" w:cs="Yu Gothic" w:hint="eastAsia"/>
-        </w:rPr>
-        <w:t>이것은 우연의 일치가 아닙니다. 창조주와 신들께서 인간의 생활 환경을 창조하실 때의 원시 설계에서, 달의 주기는 창조와 종족 유지의 신성함과 밀접하게 연결된 여성 신체의 내재적 리듬과 섬세하게 조화를 이루도록 안배되었습니다. 그것은 소우주(인간)와 대우주 사이의, 지구에서 일어나는 일과 하늘에서 운행하는 것 사이의 연관성에 대한 깊은 이해를 반영합니다. 이것은 모든 요소가 서로를 돕고, 그 황금시대 인간의 생명과 조화로운 발전을 지원하는 전체적인 설계의 일부입니다.</w:t>
-      </w:r>
-    </w:p>
-    <w:p>
-      <w:pPr>
-        <w:pStyle w:val="NormalWeb"/>
-        <w:jc w:val="both"/>
-        <w:rPr>
-          <w:rFonts w:ascii="Yu Gothic" w:eastAsia="Yu Gothic" w:hAnsi="Yu Gothic" w:cs="Yu Gothic"/>
-        </w:rPr>
-      </w:pPr>
-      <w:r>
-        <w:rPr>
-          <w:rFonts w:ascii="Yu Gothic" w:eastAsia="Yu Gothic" w:hAnsi="Yu Gothic" w:cs="Yu Gothic" w:hint="eastAsia"/>
-        </w:rPr>
-        <w:t xml:space="preserve">그러므로, 당신이 달을 올려다볼 때, 그것이 단지 공간에 떠다니는 무생물의 돌덩이가 아니라는 것을 기억하십시오. 그것은 한때 존재했던 찬란한 문명의 흔적이 짙게 배어 있는 유산이며, 우주 역사와 신의 인도 </w:t>
+        <w:t>구조를 지니고 있었습니다. 그것은 생명을 지원하는 사명을 계속했습니다. 그리고 달에서 보존되었던 사람들은 돌아왔을 때 특별한 운명을 맞았는데, 이는 더 큰 계획의 일부였고 아마 나중에 이야기하게 될 것입니다.</w:t>
+      </w:r>
+    </w:p>
+    <w:p>
+      <w:pPr>
+        <w:pStyle w:val="NormalWeb"/>
+        <w:jc w:val="both"/>
+        <w:rPr>
+          <w:rFonts w:ascii="Yu Gothic" w:eastAsia="Yu Gothic" w:hAnsi="Yu Gothic" w:cs="Yu Gothic"/>
+        </w:rPr>
+      </w:pPr>
+      <w:r>
+        <w:rPr>
+          <w:rFonts w:ascii="Yu Gothic" w:eastAsia="Yu Gothic" w:hAnsi="Yu Gothic" w:cs="Yu Gothic" w:hint="eastAsia"/>
+        </w:rPr>
+        <w:t>하지만, 이 제2 대주기의 흐름 속에서, 달의 기능과 심지어 구조에 심각한 영향을 미친 최소 두 번의 큰 사건이 있었습니다.</w:t>
+      </w:r>
+    </w:p>
+    <w:p>
+      <w:pPr>
+        <w:pStyle w:val="NormalWeb"/>
+        <w:jc w:val="both"/>
+        <w:rPr>
+          <w:rFonts w:ascii="Yu Gothic" w:eastAsia="Yu Gothic" w:hAnsi="Yu Gothic" w:cs="Yu Gothic"/>
+        </w:rPr>
+      </w:pPr>
+      <w:r>
+        <w:rPr>
+          <w:rFonts w:ascii="Yu Gothic" w:eastAsia="Yu Gothic" w:hAnsi="Yu Gothic" w:cs="Yu Gothic" w:hint="eastAsia"/>
+        </w:rPr>
+        <w:t xml:space="preserve">첫 번째 사건은 1만여 년 전에 일어났습니다. 그때 지구에는 어느 정도 발전 수준에 도달한 국가들과 문명들이 있었습니다. 하지만 이내, 불선(不善)한 옛 세력의 조종 아래 그들 사이에 갈등과 충돌이 생겨나 잔혹한 전쟁으로 이어졌습니다. 그 전쟁들에서, 그들은 아마도 파괴력이 큰 종류의 무기나 에너지를 사용했을 것입니다. 그 결과, 지구의 보호자이자 조율자 역할을 하던 달은 휘말려 재앙을 감수할 수밖에 없었습니다. 그것의 외피가 손상되었습니다. 그리고 더 중요한 것은, 생태를 조율하고 지구의 미세한 에너지 균형을 유지하는 능력이 이 사건 이후 심각하게 저하되었다는 것입니다. 전쟁을 일으킨 그 두 국가는 결국 신의 징벌을 받아, 국토와 백성 모두 바다 밑으로 가라앉았습니다. 그 변고 이후, 땅속에 남아 있던 사람들, 즉 고대 지식의 일부를 </w:t>
       </w:r>
       <w:r>
         <w:rPr>
           <w:rFonts w:ascii="Yu Gothic" w:eastAsia="Yu Gothic" w:hAnsi="Yu Gothic" w:cs="Yu Gothic" w:hint="eastAsia"/>
         </w:rPr>
         <w:lastRenderedPageBreak/>
-        <w:t>아래 이루어진 비범한 창조의 손길에 대한 말없는 증인입니다.</w:t>
-      </w:r>
-    </w:p>
-    <w:p>
-      <w:pPr>
-        <w:pStyle w:val="NormalWeb"/>
-        <w:jc w:val="both"/>
-        <w:rPr>
-          <w:rFonts w:ascii="Yu Gothic" w:eastAsia="Yu Gothic" w:hAnsi="Yu Gothic" w:cs="Yu Gothic"/>
-        </w:rPr>
-      </w:pPr>
-      <w:r>
-        <w:rPr>
-          <w:rFonts w:ascii="Yu Gothic" w:eastAsia="Yu Gothic" w:hAnsi="Yu Gothic" w:cs="Yu Gothic" w:hint="eastAsia"/>
-        </w:rPr>
-        <w:t>하지만 이 위대한 걸작의 역사는 그 찬란했던 순간에서 멈추지 않았습니다, 잭 씨. 그것은 또한 생존과 충성, 그리고 말없는 희생의 서사시이기도 합니다.</w:t>
-      </w:r>
-    </w:p>
-    <w:p>
-      <w:pPr>
-        <w:pStyle w:val="NormalWeb"/>
-        <w:jc w:val="both"/>
-        <w:rPr>
-          <w:rFonts w:ascii="Yu Gothic" w:eastAsia="Yu Gothic" w:hAnsi="Yu Gothic" w:cs="Yu Gothic"/>
-        </w:rPr>
-      </w:pPr>
-      <w:r>
-        <w:rPr>
-          <w:rFonts w:ascii="Yu Gothic" w:eastAsia="Yu Gothic" w:hAnsi="Yu Gothic" w:cs="Yu Gothic" w:hint="eastAsia"/>
-        </w:rPr>
-        <w:t>제1 대주기의 황금시대가 막을 내릴 무렵, 당시 지구상의 대부분 생명들의 도덕이 구제할 수 없을 정도로 타락했기 때문에, 신께서는 그 대주기 전체를 끝내기 위해 지극히 끔찍한 "대정화", 즉 전면적인 훼멸을 안배하셨습니다. 당시의 지구는, 제가 "본" 바로는, 매우 큰 규모의 붕괴를 겪어야만 했습니다. 마치 무수한 파편으로 "폭발"해 버리는 것처럼 상상할 수 있는데, 그 후 신들께서 위대한 신력(神力)과 무한한 자비로 우주의 기본 물질을 사용하여 완전히 재창조하여, 우리가 지금 살고 있는 제2 대주기의 새로운 지구를 건설하셨습니다.</w:t>
-      </w:r>
-    </w:p>
-    <w:p>
-      <w:pPr>
-        <w:pStyle w:val="NormalWeb"/>
-        <w:jc w:val="both"/>
-        <w:rPr>
-          <w:rFonts w:ascii="Yu Gothic" w:eastAsia="Yu Gothic" w:hAnsi="Yu Gothic" w:cs="Yu Gothic"/>
-        </w:rPr>
-      </w:pPr>
-      <w:r>
-        <w:rPr>
-          <w:rFonts w:ascii="Yu Gothic" w:eastAsia="Yu Gothic" w:hAnsi="Yu Gothic" w:cs="Yu Gothic" w:hint="eastAsia"/>
-        </w:rPr>
-        <w:t xml:space="preserve">그리고 그 종말의 상황 속에서, 달의 운명은 지극히 특별해졌습니다. 옛 지구가 완전히 멸망하기 전에, 황금시대의 가장 현명한 이들, 가장 높은 경지의 수련인들이 예지력과 신 및 창조주의 직접적인 지시 아래 비범한 계획, 즉 위대한 "대피"를 실행했습니다. 달—그들의 우주선이자, 제2의 집이며, 요새—은 순수한 </w:t>
-      </w:r>
+        <w:t>계승한 이들은 달의 손상된 외피를 수리하기 위해 많은 노력을 기울여야 했고, 아마도 그것이 비록 예전처럼 온전하지는 않더라도 사명을 계속할 수 있도록 위치나 궤도의 일부를 재조정해야 했을 것입니다.</w:t>
+      </w:r>
+    </w:p>
+    <w:p>
+      <w:pPr>
+        <w:pStyle w:val="NormalWeb"/>
+        <w:jc w:val="both"/>
+        <w:rPr>
+          <w:rFonts w:ascii="Yu Gothic" w:eastAsia="Yu Gothic" w:hAnsi="Yu Gothic" w:cs="Yu Gothic"/>
+        </w:rPr>
+      </w:pPr>
+      <w:r>
+        <w:rPr>
+          <w:rFonts w:ascii="Yu Gothic" w:eastAsia="Yu Gothic" w:hAnsi="Yu Gothic" w:cs="Yu Gothic" w:hint="eastAsia"/>
+        </w:rPr>
+        <w:t>두 번째 사건은 약 5,000년 전에 일어났습니다. 이때는 외부 우주에서 더 큰 시련이 닥쳐왔습니다. 사악한 "외계인" 세력의 강력한 함대가 태양계에 나타나, 지구를 침략하고 통제하려는 의도를 드러냈습니다. 당시 땅속 문명은, 비록 먼 옛날 황금시대만큼 강하지는 않았을지라도, 공동의 집을 지키기 위해 일어서 싸워야만 했습니다. 지구를 지키는 그 전투에서, 달은 다시 한번 최전선에 서서, 요새이자 거대한 수호자 역할을 했습니다. 그런 전투들은 분명 매우 치열했을 것이고, 달은 추가적인 손실을 입어 방어 시스템과 남은 기능들에 영향을 받았습니다.</w:t>
+      </w:r>
+    </w:p>
+    <w:p>
+      <w:pPr>
+        <w:pStyle w:val="NormalWeb"/>
+        <w:jc w:val="both"/>
+        <w:rPr>
+          <w:rFonts w:ascii="Yu Gothic" w:eastAsia="Yu Gothic" w:hAnsi="Yu Gothic" w:cs="Yu Gothic"/>
+        </w:rPr>
+      </w:pPr>
+      <w:r>
+        <w:rPr>
+          <w:rFonts w:ascii="Yu Gothic" w:eastAsia="Yu Gothic" w:hAnsi="Yu Gothic" w:cs="Yu Gothic" w:hint="eastAsia"/>
+        </w:rPr>
+        <w:t>이 두 사건 모두 달에 작지 않은 "상처"를 남겼고, 그것이 창조될 때부터 지녔던 많은 기적적인 능력들을 감소시켰습니다. 그리고 이는 수백만 년에 걸쳐 계속된 우주 먼지와 운석의 퇴적을 제외하고서도 그렇습니다. 그 퇴적은 달의 외관을 더욱 고풍스럽게 만들고 많은 비밀을 감추게 했습니다.</w:t>
+      </w:r>
+    </w:p>
+    <w:p>
+      <w:pPr>
+        <w:pStyle w:val="NormalWeb"/>
+        <w:jc w:val="both"/>
+        <w:rPr>
+          <w:rFonts w:ascii="Yu Gothic" w:eastAsia="Yu Gothic" w:hAnsi="Yu Gothic" w:cs="Yu Gothic"/>
+        </w:rPr>
+      </w:pPr>
       <w:r>
         <w:rPr>
           <w:rFonts w:ascii="Yu Gothic" w:eastAsia="Yu Gothic" w:hAnsi="Yu Gothic" w:cs="Yu Gothic" w:hint="eastAsia"/>
         </w:rPr>
         <w:lastRenderedPageBreak/>
-        <w:t>염력과 정신 에너지로 조종되어 지구 궤도를 일시적으로 벗어나, 끔찍한 멸망의 지역 밖으로 이동했습니다. 그것은 그 문명의 정수와 귀중한 우주 지식의 씨앗뿐만 아니라, 일정 수의 가장 순선(純善)한 사람들, 즉 우주적 대재앙을 넘어 그들을 보존하기 위한 중요한 생명의 씨앗들도 함께 싣고 갔습니다.</w:t>
-      </w:r>
-    </w:p>
-    <w:p>
-      <w:pPr>
-        <w:pStyle w:val="NormalWeb"/>
-        <w:jc w:val="both"/>
-        <w:rPr>
-          <w:rFonts w:ascii="Yu Gothic" w:eastAsia="Yu Gothic" w:hAnsi="Yu Gothic" w:cs="Yu Gothic"/>
-        </w:rPr>
-      </w:pPr>
-      <w:r>
-        <w:rPr>
-          <w:rFonts w:ascii="Yu Gothic" w:eastAsia="Yu Gothic" w:hAnsi="Yu Gothic" w:cs="Yu Gothic" w:hint="eastAsia"/>
-        </w:rPr>
-        <w:t>옛 지구가 완전히 훼멸되고 더 깨끗한 새로운 지구가 재창조되어 제2 대주기의 새로운 장이 시작된 후, 달은 기적적인 안배에 따라 정해진 바로 그 시점에, 조용히 익숙한 궤도 위치로 돌아왔습니다. 그것은 이 새로운 푸른 행성의 생명을 지원하고, 보호하며, 조절하는 신성한 사명을 계속 이어갔습니다. 돌아왔을 때, 달은 기본적으로 황금시대로부터의 복잡한 구조와 거대한 잠재력을 그대로 유지하고 있었습니다. 그리고 그곳에 피난했던 사람들은, "방주"와 함께 표류했던 긴 시간 동안 여러 세대에 걸쳐 번성하여 그 수가 매우 많아졌습니다. 신의 안배에 따라, 달이 새로운 지구로 돌아왔을 때, 이 사람들은 지표면에 사는 것이 허락되지 않았고, 대신 이미 오래전에 준비된 땅속의 광대한 공간으로 이동하도록 인도받았습니다. 그들은 우리가 나중에 다시 언급하게 될 신비로운 내면 문명의 초석을 놓은 사람들이 되었습니다.</w:t>
+        <w:t>이처럼, 달의 "훼멸"이나 "손상"에 대한 이야기는 단일 사건이 아니라, 지구뿐만 아니라 이 우주 공간 전체의 큰 변동을 반영하는 중요한 이정표들을 가진 장구한 과정입니다.</w:t>
       </w:r>
     </w:p>
     <w:p>
@@ -5031,7 +5902,211 @@
           <w:sz w:val="24"/>
           <w:szCs w:val="24"/>
         </w:rPr>
+        <w:t>*  *  *</w:t>
+      </w:r>
+    </w:p>
+    <w:p>
+      <w:pPr>
+        <w:jc w:val="both"/>
+        <w:rPr>
+          <w:rFonts w:ascii="Yu Gothic" w:eastAsia="Yu Gothic" w:hAnsi="Yu Gothic" w:cs="Yu Gothic"/>
+          <w:sz w:val="24"/>
+          <w:szCs w:val="24"/>
+        </w:rPr>
+      </w:pPr>
+    </w:p>
+    <w:p>
+      <w:pPr>
+        <w:pStyle w:val="NormalWeb"/>
+        <w:jc w:val="both"/>
+        <w:rPr>
+          <w:rFonts w:ascii="Yu Gothic" w:eastAsia="Yu Gothic" w:hAnsi="Yu Gothic" w:cs="Yu Gothic"/>
+        </w:rPr>
+      </w:pPr>
+      <w:r>
+        <w:rPr>
+          <w:rFonts w:ascii="Yu Gothic" w:eastAsia="Yu Gothic" w:hAnsi="Yu Gothic" w:cs="Yu Gothic" w:hint="eastAsia"/>
+          <w:b/>
+          <w:bCs/>
+        </w:rPr>
+        <w:t>잭 보스:</w:t>
+      </w:r>
+    </w:p>
+    <w:p>
+      <w:pPr>
+        <w:pStyle w:val="NormalWeb"/>
+        <w:jc w:val="both"/>
+        <w:rPr>
+          <w:rFonts w:ascii="Yu Gothic" w:eastAsia="Yu Gothic" w:hAnsi="Yu Gothic" w:cs="Yu Gothic"/>
+        </w:rPr>
+      </w:pPr>
+      <w:r>
+        <w:rPr>
+          <w:rFonts w:ascii="Yu Gothic" w:eastAsia="Yu Gothic" w:hAnsi="Yu Gothic" w:cs="Yu Gothic" w:hint="eastAsia"/>
+        </w:rPr>
+        <w:t>오, 방금 선생님께서 달의 "주인"이 땅속으로 들어가 살게 된 사람들이라고 하셨지요…</w:t>
+      </w:r>
+    </w:p>
+    <w:p>
+      <w:pPr>
+        <w:pStyle w:val="NormalWeb"/>
+        <w:jc w:val="both"/>
+        <w:rPr>
+          <w:rFonts w:ascii="Yu Gothic" w:eastAsia="Yu Gothic" w:hAnsi="Yu Gothic" w:cs="Yu Gothic"/>
+        </w:rPr>
+      </w:pPr>
+      <w:r>
+        <w:rPr>
+          <w:rFonts w:ascii="Yu Gothic" w:eastAsia="Yu Gothic" w:hAnsi="Yu Gothic" w:cs="Yu Gothic" w:hint="eastAsia"/>
+        </w:rPr>
+        <w:t>그렇다면, 한 가지 큰 질문이 생깁니다. 지구 내부는 비어 있고, 그 안에 선진 문명이 존재한다는 것입니까?</w:t>
+      </w:r>
+    </w:p>
+    <w:p>
+      <w:pPr>
+        <w:pStyle w:val="NormalWeb"/>
+        <w:jc w:val="both"/>
+        <w:rPr>
+          <w:rFonts w:ascii="Yu Gothic" w:eastAsia="Yu Gothic" w:hAnsi="Yu Gothic" w:cs="Yu Gothic"/>
+        </w:rPr>
+      </w:pPr>
+      <w:r>
+        <w:rPr>
+          <w:rFonts w:ascii="Yu Gothic" w:eastAsia="Yu Gothic" w:hAnsi="Yu Gothic" w:cs="Yu Gothic" w:hint="eastAsia"/>
+          <w:b/>
+          <w:bCs/>
+        </w:rPr>
+        <w:t>모한 선생님:</w:t>
+      </w:r>
+    </w:p>
+    <w:p>
+      <w:pPr>
+        <w:pStyle w:val="NormalWeb"/>
+        <w:jc w:val="both"/>
+        <w:rPr>
+          <w:rFonts w:ascii="Yu Gothic" w:eastAsia="Yu Gothic" w:hAnsi="Yu Gothic" w:cs="Yu Gothic"/>
+        </w:rPr>
+      </w:pPr>
+      <w:r>
+        <w:rPr>
+          <w:rFonts w:ascii="Yu Gothic" w:eastAsia="Yu Gothic" w:hAnsi="Yu Gothic" w:cs="Yu Gothic" w:hint="eastAsia"/>
+        </w:rPr>
+        <w:t>(모한은 잭 보스의 호기심을 이해한다는 듯 조용히 미소 지었다. 그는 시계를 보고는, 완전히 어둠이 내린 창밖을 바라보았다.)</w:t>
+      </w:r>
+    </w:p>
+    <w:p>
+      <w:pPr>
+        <w:pStyle w:val="NormalWeb"/>
+        <w:jc w:val="both"/>
+        <w:rPr>
+          <w:rFonts w:ascii="Yu Gothic" w:eastAsia="Yu Gothic" w:hAnsi="Yu Gothic" w:cs="Yu Gothic"/>
+        </w:rPr>
+      </w:pPr>
+      <w:r>
+        <w:rPr>
+          <w:rFonts w:ascii="Yu Gothic" w:eastAsia="Yu Gothic" w:hAnsi="Yu Gothic" w:cs="Yu Gothic" w:hint="eastAsia"/>
+        </w:rPr>
+        <w:t>잭 씨, 우리가 과거 이야기에 빠져 있다 보니 시간이 참으로 빨리 가는군요. 당신은 많은 사람이 고뇌해왔던, 매우 흥미로운 질문이자 큰 미스터리를 제기했습니다.</w:t>
+      </w:r>
+    </w:p>
+    <w:p>
+      <w:pPr>
+        <w:pStyle w:val="NormalWeb"/>
+        <w:jc w:val="both"/>
+        <w:rPr>
+          <w:rFonts w:ascii="Yu Gothic" w:eastAsia="Yu Gothic" w:hAnsi="Yu Gothic" w:cs="Yu Gothic"/>
+        </w:rPr>
+      </w:pPr>
+      <w:r>
+        <w:rPr>
+          <w:rFonts w:ascii="Yu Gothic" w:eastAsia="Yu Gothic" w:hAnsi="Yu Gothic" w:cs="Yu Gothic" w:hint="eastAsia"/>
+        </w:rPr>
         <w:lastRenderedPageBreak/>
+        <w:t>[ 모한은 잠시 멈추었다가, 잭 보스의 질문으로 돌아왔다. ]</w:t>
+      </w:r>
+    </w:p>
+    <w:p>
+      <w:pPr>
+        <w:pStyle w:val="NormalWeb"/>
+        <w:jc w:val="both"/>
+        <w:rPr>
+          <w:rFonts w:ascii="Yu Gothic" w:eastAsia="Yu Gothic" w:hAnsi="Yu Gothic" w:cs="Yu Gothic"/>
+        </w:rPr>
+      </w:pPr>
+      <w:r>
+        <w:rPr>
+          <w:rFonts w:ascii="Yu Gothic" w:eastAsia="Yu Gothic" w:hAnsi="Yu Gothic" w:cs="Yu Gothic" w:hint="eastAsia"/>
+        </w:rPr>
+        <w:t>그리고 지구 내부 세계에 대한 당신의 질문에 대해 말씀드리자면.</w:t>
+      </w:r>
+    </w:p>
+    <w:p>
+      <w:pPr>
+        <w:pStyle w:val="NormalWeb"/>
+        <w:jc w:val="both"/>
+        <w:rPr>
+          <w:rFonts w:ascii="Yu Gothic" w:eastAsia="Yu Gothic" w:hAnsi="Yu Gothic" w:cs="Yu Gothic"/>
+        </w:rPr>
+      </w:pPr>
+      <w:r>
+        <w:rPr>
+          <w:rFonts w:ascii="Yu Gothic" w:eastAsia="Yu Gothic" w:hAnsi="Yu Gothic" w:cs="Yu Gothic" w:hint="eastAsia"/>
+        </w:rPr>
+        <w:t>잭 씨, 제가 "본" 바로는, 우리 지구는 많은 사람이 생각하는 것처럼 완전히 꽉 찬 덩어리가 아닙니다. 우리가 살고 있는 이 지각 아래에는, 실로 광대한 공간들과 복잡한 층 구조가 있습니다. 그리고 그 공간들 안에는, 실제로 하나의 문명, 한 인종이 살고 있습니다.</w:t>
+      </w:r>
+    </w:p>
+    <w:p>
+      <w:pPr>
+        <w:pStyle w:val="NormalWeb"/>
+        <w:jc w:val="both"/>
+        <w:rPr>
+          <w:rFonts w:ascii="Yu Gothic" w:eastAsia="Yu Gothic" w:hAnsi="Yu Gothic" w:cs="Yu Gothic"/>
+        </w:rPr>
+      </w:pPr>
+      <w:r>
+        <w:rPr>
+          <w:rFonts w:ascii="Yu Gothic" w:eastAsia="Yu Gothic" w:hAnsi="Yu Gothic" w:cs="Yu Gothic" w:hint="eastAsia"/>
+        </w:rPr>
+        <w:t>그들은 아주 먼 옛날부터 특별한 안배에 따라 땅속에서 생존하고 발전하는 법을 찾아낸 고대 인종입니다. 그들의 문명은 어느 정도 옛 찬란했던 시기의 많은 지식과 기술을 여전히 보존하고 있으며, 아마 지표면의 우리가 가진 것보다 뛰어날 수도 있습니다. 그들은 통제된 환경 속에서 살며, 고유의 광원과 에너지를 가지고 있습니다.</w:t>
+      </w:r>
+    </w:p>
+    <w:p>
+      <w:pPr>
+        <w:pStyle w:val="NormalWeb"/>
+        <w:jc w:val="both"/>
+        <w:rPr>
+          <w:rFonts w:ascii="Yu Gothic" w:eastAsia="Yu Gothic" w:hAnsi="Yu Gothic" w:cs="Yu Gothic"/>
+        </w:rPr>
+      </w:pPr>
+      <w:r>
+        <w:rPr>
+          <w:rFonts w:ascii="Yu Gothic" w:eastAsia="Yu Gothic" w:hAnsi="Yu Gothic" w:cs="Yu Gothic" w:hint="eastAsia"/>
+        </w:rPr>
+        <w:t xml:space="preserve">하지만 그들이 우리 지표면 세계에 개입하거나 거의 나타나지 않는 이유 또한 매우 복잡합니다. 한 가지 이유는, 그들이 아주 먼 옛날부터 신들로부터 받은 엄격한 분부, 즉 특별한 시기의 특별한 지시가 없는 한, 지표면 인간들의 자연스러운 발전과 선택에 개입해서는 안 된다는 분부를 따르기 때문입니다. 또 다른 이유는, </w:t>
+      </w:r>
+      <w:r>
+        <w:rPr>
+          <w:rFonts w:ascii="Yu Gothic" w:eastAsia="Yu Gothic" w:hAnsi="Yu Gothic" w:cs="Yu Gothic" w:hint="eastAsia"/>
+        </w:rPr>
+        <w:lastRenderedPageBreak/>
+        <w:t>그들의 외부 세계로 통하는 주요 출입구들이 사악한 "외계인" 세력에 의해, 그들의 높은 기술로 봉쇄되거나 방해받고 있을 수 있다는 것입니다. 이는 지표면 인류에 대한 그들의 상호작용과 도움을 막기 위함입니다.</w:t>
+      </w:r>
+    </w:p>
+    <w:p>
+      <w:pPr>
+        <w:jc w:val="center"/>
+        <w:rPr>
+          <w:rFonts w:ascii="Yu Gothic" w:eastAsia="Yu Gothic" w:hAnsi="Yu Gothic" w:cs="Yu Gothic"/>
+          <w:sz w:val="24"/>
+          <w:szCs w:val="24"/>
+        </w:rPr>
+      </w:pPr>
+      <w:r>
+        <w:rPr>
+          <w:rFonts w:ascii="Yu Gothic" w:eastAsia="Yu Gothic" w:hAnsi="Yu Gothic" w:cs="Yu Gothic"/>
+          <w:sz w:val="24"/>
+          <w:szCs w:val="24"/>
+        </w:rPr>
         <w:t>*  *  *</w:t>
       </w:r>
     </w:p>
@@ -5074,7 +6149,7 @@
         <w:rPr>
           <w:rFonts w:ascii="Yu Gothic" w:eastAsia="Yu Gothic" w:hAnsi="Yu Gothic" w:cs="Yu Gothic" w:hint="eastAsia"/>
         </w:rPr>
-        <w:t>선생님 말씀을 듣다 보니, 예전에 인터넷 어디에선가 과학자들이 달 표면에 큰 탄두를 발사하는 실험을 했을 때 달이 속이 빈 종처럼 울리는 반응을 보였다는 글을 읽었던 기억이 납니다… 그렇다면, 그것은 정말로 내부가 빈 물체일 수 있겠군요? 심지어, 만약 그것이 이전 주기의 사람들에 의해 창조된 것이라면, 그 안에는 많은 기관이나 복잡한 구조물들이 있을 수도 있겠고요…</w:t>
+        <w:t>그렇다면, 선생님께서 언급하신 제1 대주기에 속하는, 달을 창조한 "황금시대" 주기 외에, 선생님께서 명확히 "보신" 다른 대표적인 문명들, 즉 그 기나긴 역사의 흐름 속에서 특별한 족적을 남긴 문명들에 대해 조금 더 공유해 주실 수 있겠습니까?</w:t>
       </w:r>
     </w:p>
     <w:p>
@@ -5106,104 +6181,76 @@
         <w:rPr>
           <w:rFonts w:ascii="Yu Gothic" w:eastAsia="Yu Gothic" w:hAnsi="Yu Gothic" w:cs="Yu Gothic" w:hint="eastAsia"/>
         </w:rPr>
-        <w:t>(모한 선생님의 눈에 한 줄기 빛이 스쳤다. 마치 잭 보스가 방금 나눈 정보가 그의 기억 속 그림의 핵심적인 한 지점을 정확히 건드린 것 같았다.)</w:t>
-      </w:r>
-    </w:p>
-    <w:p>
-      <w:pPr>
-        <w:pStyle w:val="NormalWeb"/>
-        <w:jc w:val="both"/>
-        <w:rPr>
-          <w:rFonts w:ascii="Yu Gothic" w:eastAsia="Yu Gothic" w:hAnsi="Yu Gothic" w:cs="Yu Gothic"/>
-        </w:rPr>
-      </w:pPr>
-      <w:r>
-        <w:rPr>
-          <w:rFonts w:ascii="Yu Gothic" w:eastAsia="Yu Gothic" w:hAnsi="Yu Gothic" w:cs="Yu Gothic" w:hint="eastAsia"/>
-        </w:rPr>
-        <w:t>잭 씨, 당신이 인터넷에서 읽은 그 정보들은, 비록 아직 많은 논쟁이 있고 주류 과학계에서 널리 인정받지는 못했을지라도, 제가 "본" 진실에서 결코 멀지 않습니다.</w:t>
-      </w:r>
-    </w:p>
-    <w:p>
-      <w:pPr>
-        <w:pStyle w:val="NormalWeb"/>
-        <w:jc w:val="both"/>
-        <w:rPr>
-          <w:rFonts w:ascii="Yu Gothic" w:eastAsia="Yu Gothic" w:hAnsi="Yu Gothic" w:cs="Yu Gothic"/>
-        </w:rPr>
-      </w:pPr>
-      <w:r>
-        <w:rPr>
-          <w:rFonts w:ascii="Yu Gothic" w:eastAsia="Yu Gothic" w:hAnsi="Yu Gothic" w:cs="Yu Gothic" w:hint="eastAsia"/>
-        </w:rPr>
-        <w:t xml:space="preserve">과학자들이 수행한 실험, 즉 어떤 물체가 달 표면에 충돌했을 때 마치 거대한 속 빈 종처럼 비정상적으로 길게 </w:t>
+        <w:t>(모한은 잭의 학구열을 존중하는 듯 조용히 미소 지었다. 그는 차를 한 모금 마시고, 다시 먼 곳을 응시하며 보이지 않는 다른 역사의 책장을 넘기는 듯했다.)</w:t>
+      </w:r>
+    </w:p>
+    <w:p>
+      <w:pPr>
+        <w:pStyle w:val="NormalWeb"/>
+        <w:jc w:val="both"/>
+        <w:rPr>
+          <w:rFonts w:ascii="Yu Gothic" w:eastAsia="Yu Gothic" w:hAnsi="Yu Gothic" w:cs="Yu Gothic"/>
+        </w:rPr>
+      </w:pPr>
+      <w:r>
+        <w:rPr>
+          <w:rFonts w:ascii="Yu Gothic" w:eastAsia="Yu Gothic" w:hAnsi="Yu Gothic" w:cs="Yu Gothic" w:hint="eastAsia"/>
+        </w:rPr>
+        <w:t xml:space="preserve">물론입니다, 잭 씨. 그 황금시대 외에도, 무수한 다른 문명들이 있었고, 각 문명은 저마다의 특징과 성취, 그리고 교훈을 남겼습니다. 제가 두 문명을 더 공유해 </w:t>
       </w:r>
       <w:r>
         <w:rPr>
           <w:rFonts w:ascii="Yu Gothic" w:eastAsia="Yu Gothic" w:hAnsi="Yu Gothic" w:cs="Yu Gothic" w:hint="eastAsia"/>
         </w:rPr>
         <w:lastRenderedPageBreak/>
-        <w:t>지속되는 진동을 만들어낸 바로 그 현상은, 달의 진짜 본질을 드러내는 중요한 지표 중 하나입니다.</w:t>
-      </w:r>
-    </w:p>
-    <w:p>
-      <w:pPr>
-        <w:pStyle w:val="NormalWeb"/>
-        <w:jc w:val="both"/>
-        <w:rPr>
-          <w:rFonts w:ascii="Yu Gothic" w:eastAsia="Yu Gothic" w:hAnsi="Yu Gothic" w:cs="Yu Gothic"/>
-        </w:rPr>
-      </w:pPr>
-      <w:r>
-        <w:rPr>
-          <w:rFonts w:ascii="Yu Gothic" w:eastAsia="Yu Gothic" w:hAnsi="Yu Gothic" w:cs="Yu Gothic" w:hint="eastAsia"/>
-        </w:rPr>
-        <w:t>네, 맞습니다. 달은 완전히 꽉 찬 덩어리가 아닙니다. 그 안에는, 제가 창조 과정과 현재의 구조를 "목격한" 바에 따르면, 실로 광대한 공간들이 있습니다.</w:t>
-      </w:r>
-    </w:p>
-    <w:p>
-      <w:pPr>
-        <w:pStyle w:val="NormalWeb"/>
-        <w:jc w:val="both"/>
-        <w:rPr>
-          <w:rFonts w:ascii="Yu Gothic" w:eastAsia="Yu Gothic" w:hAnsi="Yu Gothic" w:cs="Yu Gothic"/>
-        </w:rPr>
-      </w:pPr>
-      <w:r>
-        <w:rPr>
-          <w:rFonts w:ascii="Yu Gothic" w:eastAsia="Yu Gothic" w:hAnsi="Yu Gothic" w:cs="Yu Gothic" w:hint="eastAsia"/>
-        </w:rPr>
-        <w:t>[ 모한은 여전히 평온하지만 설득력 있는 목소리로 덧붙여 설명했다. ]</w:t>
-      </w:r>
-    </w:p>
-    <w:p>
-      <w:pPr>
-        <w:pStyle w:val="NormalWeb"/>
-        <w:jc w:val="both"/>
-        <w:rPr>
-          <w:rFonts w:ascii="Yu Gothic" w:eastAsia="Yu Gothic" w:hAnsi="Yu Gothic" w:cs="Yu Gothic"/>
-        </w:rPr>
-      </w:pPr>
-      <w:r>
-        <w:rPr>
-          <w:rFonts w:ascii="Yu Gothic" w:eastAsia="Yu Gothic" w:hAnsi="Yu Gothic" w:cs="Yu Gothic" w:hint="eastAsia"/>
-        </w:rPr>
-        <w:t>황금시대의 사람들이 신의 인도 아래 달을 창조했을 때, 그들은 단순히 돌덩이를 "빚어낸" 것이 아닙니다. 그들은 그것을 지극히 복잡하고 정교한 우주 건축물로 건설했습니다. 그것은 견고한 외피를 가지고 있지만, 내부는 매우 구체적인 목적들을 위해 설계된 시스템과 기반 시설을 갖춘 다층, 다중 구획 구조로 되어 있습니다.</w:t>
-      </w:r>
-    </w:p>
-    <w:p>
-      <w:pPr>
-        <w:pStyle w:val="NormalWeb"/>
-        <w:jc w:val="both"/>
-        <w:rPr>
-          <w:rFonts w:ascii="Yu Gothic" w:eastAsia="Yu Gothic" w:hAnsi="Yu Gothic" w:cs="Yu Gothic"/>
-        </w:rPr>
-      </w:pPr>
-      <w:r>
-        <w:rPr>
-          <w:rFonts w:ascii="Yu Gothic" w:eastAsia="Yu Gothic" w:hAnsi="Yu Gothic" w:cs="Yu Gothic" w:hint="eastAsia"/>
-        </w:rPr>
-        <w:t>그것을 단지 자연적인 천체가 아니라, 거대한 우주선, 인공적인 "비행 도시"로 상상해 보십시오. 그 안에는, 그것이 처음 만들어졌던 시기와 그 후 오랜 기간 동안, 실제로 제어 기관, 실험실, 에너지 저장 구역, 생명 유지 시스템, 그리고 심지어 수련과 영적 연구를 위한 공간까지 포함되어 있었습니다.</w:t>
+        <w:t>드리겠습니다. 하나는 놀라운 우주적 성취를 이룬 제1 대주기에 속한 문명이고, 다른 하나는 비극적인 결말과 성찰할 만한 타락을 겪은 제2 대주기에 속한 문명입니다.</w:t>
+      </w:r>
+    </w:p>
+    <w:p>
+      <w:pPr>
+        <w:pStyle w:val="NormalWeb"/>
+        <w:jc w:val="both"/>
+        <w:rPr>
+          <w:rFonts w:ascii="Yu Gothic" w:eastAsia="Yu Gothic" w:hAnsi="Yu Gothic" w:cs="Yu Gothic"/>
+        </w:rPr>
+      </w:pPr>
+      <w:r>
+        <w:rPr>
+          <w:rFonts w:ascii="Yu Gothic" w:eastAsia="Yu Gothic" w:hAnsi="Yu Gothic" w:cs="Yu Gothic" w:hint="eastAsia"/>
+          <w:b/>
+          <w:bCs/>
+        </w:rPr>
+        <w:t>제1대주기의 우주 항해 문명</w:t>
+      </w:r>
+    </w:p>
+    <w:p>
+      <w:pPr>
+        <w:pStyle w:val="NormalWeb"/>
+        <w:jc w:val="both"/>
+        <w:rPr>
+          <w:rFonts w:ascii="Yu Gothic" w:eastAsia="Yu Gothic" w:hAnsi="Yu Gothic" w:cs="Yu Gothic"/>
+        </w:rPr>
+      </w:pPr>
+      <w:r>
+        <w:rPr>
+          <w:rFonts w:ascii="Yu Gothic" w:eastAsia="Yu Gothic" w:hAnsi="Yu Gothic" w:cs="Yu Gothic" w:hint="eastAsia"/>
+        </w:rPr>
+        <w:t>달을 창조한 황금시대보다 훨씬 전인 제1 대주기 중반에, 지극히 찬란한 우주 과학 기술 수준에 도달했던 한 문명이 존재했습니다. 당시 사람들은 모습은 오늘날 우리와 크게 다르지 않았을 수 있지만, 뛰어난 지혜와 우주의 물리 법칙에 대한 깊은 이해를 가지고 있었습니다.</w:t>
+      </w:r>
+    </w:p>
+    <w:p>
+      <w:pPr>
+        <w:pStyle w:val="NormalWeb"/>
+        <w:jc w:val="both"/>
+        <w:rPr>
+          <w:rFonts w:ascii="Yu Gothic" w:eastAsia="Yu Gothic" w:hAnsi="Yu Gothic" w:cs="Yu Gothic"/>
+        </w:rPr>
+      </w:pPr>
+      <w:r>
+        <w:rPr>
+          <w:rFonts w:ascii="Yu Gothic" w:eastAsia="Yu Gothic" w:hAnsi="Yu Gothic" w:cs="Yu Gothic" w:hint="eastAsia"/>
+        </w:rPr>
+        <w:t>그들은 태양계 범위 내에서의 행성 간 항해 기술을 일상적으로 마스터했고, 심지어 가장 가까운 항성계까지 탐험을 수행했습니다. 저는 그들의 우주선들을 '봅니다'. 그것들은 우리처럼 화학 연료를 사용하는 육중한 로켓이 아니라, 초경량·초강력 합금으로 제작되었을 수 있는 날렵한 비행선이었습니다. 그것은 통제된 반물질 에너지나, 혹은 공간에서 직접 에너지를 채취하는(제로 포인트 에너지) 깨끗하고 강력한 에너지원으로 운행되었습니다. 그것들은 극도로 빠른 가속과 감속이 가능했고, 우주 방사선과 우주 파편으로부터 보호하는 보호막을 생성할 수 있었습니다.</w:t>
       </w:r>
     </w:p>
     <w:p>
@@ -5219,37 +6266,198 @@
           <w:rFonts w:ascii="Yu Gothic" w:eastAsia="Yu Gothic" w:hAnsi="Yu Gothic" w:cs="Yu Gothic" w:hint="eastAsia"/>
         </w:rPr>
         <w:lastRenderedPageBreak/>
-        <w:t>수천만 년에 걸쳐 우주 먼지와 운석 조각들로 덧씌워지기 전, 그것의 원래 형태조차도 오늘날 우리가 보는 것처럼 완전히 둥근 구체가 아니었습니다. 원시 형태는 하나의 큰 알과 같은 모양, 완벽한 타원형이었습니다. 이는 우주 공간에서의 이동과 에너지 안정성 유지를 위한 최적의 구조였습니다. 우리가 현재 관찰하는 껍질은 시간이 지남에 따라 형성된 외부의 "외투"일 뿐이며, 그 내부의 핵심 실체, 즉 에너지 골격과 주요 구조는 여전히 그 알 모양을 유지하고 있습니다.</w:t>
-      </w:r>
-    </w:p>
-    <w:p>
-      <w:pPr>
-        <w:pStyle w:val="NormalWeb"/>
-        <w:jc w:val="both"/>
-        <w:rPr>
-          <w:rFonts w:ascii="Yu Gothic" w:eastAsia="Yu Gothic" w:hAnsi="Yu Gothic" w:cs="Yu Gothic"/>
-        </w:rPr>
-      </w:pPr>
-      <w:r>
-        <w:rPr>
-          <w:rFonts w:ascii="Yu Gothic" w:eastAsia="Yu Gothic" w:hAnsi="Yu Gothic" w:cs="Yu Gothic" w:hint="eastAsia"/>
-        </w:rPr>
-        <w:t>그러므로 외부에서 강한 충격이 가해졌을 때, 그것이 속이 빈 구조물처럼 길게 진동하는 것은 전적으로 이해할 수 있는 일입니다. 그것은 지질학적 우연이 아니라, 위대한 인공 구조물의 고유한 특성입니다.</w:t>
-      </w:r>
-    </w:p>
-    <w:p>
-      <w:pPr>
-        <w:pStyle w:val="NormalWeb"/>
-        <w:jc w:val="both"/>
-        <w:rPr>
-          <w:rFonts w:ascii="Yu Gothic" w:eastAsia="Yu Gothic" w:hAnsi="Yu Gothic" w:cs="Yu Gothic"/>
-        </w:rPr>
-      </w:pPr>
-      <w:r>
-        <w:rPr>
-          <w:rFonts w:ascii="Yu Gothic" w:eastAsia="Yu Gothic" w:hAnsi="Yu Gothic" w:cs="Yu Gothic" w:hint="eastAsia"/>
-        </w:rPr>
-        <w:t>달은, 잭 씨, 더 많은 비밀, 즉 황금시대와, 인간이 우주와 조화롭게 살며 신의 인도를 따를 때 가질 수 있었던 비범한 능력들에 대한 비밀들을 품고 있습니다.</w:t>
+        <w:t>그들의 여행 목적은 매우 다양했습니다. 과학 연구, 다른 행성 탐사, 자원 탐색, 그리고 화성이나 거대 가스 행성의 일부 위성에 전초 기지나 작은 식민지를 건설하는 것까지 포함되었습니다. 그들은 비록 나중에 일부 "외계인" 종족들처럼 차원 간 이동을 완전히 마스터하지는 못했을지라도, 우주의 구조와 여러 다른 차원에 대해 놀라운 이해를 가지고 있었습니다.</w:t>
+      </w:r>
+    </w:p>
+    <w:p>
+      <w:pPr>
+        <w:pStyle w:val="NormalWeb"/>
+        <w:jc w:val="both"/>
+        <w:rPr>
+          <w:rFonts w:ascii="Yu Gothic" w:eastAsia="Yu Gothic" w:hAnsi="Yu Gothic" w:cs="Yu Gothic"/>
+        </w:rPr>
+      </w:pPr>
+      <w:r>
+        <w:rPr>
+          <w:rFonts w:ascii="Yu Gothic" w:eastAsia="Yu Gothic" w:hAnsi="Yu Gothic" w:cs="Yu Gothic" w:hint="eastAsia"/>
+        </w:rPr>
+        <w:t>이 문명의 정신생활과 도덕 또한 초기에는 꽤 높았습니다. 그들은 우주의 법칙에 대해 일정한 존경심을 가졌고, 그들의 사회는 과학적이고 질서 있게 조직되었습니다. 하지만 다른 많은 문명들과 마찬가지로, 물질 기술의 지나치게 빠른 발전과 우주 정복의 성취에 대한 자부심이 점차 그들 중 일부를 오만하게 만들고, 핵심적인 정신적 가치에서 멀어지게 했습니다.</w:t>
+      </w:r>
+    </w:p>
+    <w:p>
+      <w:pPr>
+        <w:pStyle w:val="NormalWeb"/>
+        <w:jc w:val="both"/>
+        <w:rPr>
+          <w:rFonts w:ascii="Yu Gothic" w:eastAsia="Yu Gothic" w:hAnsi="Yu Gothic" w:cs="Yu Gothic"/>
+        </w:rPr>
+      </w:pPr>
+      <w:r>
+        <w:rPr>
+          <w:rFonts w:ascii="Yu Gothic" w:eastAsia="Yu Gothic" w:hAnsi="Yu Gothic" w:cs="Yu Gothic" w:hint="eastAsia"/>
+        </w:rPr>
+        <w:t>제1 대주기가 막바지에 다다랐을 때, 이 우주 항해 문명은 기술의 정점에 도달했음에도 불구하고, 쇠퇴의 소용돌이에서 벗어나지 못하고 결국 옛 "무대" 전체와 함께 훼멸되었습니다. 그들의 성취, 우주선, 다른 행성의 전초 기지 대부분은 파괴되거나 버려져, 우주 공간 속에서 말없는 폐허가 되었습니다.</w:t>
+      </w:r>
+    </w:p>
+    <w:p>
+      <w:pPr>
+        <w:pStyle w:val="NormalWeb"/>
+        <w:jc w:val="both"/>
+        <w:rPr>
+          <w:rFonts w:ascii="Yu Gothic" w:eastAsia="Yu Gothic" w:hAnsi="Yu Gothic" w:cs="Yu Gothic"/>
+        </w:rPr>
+      </w:pPr>
+      <w:r>
+        <w:rPr>
+          <w:rFonts w:ascii="Yu Gothic" w:eastAsia="Yu Gothic" w:hAnsi="Yu Gothic" w:cs="Yu Gothic" w:hint="eastAsia"/>
+          <w:b/>
+          <w:bCs/>
+        </w:rPr>
+        <w:t>"외계인"으로 타락한 문명</w:t>
+      </w:r>
+    </w:p>
+    <w:p>
+      <w:pPr>
+        <w:pStyle w:val="NormalWeb"/>
+        <w:jc w:val="both"/>
+        <w:rPr>
+          <w:rFonts w:ascii="Yu Gothic" w:eastAsia="Yu Gothic" w:hAnsi="Yu Gothic" w:cs="Yu Gothic"/>
+        </w:rPr>
+      </w:pPr>
+      <w:r>
+        <w:rPr>
+          <w:rFonts w:ascii="Yu Gothic" w:eastAsia="Yu Gothic" w:hAnsi="Yu Gothic" w:cs="Yu Gothic" w:hint="eastAsia"/>
+        </w:rPr>
+        <w:lastRenderedPageBreak/>
+        <w:t>제2 대주기로 넘어가서, 무수한 소주기 문명들 가운데, 제게 특별히 비극적인 인상을 남긴 한 문명이 있습니다. 그것은 그 찬란함 때문이 아니라, 그 타락과 슬픈 결말, 그리고 훗날 나쁜 의도를 가진 "외계인" 종족들의 한 기원이 되었다는 점 때문입니다.</w:t>
+      </w:r>
+    </w:p>
+    <w:p>
+      <w:pPr>
+        <w:pStyle w:val="NormalWeb"/>
+        <w:jc w:val="both"/>
+        <w:rPr>
+          <w:rFonts w:ascii="Yu Gothic" w:eastAsia="Yu Gothic" w:hAnsi="Yu Gothic" w:cs="Yu Gothic"/>
+        </w:rPr>
+      </w:pPr>
+      <w:r>
+        <w:rPr>
+          <w:rFonts w:ascii="Yu Gothic" w:eastAsia="Yu Gothic" w:hAnsi="Yu Gothic" w:cs="Yu Gothic" w:hint="eastAsia"/>
+        </w:rPr>
+        <w:t>이 문명은 약 수백만 년 전에 발전했으며, 역시 과학 기술, 특히 생명 공학, 유전학, 그리고 인공지능 분야에서 매우 높은 성취를 이루었습니다. 하지만 초기 단계부터 그들은 영적 가치와 도덕을 경시하고, 물질 기술의 힘에 절대적인 믿음을 두는 경향이 있었습니다. 그들은 인간이 신의 인도나 어떠한 도덕 법칙 없이도 스스로 운명을 결정하고, 세상을 개조하며, 심지어 자기 자신까지도 개조할 수 있다고 믿었습니다.</w:t>
+      </w:r>
+    </w:p>
+    <w:p>
+      <w:pPr>
+        <w:pStyle w:val="NormalWeb"/>
+        <w:jc w:val="both"/>
+        <w:rPr>
+          <w:rFonts w:ascii="Yu Gothic" w:eastAsia="Yu Gothic" w:hAnsi="Yu Gothic" w:cs="Yu Gothic"/>
+        </w:rPr>
+      </w:pPr>
+      <w:r>
+        <w:rPr>
+          <w:rFonts w:ascii="Yu Gothic" w:eastAsia="Yu Gothic" w:hAnsi="Yu Gothic" w:cs="Yu Gothic" w:hint="eastAsia"/>
+        </w:rPr>
+        <w:t xml:space="preserve">그들의 타락 과정은 느리지만 되돌릴 수 없었습니다. 개인적인 이기심, 끝없는 탐욕, 그리고 통제에 대한 욕구가 발전의 주요 동력이 되었습니다. 그들은 유전 기술을 사용하여 자신들의 목적에 부합하는 생물을 만들어냈고, 심지어 인공 전사까지 창조했습니다. 그들은 기술을 남용하여 부자연스럽게 수명을 연장했지만, 영혼은 점점 공허해지고 부패해갔습니다. 그들은 스스로 </w:t>
+      </w:r>
+      <w:r>
+        <w:rPr>
+          <w:rFonts w:ascii="Yu Gothic" w:eastAsia="Yu Gothic" w:hAnsi="Yu Gothic" w:cs="Yu Gothic" w:hint="eastAsia"/>
+        </w:rPr>
+        <w:lastRenderedPageBreak/>
+        <w:t>학습할 수 있는 지능적인 기계를 만들었지만, 그것들에게 연민이나 도덕을 가르치지는 않았습니다.</w:t>
+      </w:r>
+    </w:p>
+    <w:p>
+      <w:pPr>
+        <w:pStyle w:val="NormalWeb"/>
+        <w:jc w:val="both"/>
+        <w:rPr>
+          <w:rFonts w:ascii="Yu Gothic" w:eastAsia="Yu Gothic" w:hAnsi="Yu Gothic" w:cs="Yu Gothic"/>
+        </w:rPr>
+      </w:pPr>
+      <w:r>
+        <w:rPr>
+          <w:rFonts w:ascii="Yu Gothic" w:eastAsia="Yu Gothic" w:hAnsi="Yu Gothic" w:cs="Yu Gothic" w:hint="eastAsia"/>
+        </w:rPr>
+        <w:t>어느 단계에 이르러, 그들 사회의 내부 갈등이 격화되어 첨단 기술 무기를 사용한 파괴적인 전쟁으로 이어졌습니다. 그 문명의 대부분은 자멸하여, 황폐한 지구를 남겼습니다. 하지만 권력과 가장 진보된 기술을 가진 소수의 무리는 제때에 거대한 우주선을 만들어, 그 물질 문명의 남은 것들을 싣고 지구를 떠났습니다.</w:t>
+      </w:r>
+    </w:p>
+    <w:p>
+      <w:pPr>
+        <w:pStyle w:val="NormalWeb"/>
+        <w:jc w:val="both"/>
+        <w:rPr>
+          <w:rFonts w:ascii="Yu Gothic" w:eastAsia="Yu Gothic" w:hAnsi="Yu Gothic" w:cs="Yu Gothic"/>
+        </w:rPr>
+      </w:pPr>
+      <w:r>
+        <w:rPr>
+          <w:rFonts w:ascii="Yu Gothic" w:eastAsia="Yu Gothic" w:hAnsi="Yu Gothic" w:cs="Yu Gothic" w:hint="eastAsia"/>
+        </w:rPr>
+        <w:t>그들은 우주를 떠돌며 정착할 새로운 행성을 찾았습니다. 하지만 그들의 이기적이고 탐욕스러우며 부도덕한 본성은 전혀 변하지 않았습니다. 그들은 팽창과 통제에 봉사하는 방향으로 기술을 계속 발전시켰습니다. 점차, 우주를 표류하는 여러 세대를 거치면서, 환경과 유전적 개입으로 인해 그들의 모습 또한 변했을 수 있습니다. 그들은 선량한 가치에 적대감을 품고, 항상 다른 문명들을 개입하고 조종하려 하며, 훗날 우리가 이야기하게 될 어두운 음모를 가지고 지구로 다시 돌아오는 것을 포함하여, 그러한 "외계인" 종족 중 하나가 되었습니다.</w:t>
+      </w:r>
+    </w:p>
+    <w:p>
+      <w:pPr>
+        <w:pStyle w:val="NormalWeb"/>
+        <w:jc w:val="both"/>
+        <w:rPr>
+          <w:rFonts w:ascii="Yu Gothic" w:eastAsia="Yu Gothic" w:hAnsi="Yu Gothic" w:cs="Yu Gothic"/>
+        </w:rPr>
+      </w:pPr>
+      <w:r>
+        <w:rPr>
+          <w:rFonts w:ascii="Yu Gothic" w:eastAsia="Yu Gothic" w:hAnsi="Yu Gothic" w:cs="Yu Gothic" w:hint="eastAsia"/>
+        </w:rPr>
+        <w:t>이것은 한 문명이 아무리 기술이 뛰어나더라도, 도덕적 기반을 잃으면 결국 자멸하거나 사악한 세력으로 타락할 뿐이라는 쓰라린 교훈입니다.</w:t>
+      </w:r>
+    </w:p>
+    <w:p>
+      <w:pPr>
+        <w:pStyle w:val="NormalWeb"/>
+        <w:jc w:val="both"/>
+        <w:rPr>
+          <w:rFonts w:ascii="Yu Gothic" w:eastAsia="Yu Gothic" w:hAnsi="Yu Gothic" w:cs="Yu Gothic"/>
+        </w:rPr>
+      </w:pPr>
+      <w:r>
+        <w:rPr>
+          <w:rFonts w:ascii="Yu Gothic" w:eastAsia="Yu Gothic" w:hAnsi="Yu Gothic" w:cs="Yu Gothic" w:hint="eastAsia"/>
+        </w:rPr>
+        <w:lastRenderedPageBreak/>
+        <w:t>[ 모한은 잠시 현관 쪽을 내다보며, 도시의 밤하늘을 바라보다가, 다시 잭을 향해 말했다. ]</w:t>
+      </w:r>
+    </w:p>
+    <w:p>
+      <w:pPr>
+        <w:pStyle w:val="NormalWeb"/>
+        <w:jc w:val="both"/>
+        <w:rPr>
+          <w:rFonts w:ascii="Yu Gothic" w:eastAsia="Yu Gothic" w:hAnsi="Yu Gothic" w:cs="Yu Gothic"/>
+        </w:rPr>
+      </w:pPr>
+      <w:r>
+        <w:rPr>
+          <w:rFonts w:ascii="Yu Gothic" w:eastAsia="Yu Gothic" w:hAnsi="Yu Gothic" w:cs="Yu Gothic" w:hint="eastAsia"/>
+        </w:rPr>
+        <w:t>이것은 매우 큰 주제이며 아직 할 말이 많습니다, 잭 씨. 아마, 시간도 꽤 늦었군요. 오늘은 여기서 잠시 멈추고, 만약 당신이 여전히 흥미가 있다면, 다음번에 이 미스터리들을 계속해서 탐험할 수 있을 겁니다.</w:t>
+      </w:r>
+    </w:p>
+    <w:p>
+      <w:pPr>
+        <w:pStyle w:val="NormalWeb"/>
+        <w:jc w:val="both"/>
+        <w:rPr>
+          <w:rFonts w:ascii="Yu Gothic" w:eastAsia="Yu Gothic" w:hAnsi="Yu Gothic" w:cs="Yu Gothic"/>
+        </w:rPr>
+      </w:pPr>
+      <w:r>
+        <w:rPr>
+          <w:rFonts w:ascii="Yu Gothic" w:eastAsia="Yu Gothic" w:hAnsi="Yu Gothic" w:cs="Yu Gothic" w:hint="eastAsia"/>
+        </w:rPr>
+        <w:t>[ 모한은 따뜻하고 의미심장한 미소를 지었다. ]</w:t>
       </w:r>
     </w:p>
     <w:p>
@@ -5309,1302 +6517,54 @@
         <w:rPr>
           <w:rFonts w:ascii="Yu Gothic" w:eastAsia="Yu Gothic" w:hAnsi="Yu Gothic" w:cs="Yu Gothic" w:hint="eastAsia"/>
         </w:rPr>
+        <w:t>네, 감사합니다! 오늘 저녁은 제게 있어, 상상하기 어려운 놀라운 정보들이 아주 많았습니다!... 내일 저녁에 다시 뵙고, 더 많은 흥미로운 이야기를 들을 수 있기를 바랍니다!</w:t>
+      </w:r>
+    </w:p>
+    <w:p>
+      <w:pPr>
+        <w:pStyle w:val="NormalWeb"/>
+        <w:jc w:val="both"/>
+        <w:rPr>
+          <w:rFonts w:ascii="Yu Gothic" w:eastAsia="Yu Gothic" w:hAnsi="Yu Gothic" w:cs="Yu Gothic"/>
+        </w:rPr>
+      </w:pPr>
+      <w:r>
+        <w:rPr>
+          <w:rFonts w:ascii="Yu Gothic" w:eastAsia="Yu Gothic" w:hAnsi="Yu Gothic" w:cs="Yu Gothic" w:hint="eastAsia"/>
+        </w:rPr>
+        <w:t>안녕히 계십시오!</w:t>
+      </w:r>
+    </w:p>
+    <w:p>
+      <w:pPr>
+        <w:pStyle w:val="NormalWeb"/>
+        <w:jc w:val="both"/>
+        <w:rPr>
+          <w:rFonts w:ascii="Yu Gothic" w:eastAsia="Yu Gothic" w:hAnsi="Yu Gothic" w:cs="Yu Gothic"/>
+        </w:rPr>
+      </w:pPr>
+      <w:r>
+        <w:rPr>
+          <w:rFonts w:ascii="Yu Gothic" w:eastAsia="Yu Gothic" w:hAnsi="Yu Gothic" w:cs="Yu Gothic" w:hint="eastAsia"/>
+          <w:b/>
+          <w:bCs/>
+        </w:rPr>
+        <w:t>모한 선생님:</w:t>
+      </w:r>
+    </w:p>
+    <w:p>
+      <w:pPr>
+        <w:pStyle w:val="NormalWeb"/>
+        <w:jc w:val="both"/>
+        <w:rPr>
+          <w:rFonts w:ascii="Yu Gothic" w:eastAsia="Yu Gothic" w:hAnsi="Yu Gothic" w:cs="Yu Gothic"/>
+        </w:rPr>
+      </w:pPr>
+      <w:r>
+        <w:rPr>
+          <w:rFonts w:ascii="Yu Gothic" w:eastAsia="Yu Gothic" w:hAnsi="Yu Gothic" w:cs="Yu Gothic" w:hint="eastAsia"/>
+        </w:rPr>
         <w:lastRenderedPageBreak/>
-        <w:t>네, 달에 대한 선생님 말씀은 정말 놀랍습니다…</w:t>
-      </w:r>
-    </w:p>
-    <w:p>
-      <w:pPr>
-        <w:pStyle w:val="NormalWeb"/>
-        <w:jc w:val="both"/>
-        <w:rPr>
-          <w:rFonts w:ascii="Yu Gothic" w:eastAsia="Yu Gothic" w:hAnsi="Yu Gothic" w:cs="Yu Gothic"/>
-        </w:rPr>
-      </w:pPr>
-      <w:r>
-        <w:rPr>
-          <w:rFonts w:ascii="Yu Gothic" w:eastAsia="Yu Gothic" w:hAnsi="Yu Gothic" w:cs="Yu Gothic" w:hint="eastAsia"/>
-        </w:rPr>
-        <w:t>하지만 아마도 수천만 년이 흐르는 동안, 운석과 우주 먼지가 떨어져 쌓인 암석층은 아마 수백 미터, 어쩌면 수 킬로미터에 달할 수도 있겠군요… 이 때문에 우리는 그것의 겉모습이 순전히 암석층인 것처럼만 보게 되는 것이고요.</w:t>
-      </w:r>
-    </w:p>
-    <w:p>
-      <w:pPr>
-        <w:pStyle w:val="NormalWeb"/>
-        <w:jc w:val="both"/>
-        <w:rPr>
-          <w:rFonts w:ascii="Yu Gothic" w:eastAsia="Yu Gothic" w:hAnsi="Yu Gothic" w:cs="Yu Gothic"/>
-        </w:rPr>
-      </w:pPr>
-      <w:r>
-        <w:rPr>
-          <w:rFonts w:ascii="Yu Gothic" w:eastAsia="Yu Gothic" w:hAnsi="Yu Gothic" w:cs="Yu Gothic" w:hint="eastAsia"/>
-          <w:b/>
-          <w:bCs/>
-        </w:rPr>
-        <w:t>모한 선생님:</w:t>
-      </w:r>
-    </w:p>
-    <w:p>
-      <w:pPr>
-        <w:pStyle w:val="NormalWeb"/>
-        <w:jc w:val="both"/>
-        <w:rPr>
-          <w:rFonts w:ascii="Yu Gothic" w:eastAsia="Yu Gothic" w:hAnsi="Yu Gothic" w:cs="Yu Gothic"/>
-        </w:rPr>
-      </w:pPr>
-      <w:r>
-        <w:rPr>
-          <w:rFonts w:ascii="Yu Gothic" w:eastAsia="Yu Gothic" w:hAnsi="Yu Gothic" w:cs="Yu Gothic" w:hint="eastAsia"/>
-        </w:rPr>
-        <w:t>(모한은 잭 보스의 추론에 동의하는 듯 고개를 끄덕였다.)</w:t>
-      </w:r>
-    </w:p>
-    <w:p>
-      <w:pPr>
-        <w:pStyle w:val="NormalWeb"/>
-        <w:jc w:val="both"/>
-        <w:rPr>
-          <w:rFonts w:ascii="Yu Gothic" w:eastAsia="Yu Gothic" w:hAnsi="Yu Gothic" w:cs="Yu Gothic"/>
-        </w:rPr>
-      </w:pPr>
-      <w:r>
-        <w:rPr>
-          <w:rFonts w:ascii="Yu Gothic" w:eastAsia="Yu Gothic" w:hAnsi="Yu Gothic" w:cs="Yu Gothic" w:hint="eastAsia"/>
-        </w:rPr>
-        <w:t>잭 씨 말씀이 아주 일리가 있습니다. 그렇게 기나긴 시간, 즉 제1 대주기 말에 창조된 이래로 수천만 년, 어쩌면 거의 일억 년에 가까운 시간이 흐르는 동안, 달 표면이 무수한 크고 작은 운석 조각, 우주 먼지, 그리고 공간의 다른 물질들로 덧씌워진 것은 피할 수 없는 일입니다.</w:t>
-      </w:r>
-    </w:p>
-    <w:p>
-      <w:pPr>
-        <w:pStyle w:val="NormalWeb"/>
-        <w:jc w:val="both"/>
-        <w:rPr>
-          <w:rFonts w:ascii="Yu Gothic" w:eastAsia="Yu Gothic" w:hAnsi="Yu Gothic" w:cs="Yu Gothic"/>
-        </w:rPr>
-      </w:pPr>
-      <w:r>
-        <w:rPr>
-          <w:rFonts w:ascii="Yu Gothic" w:eastAsia="Yu Gothic" w:hAnsi="Yu Gothic" w:cs="Yu Gothic" w:hint="eastAsia"/>
-        </w:rPr>
-        <w:t>그 암석층은 시간이 지남에 따라 분명히 매우 두꺼워졌을 것입니다. 잭 씨께서 추정하신 것처럼 일부 지역에서는 수백 미터, 심지어 수 킬로미터라는 숫자는 전적으로 근거가 있습니다. 그것은 마치 자연적인 갑옷, 혹은 거대한 퇴적층처럼, 그 아래에 있는 위대한 구조물의 원시적인 모습을 거의 완전히 덮어버렸습니다.</w:t>
-      </w:r>
-    </w:p>
-    <w:p>
-      <w:pPr>
-        <w:pStyle w:val="NormalWeb"/>
-        <w:jc w:val="both"/>
-        <w:rPr>
-          <w:rFonts w:ascii="Yu Gothic" w:eastAsia="Yu Gothic" w:hAnsi="Yu Gothic" w:cs="Yu Gothic"/>
-        </w:rPr>
-      </w:pPr>
-      <w:r>
-        <w:rPr>
-          <w:rFonts w:ascii="Yu Gothic" w:eastAsia="Yu Gothic" w:hAnsi="Yu Gothic" w:cs="Yu Gothic" w:hint="eastAsia"/>
-        </w:rPr>
-        <w:lastRenderedPageBreak/>
-        <w:t>바로 이 두꺼운 피복층 때문에 우리가 지구에서 달을 관찰하거나, 우주선이 그 표면에 착륙하더라도, 우리가 주로 보고 분석할 수 있는 것은 단지 가장 바깥쪽 껍질, 즉 암석, 운석구, 그리고 현무암 평원으로 이루어진 "피부"뿐입니다. 과학자들이 달에서 가져온 암석 샘플을 연구할 때도, 그들은 주로 이 퇴적된 껍질의 성분을 분석합니다.</w:t>
-      </w:r>
-    </w:p>
-    <w:p>
-      <w:pPr>
-        <w:pStyle w:val="NormalWeb"/>
-        <w:jc w:val="both"/>
-        <w:rPr>
-          <w:rFonts w:ascii="Yu Gothic" w:eastAsia="Yu Gothic" w:hAnsi="Yu Gothic" w:cs="Yu Gothic"/>
-        </w:rPr>
-      </w:pPr>
-      <w:r>
-        <w:rPr>
-          <w:rFonts w:ascii="Yu Gothic" w:eastAsia="Yu Gothic" w:hAnsi="Yu Gothic" w:cs="Yu Gothic" w:hint="eastAsia"/>
-        </w:rPr>
-        <w:t>이것은 또한 제가 언급했던 복잡한 인공 구조물들, 내부의 시설이나 기관들이 왜 통상적인 표면 관측 방법으로는 쉽게 발견되지 않는지를 설명해 줍니다. 그것들은 그 퇴적층 아래 깊숙이 숨겨져 있습니다.</w:t>
-      </w:r>
-    </w:p>
-    <w:p>
-      <w:pPr>
-        <w:pStyle w:val="NormalWeb"/>
-        <w:jc w:val="both"/>
-        <w:rPr>
-          <w:rFonts w:ascii="Yu Gothic" w:eastAsia="Yu Gothic" w:hAnsi="Yu Gothic" w:cs="Yu Gothic"/>
-        </w:rPr>
-      </w:pPr>
-      <w:r>
-        <w:rPr>
-          <w:rFonts w:ascii="Yu Gothic" w:eastAsia="Yu Gothic" w:hAnsi="Yu Gothic" w:cs="Yu Gothic" w:hint="eastAsia"/>
-        </w:rPr>
-        <w:t>하지만 피복층이 아무리 두껍더라도, 내부 핵심 구조의 기본적인 특성들—예를 들어 속이 빈 공간이 있다거나, 원시적인 알 모양의 실체를 가졌다는 점 등—은 여전히 간접적인 현상을 통해 드러날 수 있습니다. 강한 충격에 반응하는 방식이나, 혹은 미래에 과학계가 수집할 수 있는 자기장, 중력장 또는 특별한 지진 데이터에 대한 더 깊은 분석을 통해서 말입니다.</w:t>
-      </w:r>
-    </w:p>
-    <w:p>
-      <w:pPr>
-        <w:pStyle w:val="NormalWeb"/>
-        <w:jc w:val="both"/>
-        <w:rPr>
-          <w:rFonts w:ascii="Yu Gothic" w:eastAsia="Yu Gothic" w:hAnsi="Yu Gothic" w:cs="Yu Gothic"/>
-        </w:rPr>
-      </w:pPr>
-      <w:r>
-        <w:rPr>
-          <w:rFonts w:ascii="Yu Gothic" w:eastAsia="Yu Gothic" w:hAnsi="Yu Gothic" w:cs="Yu Gothic" w:hint="eastAsia"/>
-        </w:rPr>
-        <w:t xml:space="preserve">또한, 달의 특정 지역에서는, 그것의 내재적인 지질 변동이나 과거의 거대한 충돌로 인해, 아래에 있는 원시 구조물의 일부가 노출되거나 표면에 더 가깝게 위치하여, </w:t>
-      </w:r>
-      <w:r>
-        <w:rPr>
-          <w:rFonts w:ascii="Yu Gothic" w:eastAsia="Yu Gothic" w:hAnsi="Yu Gothic" w:cs="Yu Gothic" w:hint="eastAsia"/>
-        </w:rPr>
-        <w:lastRenderedPageBreak/>
-        <w:t>과학자들이 여전히 설명하려고 노력하는 지질학적 이상 현상을 만들어 냈을 수도 있습니다.</w:t>
-      </w:r>
-    </w:p>
-    <w:p>
-      <w:pPr>
-        <w:pStyle w:val="NormalWeb"/>
-        <w:jc w:val="both"/>
-        <w:rPr>
-          <w:rFonts w:ascii="Yu Gothic" w:eastAsia="Yu Gothic" w:hAnsi="Yu Gothic" w:cs="Yu Gothic"/>
-        </w:rPr>
-      </w:pPr>
-      <w:r>
-        <w:rPr>
-          <w:rFonts w:ascii="Yu Gothic" w:eastAsia="Yu Gothic" w:hAnsi="Yu Gothic" w:cs="Yu Gothic" w:hint="eastAsia"/>
-        </w:rPr>
-        <w:t>요컨대, 우리가 보는 순수한 암석의 외관은 단지 시간의 껍질일 뿐입니다. 그 아래에는, 여전히 지나간 시대의 걸작, 즉 우리가 멀리서 인지할 수 있는 것들을 훨씬 뛰어넘는 비밀과 기능들을 품고 있는 인공 구조물이 있습니다.</w:t>
-      </w:r>
-    </w:p>
-    <w:p>
-      <w:pPr>
-        <w:jc w:val="center"/>
-        <w:rPr>
-          <w:rFonts w:ascii="Yu Gothic" w:eastAsia="Yu Gothic" w:hAnsi="Yu Gothic" w:cs="Yu Gothic"/>
-          <w:sz w:val="24"/>
-          <w:szCs w:val="24"/>
-        </w:rPr>
-      </w:pPr>
-      <w:r>
-        <w:rPr>
-          <w:rFonts w:ascii="Yu Gothic" w:eastAsia="Yu Gothic" w:hAnsi="Yu Gothic" w:cs="Yu Gothic"/>
-          <w:sz w:val="24"/>
-          <w:szCs w:val="24"/>
-        </w:rPr>
-        <w:t>*  *  *</w:t>
-      </w:r>
-    </w:p>
-    <w:p>
-      <w:pPr>
-        <w:jc w:val="center"/>
-        <w:rPr>
-          <w:rFonts w:ascii="Yu Gothic" w:eastAsia="Yu Gothic" w:hAnsi="Yu Gothic" w:cs="Yu Gothic"/>
-          <w:sz w:val="24"/>
-          <w:szCs w:val="24"/>
-        </w:rPr>
-      </w:pPr>
-    </w:p>
-    <w:p>
-      <w:pPr>
-        <w:pStyle w:val="NormalWeb"/>
-        <w:jc w:val="both"/>
-        <w:rPr>
-          <w:rFonts w:ascii="Yu Gothic" w:eastAsia="Yu Gothic" w:hAnsi="Yu Gothic" w:cs="Yu Gothic"/>
-        </w:rPr>
-      </w:pPr>
-      <w:r>
-        <w:rPr>
-          <w:rFonts w:ascii="Yu Gothic" w:eastAsia="Yu Gothic" w:hAnsi="Yu Gothic" w:cs="Yu Gothic" w:hint="eastAsia"/>
-          <w:b/>
-          <w:bCs/>
-        </w:rPr>
-        <w:t>잭 보스:</w:t>
-      </w:r>
-    </w:p>
-    <w:p>
-      <w:pPr>
-        <w:pStyle w:val="NormalWeb"/>
-        <w:jc w:val="both"/>
-        <w:rPr>
-          <w:rFonts w:ascii="Yu Gothic" w:eastAsia="Yu Gothic" w:hAnsi="Yu Gothic" w:cs="Yu Gothic"/>
-        </w:rPr>
-      </w:pPr>
-      <w:r>
-        <w:rPr>
-          <w:rFonts w:ascii="Yu Gothic" w:eastAsia="Yu Gothic" w:hAnsi="Yu Gothic" w:cs="Yu Gothic" w:hint="eastAsia"/>
-        </w:rPr>
-        <w:t>만약 달이 거대한 인공 "유람선"과 같다면, 그것은 지구와 어떻게 상호작용을 합니까? 선생님께서 말씀하신 "황금시대" 주기에, 그때 지구는 어떻게 멸망했습니까? 그리고 그것이 달에 어떤 영향을 미쳤나요?</w:t>
-      </w:r>
-    </w:p>
-    <w:p>
-      <w:pPr>
-        <w:pStyle w:val="NormalWeb"/>
-        <w:jc w:val="both"/>
-        <w:rPr>
-          <w:rFonts w:ascii="Yu Gothic" w:eastAsia="Yu Gothic" w:hAnsi="Yu Gothic" w:cs="Yu Gothic"/>
-        </w:rPr>
-      </w:pPr>
-      <w:r>
-        <w:rPr>
-          <w:rFonts w:ascii="Yu Gothic" w:eastAsia="Yu Gothic" w:hAnsi="Yu Gothic" w:cs="Yu Gothic" w:hint="eastAsia"/>
-          <w:b/>
-          <w:bCs/>
-        </w:rPr>
-        <w:t>모한 선생님:</w:t>
-      </w:r>
-    </w:p>
-    <w:p>
-      <w:pPr>
-        <w:pStyle w:val="NormalWeb"/>
-        <w:jc w:val="both"/>
-        <w:rPr>
-          <w:rFonts w:ascii="Yu Gothic" w:eastAsia="Yu Gothic" w:hAnsi="Yu Gothic" w:cs="Yu Gothic"/>
-        </w:rPr>
-      </w:pPr>
-      <w:r>
-        <w:rPr>
-          <w:rFonts w:ascii="Yu Gothic" w:eastAsia="Yu Gothic" w:hAnsi="Yu Gothic" w:cs="Yu Gothic" w:hint="eastAsia"/>
-        </w:rPr>
-        <w:t>(모한은 고개를 끄덕이며, 명확히 해야 할 세부 사항들을 이해한다는 표정을 지었다. 그는 기억 속의 이미지들을 더 선명하게 떠올리려는 듯 깊은 숨을 들이마셨다.)</w:t>
-      </w:r>
-    </w:p>
-    <w:p>
-      <w:pPr>
-        <w:pStyle w:val="NormalWeb"/>
-        <w:jc w:val="both"/>
-        <w:rPr>
-          <w:rFonts w:ascii="Yu Gothic" w:eastAsia="Yu Gothic" w:hAnsi="Yu Gothic" w:cs="Yu Gothic"/>
-        </w:rPr>
-      </w:pPr>
-      <w:r>
-        <w:rPr>
-          <w:rFonts w:ascii="Yu Gothic" w:eastAsia="Yu Gothic" w:hAnsi="Yu Gothic" w:cs="Yu Gothic" w:hint="eastAsia"/>
-        </w:rPr>
-        <w:lastRenderedPageBreak/>
-        <w:t>네, 잭 씨. 이야기가 더 조리 있고 정확해지도록, 그 중대한 사건들에 대해 조금 더 명확히 설명해 드리겠습니다.</w:t>
-      </w:r>
-    </w:p>
-    <w:p>
-      <w:pPr>
-        <w:pStyle w:val="NormalWeb"/>
-        <w:jc w:val="both"/>
-        <w:rPr>
-          <w:rFonts w:ascii="Yu Gothic" w:eastAsia="Yu Gothic" w:hAnsi="Yu Gothic" w:cs="Yu Gothic"/>
-        </w:rPr>
-      </w:pPr>
-      <w:r>
-        <w:rPr>
-          <w:rFonts w:ascii="Yu Gothic" w:eastAsia="Yu Gothic" w:hAnsi="Yu Gothic" w:cs="Yu Gothic" w:hint="eastAsia"/>
-        </w:rPr>
-        <w:t>우선, 제1 대주기의 황금시대 동안 달과 지구의 상호작용에 대해서입니다. 제가 말씀드렸듯이, 그것은 능동적인 상호작용 관계였습니다. 달은 거대한 에너지 및 생태 조율 센터이자, 지능적인 보호막 역할을 했습니다. 이 모든 것은 신의 감독 아래, 매우 높은 수련 수준과 지혜를 가진 사람들에 의해 운용되었으며, 지구의 균형과 번영을 유지하기 위함이었습니다.</w:t>
-      </w:r>
-    </w:p>
-    <w:p>
-      <w:pPr>
-        <w:pStyle w:val="NormalWeb"/>
-        <w:jc w:val="both"/>
-        <w:rPr>
-          <w:rFonts w:ascii="Yu Gothic" w:eastAsia="Yu Gothic" w:hAnsi="Yu Gothic" w:cs="Yu Gothic"/>
-        </w:rPr>
-      </w:pPr>
-      <w:r>
-        <w:rPr>
-          <w:rFonts w:ascii="Yu Gothic" w:eastAsia="Yu Gothic" w:hAnsi="Yu Gothic" w:cs="Yu Gothic" w:hint="eastAsia"/>
-        </w:rPr>
-        <w:t>황금시대가 막바지에 이르렀을 때, 지구 생명들의 도덕적 타락으로 인해, 신께서는 제1 대주기 전체를 끝내기 위해 지극히 끔찍한 "대정화"를 안배하셨습니다. 이 사건은 단지 통상적인 자연재해가 아니었습니다. 타락한 모든 것을 완전히 제거하고 완전히 새로운 공간을 창조하기 위해, 제1 대주기의 지구는 전면적인 훼멸을 겪어야만 했습니다. 이는 마치 우리가 지금 살고 있는 제2 대주기의 새로운 지구가 신들의 위대한 신력(神力)으로 우주의 기본 물질을 사용하여 완전히 재창조되기 전에, "폭발"하거나 매우 큰 수준으로 붕괴된 것으로 상상할 수 있습니다.</w:t>
-      </w:r>
-    </w:p>
-    <w:p>
-      <w:pPr>
-        <w:pStyle w:val="NormalWeb"/>
-        <w:jc w:val="both"/>
-        <w:rPr>
-          <w:rFonts w:ascii="Yu Gothic" w:eastAsia="Yu Gothic" w:hAnsi="Yu Gothic" w:cs="Yu Gothic"/>
-        </w:rPr>
-      </w:pPr>
-      <w:r>
-        <w:rPr>
-          <w:rFonts w:ascii="Yu Gothic" w:eastAsia="Yu Gothic" w:hAnsi="Yu Gothic" w:cs="Yu Gothic" w:hint="eastAsia"/>
-        </w:rPr>
-        <w:lastRenderedPageBreak/>
-        <w:t>그리고 그 상황 속에서, 달의 운명에 대한 질문은 지극히 특별해집니다. 옛 지구가 완전히 멸망하기 전에, 당시의 현자들, 높은 경지의 수련인들이 예지력과 신 및 창조주의 지시 아래 비범한 계획을 실행했습니다. 바로 이 위대한 우주선인 달을 조종하여 일시적으로 지구 궤도를 벗어나 훼멸 지역 밖으로 이동시킨 것입니다. 그것은 문명의 정수와 귀중한 지식의 씨앗, 그리고 아마도 대재앙을 넘어 그들을 보존하기 위한 중요한 생명의 씨앗들까지 싣고 갔습니다.</w:t>
-      </w:r>
-    </w:p>
-    <w:p>
-      <w:pPr>
-        <w:pStyle w:val="NormalWeb"/>
-        <w:jc w:val="both"/>
-        <w:rPr>
-          <w:rFonts w:ascii="Yu Gothic" w:eastAsia="Yu Gothic" w:hAnsi="Yu Gothic" w:cs="Yu Gothic"/>
-        </w:rPr>
-      </w:pPr>
-      <w:r>
-        <w:rPr>
-          <w:rFonts w:ascii="Yu Gothic" w:eastAsia="Yu Gothic" w:hAnsi="Yu Gothic" w:cs="Yu Gothic" w:hint="eastAsia"/>
-        </w:rPr>
-        <w:t>옛 지구가 완전히 훼멸되고 새로운 지구가 재창조되어 제2 대주기가 시작된 후, 달은 기적적인 안배에 따라 정해진 시점에, 자신의 궤도 위치로 돌아와 이 새로운 푸른 행성의 생명을 지원하는 사명을 계속 이어갔습니다.</w:t>
-      </w:r>
-    </w:p>
-    <w:p>
-      <w:pPr>
-        <w:pStyle w:val="NormalWeb"/>
-        <w:jc w:val="both"/>
-        <w:rPr>
-          <w:rFonts w:ascii="Yu Gothic" w:eastAsia="Yu Gothic" w:hAnsi="Yu Gothic" w:cs="Yu Gothic"/>
-        </w:rPr>
-      </w:pPr>
-      <w:r>
-        <w:rPr>
-          <w:rFonts w:ascii="Yu Gothic" w:eastAsia="Yu Gothic" w:hAnsi="Yu Gothic" w:cs="Yu Gothic" w:hint="eastAsia"/>
-        </w:rPr>
-        <w:t>돌아왔을 때, 달은 기본적으로 황금시대로부터의 구조와 잠재력을 그대로 유지하고 있었습니다. 그것은 새로운 지구의 균형을 유지하는 기본적인 기능들을 계속 수행했습니다. 하지만 그것이 전성기처럼 모든 초월적인 능력을 발휘할 수 있었는지의 여부는, 제2 대주기 문명들의 인식 수준과 도덕 수준에 달려 있었습니다.</w:t>
-      </w:r>
-    </w:p>
-    <w:p>
-      <w:pPr>
-        <w:pStyle w:val="NormalWeb"/>
-        <w:jc w:val="both"/>
-        <w:rPr>
-          <w:rFonts w:ascii="Yu Gothic" w:eastAsia="Yu Gothic" w:hAnsi="Yu Gothic" w:cs="Yu Gothic"/>
-        </w:rPr>
-      </w:pPr>
-      <w:r>
-        <w:rPr>
-          <w:rFonts w:ascii="Yu Gothic" w:eastAsia="Yu Gothic" w:hAnsi="Yu Gothic" w:cs="Yu Gothic" w:hint="eastAsia"/>
-        </w:rPr>
-        <w:t xml:space="preserve">달의 손상이나 심각한 기능 저하에 관해서는, 제가 "본" 바로는, 그것은 제2 대주기 초반에 돌아왔을 때 바로 </w:t>
-      </w:r>
-      <w:r>
-        <w:rPr>
-          <w:rFonts w:ascii="Yu Gothic" w:eastAsia="Yu Gothic" w:hAnsi="Yu Gothic" w:cs="Yu Gothic" w:hint="eastAsia"/>
-        </w:rPr>
-        <w:lastRenderedPageBreak/>
-        <w:t>일어난 일이 아닙니다. 오히려 일부 기능이 약화되거나 손상되는 등 더 심각한 영향은, 훨씬 더 최근인 지난 5,000년에서 10,000년 사이에 일어났습니다. 그때 달은 지구의 수호자로서, 지구를 침략하거나 조종하려는 나쁜 의도를 가진 "외계인" 세력의 함대들과 치열한 전투를 벌여야만 했습니다. 그 전투들에서 달은 일정한 손실을 입었고, 일부 시스템이 손상되어 이전처럼 강력하고 전면적으로 작동할 수 없게 되었을 수 있습니다.</w:t>
-      </w:r>
-    </w:p>
-    <w:p>
-      <w:pPr>
-        <w:pStyle w:val="NormalWeb"/>
-        <w:jc w:val="both"/>
-        <w:rPr>
-          <w:rFonts w:ascii="Yu Gothic" w:eastAsia="Yu Gothic" w:hAnsi="Yu Gothic" w:cs="Yu Gothic"/>
-        </w:rPr>
-      </w:pPr>
-      <w:r>
-        <w:rPr>
-          <w:rFonts w:ascii="Yu Gothic" w:eastAsia="Yu Gothic" w:hAnsi="Yu Gothic" w:cs="Yu Gothic" w:hint="eastAsia"/>
-        </w:rPr>
-        <w:t>그리고 물론, 제2 대주기의 수천만 년에 걸쳐 그 표면은 계속해서 우주 먼지와 운석으로 덧씌워져, 우리가 보는 두꺼운 껍질을 형성했습니다.</w:t>
-      </w:r>
-    </w:p>
-    <w:p>
-      <w:pPr>
-        <w:pStyle w:val="NormalWeb"/>
-        <w:jc w:val="both"/>
-        <w:rPr>
-          <w:rFonts w:ascii="Yu Gothic" w:eastAsia="Yu Gothic" w:hAnsi="Yu Gothic" w:cs="Yu Gothic"/>
-        </w:rPr>
-      </w:pPr>
-      <w:r>
-        <w:rPr>
-          <w:rFonts w:ascii="Yu Gothic" w:eastAsia="Yu Gothic" w:hAnsi="Yu Gothic" w:cs="Yu Gothic" w:hint="eastAsia"/>
-        </w:rPr>
-        <w:t>달의 이야기는 실로 영광, 훼멸, 재생, 그리고 끊임없는 수호의 전투를 모두 반영하는 파란만장한 서사시입니다.</w:t>
-      </w:r>
-    </w:p>
-    <w:p>
-      <w:pPr>
-        <w:jc w:val="center"/>
-        <w:rPr>
-          <w:rFonts w:ascii="Yu Gothic" w:eastAsia="Yu Gothic" w:hAnsi="Yu Gothic" w:cs="Yu Gothic"/>
-          <w:sz w:val="24"/>
-          <w:szCs w:val="24"/>
-        </w:rPr>
-      </w:pPr>
-      <w:r>
-        <w:rPr>
-          <w:rFonts w:ascii="Yu Gothic" w:eastAsia="Yu Gothic" w:hAnsi="Yu Gothic" w:cs="Yu Gothic"/>
-          <w:sz w:val="24"/>
-          <w:szCs w:val="24"/>
-        </w:rPr>
-        <w:t>*  *  *</w:t>
-      </w:r>
-    </w:p>
-    <w:p>
-      <w:pPr>
-        <w:jc w:val="both"/>
-        <w:rPr>
-          <w:rFonts w:ascii="Yu Gothic" w:eastAsia="Yu Gothic" w:hAnsi="Yu Gothic" w:cs="Yu Gothic"/>
-          <w:sz w:val="24"/>
-          <w:szCs w:val="24"/>
-        </w:rPr>
-      </w:pPr>
-    </w:p>
-    <w:p>
-      <w:pPr>
-        <w:pStyle w:val="NormalWeb"/>
-        <w:jc w:val="both"/>
-        <w:rPr>
-          <w:rFonts w:ascii="Yu Gothic" w:eastAsia="Yu Gothic" w:hAnsi="Yu Gothic" w:cs="Yu Gothic"/>
-        </w:rPr>
-      </w:pPr>
-      <w:r>
-        <w:rPr>
-          <w:rFonts w:ascii="Yu Gothic" w:eastAsia="Yu Gothic" w:hAnsi="Yu Gothic" w:cs="Yu Gothic" w:hint="eastAsia"/>
-          <w:b/>
-          <w:bCs/>
-        </w:rPr>
-        <w:t>잭 보스:</w:t>
-      </w:r>
-    </w:p>
-    <w:p>
-      <w:pPr>
-        <w:pStyle w:val="NormalWeb"/>
-        <w:jc w:val="both"/>
-        <w:rPr>
-          <w:rFonts w:ascii="Yu Gothic" w:eastAsia="Yu Gothic" w:hAnsi="Yu Gothic" w:cs="Yu Gothic"/>
-        </w:rPr>
-      </w:pPr>
-      <w:r>
-        <w:rPr>
-          <w:rFonts w:ascii="Yu Gothic" w:eastAsia="Yu Gothic" w:hAnsi="Yu Gothic" w:cs="Yu Gothic" w:hint="eastAsia"/>
-        </w:rPr>
-        <w:t>네, 달이 손상된 상황을 더 명확하게 보실 수 있습니까?</w:t>
-      </w:r>
-    </w:p>
-    <w:p>
-      <w:pPr>
-        <w:pStyle w:val="NormalWeb"/>
-        <w:jc w:val="both"/>
-        <w:rPr>
-          <w:rFonts w:ascii="Yu Gothic" w:eastAsia="Yu Gothic" w:hAnsi="Yu Gothic" w:cs="Yu Gothic"/>
-        </w:rPr>
-      </w:pPr>
-      <w:r>
-        <w:rPr>
-          <w:rFonts w:ascii="Yu Gothic" w:eastAsia="Yu Gothic" w:hAnsi="Yu Gothic" w:cs="Yu Gothic" w:hint="eastAsia"/>
-          <w:b/>
-          <w:bCs/>
-        </w:rPr>
-        <w:t>모한 선생님:</w:t>
-      </w:r>
-    </w:p>
-    <w:p>
-      <w:pPr>
-        <w:pStyle w:val="NormalWeb"/>
-        <w:jc w:val="both"/>
-        <w:rPr>
-          <w:rFonts w:ascii="Yu Gothic" w:eastAsia="Yu Gothic" w:hAnsi="Yu Gothic" w:cs="Yu Gothic"/>
-        </w:rPr>
-      </w:pPr>
-      <w:r>
-        <w:rPr>
-          <w:rFonts w:ascii="Yu Gothic" w:eastAsia="Yu Gothic" w:hAnsi="Yu Gothic" w:cs="Yu Gothic" w:hint="eastAsia"/>
-        </w:rPr>
-        <w:lastRenderedPageBreak/>
-        <w:t>(모한은 잭 보스가 구체적인 시간대를 언급하자 집중하는 눈빛으로 조용히 고개를 끄덕였다. 그는 기억의 흐름이 더 명확하게 현현하고, 동시에 사건들을 더 정확한 순서로 정리하려는 듯 잠시 침묵했다.)</w:t>
-      </w:r>
-    </w:p>
-    <w:p>
-      <w:pPr>
-        <w:pStyle w:val="NormalWeb"/>
-        <w:jc w:val="both"/>
-        <w:rPr>
-          <w:rFonts w:ascii="Yu Gothic" w:eastAsia="Yu Gothic" w:hAnsi="Yu Gothic" w:cs="Yu Gothic"/>
-        </w:rPr>
-      </w:pPr>
-      <w:r>
-        <w:rPr>
-          <w:rFonts w:ascii="Yu Gothic" w:eastAsia="Yu Gothic" w:hAnsi="Yu Gothic" w:cs="Yu Gothic" w:hint="eastAsia"/>
-        </w:rPr>
-        <w:t>잭 씨, 우리가 달이 겪어야 했던 손상에 대해 이야기할 때, 실로 시간의 자연적인 풍화나 일반적인 전투들뿐만 아니라, 깊은 흔적을 남긴 구체적인 시기와 변고들이 있었습니다.</w:t>
-      </w:r>
-    </w:p>
-    <w:p>
-      <w:pPr>
-        <w:pStyle w:val="NormalWeb"/>
-        <w:jc w:val="both"/>
-        <w:rPr>
-          <w:rFonts w:ascii="Yu Gothic" w:eastAsia="Yu Gothic" w:hAnsi="Yu Gothic" w:cs="Yu Gothic"/>
-        </w:rPr>
-      </w:pPr>
-      <w:r>
-        <w:rPr>
-          <w:rFonts w:ascii="Yu Gothic" w:eastAsia="Yu Gothic" w:hAnsi="Yu Gothic" w:cs="Yu Gothic" w:hint="eastAsia"/>
-        </w:rPr>
-        <w:t>제1 대주기의 지구가 훼멸되고 제2 대주기의 새로운 지구가 재창조된 후 달이 지구 궤도로 돌아왔을 때, 그것은 여전히 황금시대로부터의 거대한 잠재력과 구조를 지니고 있었습니다. 그것은 생명을 지원하는 사명을 계속했습니다. 그리고 달에서 보존되었던 사람들은 돌아왔을 때 특별한 운명을 맞았는데, 이는 더 큰 계획의 일부였고 아마 나중에 이야기하게 될 것입니다.</w:t>
-      </w:r>
-    </w:p>
-    <w:p>
-      <w:pPr>
-        <w:pStyle w:val="NormalWeb"/>
-        <w:jc w:val="both"/>
-        <w:rPr>
-          <w:rFonts w:ascii="Yu Gothic" w:eastAsia="Yu Gothic" w:hAnsi="Yu Gothic" w:cs="Yu Gothic"/>
-        </w:rPr>
-      </w:pPr>
-      <w:r>
-        <w:rPr>
-          <w:rFonts w:ascii="Yu Gothic" w:eastAsia="Yu Gothic" w:hAnsi="Yu Gothic" w:cs="Yu Gothic" w:hint="eastAsia"/>
-        </w:rPr>
-        <w:t>하지만, 이 제2 대주기의 흐름 속에서, 달의 기능과 심지어 구조에 심각한 영향을 미친 최소 두 번의 큰 사건이 있었습니다.</w:t>
-      </w:r>
-    </w:p>
-    <w:p>
-      <w:pPr>
-        <w:pStyle w:val="NormalWeb"/>
-        <w:jc w:val="both"/>
-        <w:rPr>
-          <w:rFonts w:ascii="Yu Gothic" w:eastAsia="Yu Gothic" w:hAnsi="Yu Gothic" w:cs="Yu Gothic"/>
-        </w:rPr>
-      </w:pPr>
-      <w:r>
-        <w:rPr>
-          <w:rFonts w:ascii="Yu Gothic" w:eastAsia="Yu Gothic" w:hAnsi="Yu Gothic" w:cs="Yu Gothic" w:hint="eastAsia"/>
-        </w:rPr>
-        <w:t xml:space="preserve">첫 번째 사건은 1만여 년 전에 일어났습니다. 그때 지구에는 어느 정도 발전 수준에 도달한 국가들과 </w:t>
-      </w:r>
-      <w:r>
-        <w:rPr>
-          <w:rFonts w:ascii="Yu Gothic" w:eastAsia="Yu Gothic" w:hAnsi="Yu Gothic" w:cs="Yu Gothic" w:hint="eastAsia"/>
-        </w:rPr>
-        <w:lastRenderedPageBreak/>
-        <w:t>문명들이 있었습니다. 하지만 이내, 불선(不善)한 옛 세력의 조종 아래 그들 사이에 갈등과 충돌이 생겨나 잔혹한 전쟁으로 이어졌습니다. 그 전쟁들에서, 그들은 아마도 파괴력이 큰 종류의 무기나 에너지를 사용했을 것입니다. 그 결과, 지구의 보호자이자 조율자 역할을 하던 달은 휘말려 재앙을 감수할 수밖에 없었습니다. 그것의 외피가 손상되었습니다. 그리고 더 중요한 것은, 생태를 조율하고 지구의 미세한 에너지 균형을 유지하는 능력이 이 사건 이후 심각하게 저하되었다는 것입니다. 전쟁을 일으킨 그 두 국가는 결국 신의 징벌을 받아, 국토와 백성 모두 바다 밑으로 가라앉았습니다. 그 변고 이후, 땅속에 남아 있던 사람들, 즉 고대 지식의 일부를 계승한 이들은 달의 손상된 외피를 수리하기 위해 많은 노력을 기울여야 했고, 아마도 그것이 비록 예전처럼 온전하지는 않더라도 사명을 계속할 수 있도록 위치나 궤도의 일부를 재조정해야 했을 것입니다.</w:t>
-      </w:r>
-    </w:p>
-    <w:p>
-      <w:pPr>
-        <w:pStyle w:val="NormalWeb"/>
-        <w:jc w:val="both"/>
-        <w:rPr>
-          <w:rFonts w:ascii="Yu Gothic" w:eastAsia="Yu Gothic" w:hAnsi="Yu Gothic" w:cs="Yu Gothic"/>
-        </w:rPr>
-      </w:pPr>
-      <w:r>
-        <w:rPr>
-          <w:rFonts w:ascii="Yu Gothic" w:eastAsia="Yu Gothic" w:hAnsi="Yu Gothic" w:cs="Yu Gothic" w:hint="eastAsia"/>
-        </w:rPr>
-        <w:t xml:space="preserve">두 번째 사건은 약 5,000년 전에 일어났습니다. 이때는 외부 우주에서 더 큰 시련이 닥쳐왔습니다. 사악한 "외계인" 세력의 강력한 함대가 태양계에 나타나, 지구를 침략하고 통제하려는 의도를 드러냈습니다. 당시 땅속 문명은, 비록 먼 옛날 황금시대만큼 강하지는 않았을지라도, 공동의 집을 지키기 위해 일어서 싸워야만 </w:t>
-      </w:r>
-      <w:r>
-        <w:rPr>
-          <w:rFonts w:ascii="Yu Gothic" w:eastAsia="Yu Gothic" w:hAnsi="Yu Gothic" w:cs="Yu Gothic" w:hint="eastAsia"/>
-        </w:rPr>
-        <w:lastRenderedPageBreak/>
-        <w:t>했습니다. 지구를 지키는 그 전투에서, 달은 다시 한번 최전선에 서서, 요새이자 거대한 수호자 역할을 했습니다. 그런 전투들은 분명 매우 치열했을 것이고, 달은 추가적인 손실을 입어 방어 시스템과 남은 기능들에 영향을 받았습니다.</w:t>
-      </w:r>
-    </w:p>
-    <w:p>
-      <w:pPr>
-        <w:pStyle w:val="NormalWeb"/>
-        <w:jc w:val="both"/>
-        <w:rPr>
-          <w:rFonts w:ascii="Yu Gothic" w:eastAsia="Yu Gothic" w:hAnsi="Yu Gothic" w:cs="Yu Gothic"/>
-        </w:rPr>
-      </w:pPr>
-      <w:r>
-        <w:rPr>
-          <w:rFonts w:ascii="Yu Gothic" w:eastAsia="Yu Gothic" w:hAnsi="Yu Gothic" w:cs="Yu Gothic" w:hint="eastAsia"/>
-        </w:rPr>
-        <w:t>이 두 사건 모두 달에 작지 않은 "상처"를 남겼고, 그것이 창조될 때부터 지녔던 많은 기적적인 능력들을 감소시켰습니다. 그리고 이는 수백만 년에 걸쳐 계속된 우주 먼지와 운석의 퇴적을 제외하고서도 그렇습니다. 그 퇴적은 달의 외관을 더욱 고풍스럽게 만들고 많은 비밀을 감추게 했습니다.</w:t>
-      </w:r>
-    </w:p>
-    <w:p>
-      <w:pPr>
-        <w:pStyle w:val="NormalWeb"/>
-        <w:jc w:val="both"/>
-        <w:rPr>
-          <w:rFonts w:ascii="Yu Gothic" w:eastAsia="Yu Gothic" w:hAnsi="Yu Gothic" w:cs="Yu Gothic"/>
-        </w:rPr>
-      </w:pPr>
-      <w:r>
-        <w:rPr>
-          <w:rFonts w:ascii="Yu Gothic" w:eastAsia="Yu Gothic" w:hAnsi="Yu Gothic" w:cs="Yu Gothic" w:hint="eastAsia"/>
-        </w:rPr>
-        <w:t>이처럼, 달의 "훼멸"이나 "손상"에 대한 이야기는 단일 사건이 아니라, 지구뿐만 아니라 이 우주 공간 전체의 큰 변동을 반영하는 중요한 이정표들을 가진 장구한 과정입니다.</w:t>
-      </w:r>
-    </w:p>
-    <w:p>
-      <w:pPr>
-        <w:jc w:val="center"/>
-        <w:rPr>
-          <w:rFonts w:ascii="Yu Gothic" w:eastAsia="Yu Gothic" w:hAnsi="Yu Gothic" w:cs="Yu Gothic"/>
-          <w:sz w:val="24"/>
-          <w:szCs w:val="24"/>
-        </w:rPr>
-      </w:pPr>
-      <w:r>
-        <w:rPr>
-          <w:rFonts w:ascii="Yu Gothic" w:eastAsia="Yu Gothic" w:hAnsi="Yu Gothic" w:cs="Yu Gothic"/>
-          <w:sz w:val="24"/>
-          <w:szCs w:val="24"/>
-        </w:rPr>
-        <w:t>*  *  *</w:t>
-      </w:r>
-    </w:p>
-    <w:p>
-      <w:pPr>
-        <w:jc w:val="both"/>
-        <w:rPr>
-          <w:rFonts w:ascii="Yu Gothic" w:eastAsia="Yu Gothic" w:hAnsi="Yu Gothic" w:cs="Yu Gothic"/>
-          <w:sz w:val="24"/>
-          <w:szCs w:val="24"/>
-        </w:rPr>
-      </w:pPr>
-    </w:p>
-    <w:p>
-      <w:pPr>
-        <w:pStyle w:val="NormalWeb"/>
-        <w:jc w:val="both"/>
-        <w:rPr>
-          <w:rFonts w:ascii="Yu Gothic" w:eastAsia="Yu Gothic" w:hAnsi="Yu Gothic" w:cs="Yu Gothic"/>
-        </w:rPr>
-      </w:pPr>
-      <w:r>
-        <w:rPr>
-          <w:rFonts w:ascii="Yu Gothic" w:eastAsia="Yu Gothic" w:hAnsi="Yu Gothic" w:cs="Yu Gothic" w:hint="eastAsia"/>
-          <w:b/>
-          <w:bCs/>
-        </w:rPr>
-        <w:t>잭 보스:</w:t>
-      </w:r>
-    </w:p>
-    <w:p>
-      <w:pPr>
-        <w:pStyle w:val="NormalWeb"/>
-        <w:jc w:val="both"/>
-        <w:rPr>
-          <w:rFonts w:ascii="Yu Gothic" w:eastAsia="Yu Gothic" w:hAnsi="Yu Gothic" w:cs="Yu Gothic"/>
-        </w:rPr>
-      </w:pPr>
-      <w:r>
-        <w:rPr>
-          <w:rFonts w:ascii="Yu Gothic" w:eastAsia="Yu Gothic" w:hAnsi="Yu Gothic" w:cs="Yu Gothic" w:hint="eastAsia"/>
-        </w:rPr>
-        <w:lastRenderedPageBreak/>
-        <w:t>오, 방금 선생님께서 달의 "주인"이 땅속으로 들어가 살게 된 사람들이라고 하셨지요…</w:t>
-      </w:r>
-    </w:p>
-    <w:p>
-      <w:pPr>
-        <w:pStyle w:val="NormalWeb"/>
-        <w:jc w:val="both"/>
-        <w:rPr>
-          <w:rFonts w:ascii="Yu Gothic" w:eastAsia="Yu Gothic" w:hAnsi="Yu Gothic" w:cs="Yu Gothic"/>
-        </w:rPr>
-      </w:pPr>
-      <w:r>
-        <w:rPr>
-          <w:rFonts w:ascii="Yu Gothic" w:eastAsia="Yu Gothic" w:hAnsi="Yu Gothic" w:cs="Yu Gothic" w:hint="eastAsia"/>
-        </w:rPr>
-        <w:t>그렇다면, 한 가지 큰 질문이 생깁니다. 지구 내부는 비어 있고, 그 안에 선진 문명이 존재한다는 것입니까?</w:t>
-      </w:r>
-    </w:p>
-    <w:p>
-      <w:pPr>
-        <w:pStyle w:val="NormalWeb"/>
-        <w:jc w:val="both"/>
-        <w:rPr>
-          <w:rFonts w:ascii="Yu Gothic" w:eastAsia="Yu Gothic" w:hAnsi="Yu Gothic" w:cs="Yu Gothic"/>
-        </w:rPr>
-      </w:pPr>
-      <w:r>
-        <w:rPr>
-          <w:rFonts w:ascii="Yu Gothic" w:eastAsia="Yu Gothic" w:hAnsi="Yu Gothic" w:cs="Yu Gothic" w:hint="eastAsia"/>
-          <w:b/>
-          <w:bCs/>
-        </w:rPr>
-        <w:t>모한 선생님:</w:t>
-      </w:r>
-    </w:p>
-    <w:p>
-      <w:pPr>
-        <w:pStyle w:val="NormalWeb"/>
-        <w:jc w:val="both"/>
-        <w:rPr>
-          <w:rFonts w:ascii="Yu Gothic" w:eastAsia="Yu Gothic" w:hAnsi="Yu Gothic" w:cs="Yu Gothic"/>
-        </w:rPr>
-      </w:pPr>
-      <w:r>
-        <w:rPr>
-          <w:rFonts w:ascii="Yu Gothic" w:eastAsia="Yu Gothic" w:hAnsi="Yu Gothic" w:cs="Yu Gothic" w:hint="eastAsia"/>
-        </w:rPr>
-        <w:t>(모한은 잭 보스의 호기심을 이해한다는 듯 조용히 미소 지었다. 그는 시계를 보고는, 완전히 어둠이 내린 창밖을 바라보았다.)</w:t>
-      </w:r>
-    </w:p>
-    <w:p>
-      <w:pPr>
-        <w:pStyle w:val="NormalWeb"/>
-        <w:jc w:val="both"/>
-        <w:rPr>
-          <w:rFonts w:ascii="Yu Gothic" w:eastAsia="Yu Gothic" w:hAnsi="Yu Gothic" w:cs="Yu Gothic"/>
-        </w:rPr>
-      </w:pPr>
-      <w:r>
-        <w:rPr>
-          <w:rFonts w:ascii="Yu Gothic" w:eastAsia="Yu Gothic" w:hAnsi="Yu Gothic" w:cs="Yu Gothic" w:hint="eastAsia"/>
-        </w:rPr>
-        <w:t>잭 씨, 우리가 과거 이야기에 빠져 있다 보니 시간이 참으로 빨리 가는군요. 당신은 많은 사람이 고뇌해왔던, 매우 흥미로운 질문이자 큰 미스터리를 제기했습니다.</w:t>
-      </w:r>
-    </w:p>
-    <w:p>
-      <w:pPr>
-        <w:pStyle w:val="NormalWeb"/>
-        <w:jc w:val="both"/>
-        <w:rPr>
-          <w:rFonts w:ascii="Yu Gothic" w:eastAsia="Yu Gothic" w:hAnsi="Yu Gothic" w:cs="Yu Gothic"/>
-        </w:rPr>
-      </w:pPr>
-      <w:r>
-        <w:rPr>
-          <w:rFonts w:ascii="Yu Gothic" w:eastAsia="Yu Gothic" w:hAnsi="Yu Gothic" w:cs="Yu Gothic" w:hint="eastAsia"/>
-        </w:rPr>
-        <w:t>[ 모한은 잠시 멈추었다가, 잭 보스의 질문으로 돌아왔다. ]</w:t>
-      </w:r>
-    </w:p>
-    <w:p>
-      <w:pPr>
-        <w:pStyle w:val="NormalWeb"/>
-        <w:jc w:val="both"/>
-        <w:rPr>
-          <w:rFonts w:ascii="Yu Gothic" w:eastAsia="Yu Gothic" w:hAnsi="Yu Gothic" w:cs="Yu Gothic"/>
-        </w:rPr>
-      </w:pPr>
-      <w:r>
-        <w:rPr>
-          <w:rFonts w:ascii="Yu Gothic" w:eastAsia="Yu Gothic" w:hAnsi="Yu Gothic" w:cs="Yu Gothic" w:hint="eastAsia"/>
-        </w:rPr>
-        <w:t>그리고 지구 내부 세계에 대한 당신의 질문에 대해 말씀드리자면.</w:t>
-      </w:r>
-    </w:p>
-    <w:p>
-      <w:pPr>
-        <w:pStyle w:val="NormalWeb"/>
-        <w:jc w:val="both"/>
-        <w:rPr>
-          <w:rFonts w:ascii="Yu Gothic" w:eastAsia="Yu Gothic" w:hAnsi="Yu Gothic" w:cs="Yu Gothic"/>
-        </w:rPr>
-      </w:pPr>
-      <w:r>
-        <w:rPr>
-          <w:rFonts w:ascii="Yu Gothic" w:eastAsia="Yu Gothic" w:hAnsi="Yu Gothic" w:cs="Yu Gothic" w:hint="eastAsia"/>
-        </w:rPr>
-        <w:t xml:space="preserve">잭 씨, 제가 "본" 바로는, 우리 지구는 많은 사람이 생각하는 것처럼 완전히 꽉 찬 덩어리가 아닙니다. 우리가 살고 있는 이 지각 아래에는, 실로 광대한 공간들과 </w:t>
-      </w:r>
-      <w:r>
-        <w:rPr>
-          <w:rFonts w:ascii="Yu Gothic" w:eastAsia="Yu Gothic" w:hAnsi="Yu Gothic" w:cs="Yu Gothic" w:hint="eastAsia"/>
-        </w:rPr>
-        <w:lastRenderedPageBreak/>
-        <w:t>복잡한 층 구조가 있습니다. 그리고 그 공간들 안에는, 실제로 하나의 문명, 한 인종이 살고 있습니다.</w:t>
-      </w:r>
-    </w:p>
-    <w:p>
-      <w:pPr>
-        <w:pStyle w:val="NormalWeb"/>
-        <w:jc w:val="both"/>
-        <w:rPr>
-          <w:rFonts w:ascii="Yu Gothic" w:eastAsia="Yu Gothic" w:hAnsi="Yu Gothic" w:cs="Yu Gothic"/>
-        </w:rPr>
-      </w:pPr>
-      <w:r>
-        <w:rPr>
-          <w:rFonts w:ascii="Yu Gothic" w:eastAsia="Yu Gothic" w:hAnsi="Yu Gothic" w:cs="Yu Gothic" w:hint="eastAsia"/>
-        </w:rPr>
-        <w:t>그들은 아주 먼 옛날부터 특별한 안배에 따라 땅속에서 생존하고 발전하는 법을 찾아낸 고대 인종입니다. 그들의 문명은 어느 정도 옛 찬란했던 시기의 많은 지식과 기술을 여전히 보존하고 있으며, 아마 지표면의 우리가 가진 것보다 뛰어날 수도 있습니다. 그들은 통제된 환경 속에서 살며, 고유의 광원과 에너지를 가지고 있습니다.</w:t>
-      </w:r>
-    </w:p>
-    <w:p>
-      <w:pPr>
-        <w:pStyle w:val="NormalWeb"/>
-        <w:jc w:val="both"/>
-        <w:rPr>
-          <w:rFonts w:ascii="Yu Gothic" w:eastAsia="Yu Gothic" w:hAnsi="Yu Gothic" w:cs="Yu Gothic"/>
-        </w:rPr>
-      </w:pPr>
-      <w:r>
-        <w:rPr>
-          <w:rFonts w:ascii="Yu Gothic" w:eastAsia="Yu Gothic" w:hAnsi="Yu Gothic" w:cs="Yu Gothic" w:hint="eastAsia"/>
-        </w:rPr>
-        <w:t>하지만 그들이 우리 지표면 세계에 개입하거나 거의 나타나지 않는 이유 또한 매우 복잡합니다. 한 가지 이유는, 그들이 아주 먼 옛날부터 신들로부터 받은 엄격한 분부, 즉 특별한 시기의 특별한 지시가 없는 한, 지표면 인간들의 자연스러운 발전과 선택에 개입해서는 안 된다는 분부를 따르기 때문입니다. 또 다른 이유는, 그들의 외부 세계로 통하는 주요 출입구들이 사악한 "외계인" 세력에 의해, 그들의 높은 기술로 봉쇄되거나 방해받고 있을 수 있다는 것입니다. 이는 지표면 인류에 대한 그들의 상호작용과 도움을 막기 위함입니다.</w:t>
-      </w:r>
-    </w:p>
-    <w:p>
-      <w:pPr>
-        <w:jc w:val="center"/>
-        <w:rPr>
-          <w:rFonts w:ascii="Yu Gothic" w:eastAsia="Yu Gothic" w:hAnsi="Yu Gothic" w:cs="Yu Gothic"/>
-          <w:sz w:val="24"/>
-          <w:szCs w:val="24"/>
-        </w:rPr>
-      </w:pPr>
-      <w:r>
-        <w:rPr>
-          <w:rFonts w:ascii="Yu Gothic" w:eastAsia="Yu Gothic" w:hAnsi="Yu Gothic" w:cs="Yu Gothic"/>
-          <w:sz w:val="24"/>
-          <w:szCs w:val="24"/>
-        </w:rPr>
-        <w:t>*  *  *</w:t>
-      </w:r>
-    </w:p>
-    <w:p>
-      <w:pPr>
-        <w:jc w:val="both"/>
-        <w:rPr>
-          <w:rFonts w:ascii="Yu Gothic" w:eastAsia="Yu Gothic" w:hAnsi="Yu Gothic" w:cs="Yu Gothic"/>
-          <w:sz w:val="24"/>
-          <w:szCs w:val="24"/>
-        </w:rPr>
-      </w:pPr>
-    </w:p>
-    <w:p>
-      <w:pPr>
-        <w:pStyle w:val="NormalWeb"/>
-        <w:jc w:val="both"/>
-        <w:rPr>
-          <w:rFonts w:ascii="Yu Gothic" w:eastAsia="Yu Gothic" w:hAnsi="Yu Gothic" w:cs="Yu Gothic"/>
-        </w:rPr>
-      </w:pPr>
-      <w:r>
-        <w:rPr>
-          <w:rFonts w:ascii="Yu Gothic" w:eastAsia="Yu Gothic" w:hAnsi="Yu Gothic" w:cs="Yu Gothic" w:hint="eastAsia"/>
-          <w:b/>
-          <w:bCs/>
-        </w:rPr>
-        <w:lastRenderedPageBreak/>
-        <w:t>잭 보스:</w:t>
-      </w:r>
-    </w:p>
-    <w:p>
-      <w:pPr>
-        <w:pStyle w:val="NormalWeb"/>
-        <w:jc w:val="both"/>
-        <w:rPr>
-          <w:rFonts w:ascii="Yu Gothic" w:eastAsia="Yu Gothic" w:hAnsi="Yu Gothic" w:cs="Yu Gothic"/>
-        </w:rPr>
-      </w:pPr>
-      <w:r>
-        <w:rPr>
-          <w:rFonts w:ascii="Yu Gothic" w:eastAsia="Yu Gothic" w:hAnsi="Yu Gothic" w:cs="Yu Gothic" w:hint="eastAsia"/>
-        </w:rPr>
-        <w:t>그렇다면, 선생님께서 언급하신 제1 대주기에 속하는, 달을 창조한 "황금시대" 주기 외에, 선생님께서 명확히 "보신" 다른 대표적인 문명들, 즉 그 기나긴 역사의 흐름 속에서 특별한 족적을 남긴 문명들에 대해 조금 더 공유해 주실 수 있겠습니까?</w:t>
-      </w:r>
-    </w:p>
-    <w:p>
-      <w:pPr>
-        <w:pStyle w:val="NormalWeb"/>
-        <w:jc w:val="both"/>
-        <w:rPr>
-          <w:rFonts w:ascii="Yu Gothic" w:eastAsia="Yu Gothic" w:hAnsi="Yu Gothic" w:cs="Yu Gothic"/>
-        </w:rPr>
-      </w:pPr>
-      <w:r>
-        <w:rPr>
-          <w:rFonts w:ascii="Yu Gothic" w:eastAsia="Yu Gothic" w:hAnsi="Yu Gothic" w:cs="Yu Gothic" w:hint="eastAsia"/>
-          <w:b/>
-          <w:bCs/>
-        </w:rPr>
-        <w:t>모한 선생님:</w:t>
-      </w:r>
-    </w:p>
-    <w:p>
-      <w:pPr>
-        <w:pStyle w:val="NormalWeb"/>
-        <w:jc w:val="both"/>
-        <w:rPr>
-          <w:rFonts w:ascii="Yu Gothic" w:eastAsia="Yu Gothic" w:hAnsi="Yu Gothic" w:cs="Yu Gothic"/>
-        </w:rPr>
-      </w:pPr>
-      <w:r>
-        <w:rPr>
-          <w:rFonts w:ascii="Yu Gothic" w:eastAsia="Yu Gothic" w:hAnsi="Yu Gothic" w:cs="Yu Gothic" w:hint="eastAsia"/>
-        </w:rPr>
-        <w:t>(모한은 잭의 학구열을 존중하는 듯 조용히 미소 지었다. 그는 차를 한 모금 마시고, 다시 먼 곳을 응시하며 보이지 않는 다른 역사의 책장을 넘기는 듯했다.)</w:t>
-      </w:r>
-    </w:p>
-    <w:p>
-      <w:pPr>
-        <w:pStyle w:val="NormalWeb"/>
-        <w:jc w:val="both"/>
-        <w:rPr>
-          <w:rFonts w:ascii="Yu Gothic" w:eastAsia="Yu Gothic" w:hAnsi="Yu Gothic" w:cs="Yu Gothic"/>
-        </w:rPr>
-      </w:pPr>
-      <w:r>
-        <w:rPr>
-          <w:rFonts w:ascii="Yu Gothic" w:eastAsia="Yu Gothic" w:hAnsi="Yu Gothic" w:cs="Yu Gothic" w:hint="eastAsia"/>
-        </w:rPr>
-        <w:t>물론입니다, 잭 씨. 그 황금시대 외에도, 무수한 다른 문명들이 있었고, 각 문명은 저마다의 특징과 성취, 그리고 교훈을 남겼습니다. 제가 두 문명을 더 공유해 드리겠습니다. 하나는 놀라운 우주적 성취를 이룬 제1 대주기에 속한 문명이고, 다른 하나는 비극적인 결말과 성찰할 만한 타락을 겪은 제2 대주기에 속한 문명입니다.</w:t>
-      </w:r>
-    </w:p>
-    <w:p>
-      <w:pPr>
-        <w:pStyle w:val="NormalWeb"/>
-        <w:jc w:val="both"/>
-        <w:rPr>
-          <w:rFonts w:ascii="Yu Gothic" w:eastAsia="Yu Gothic" w:hAnsi="Yu Gothic" w:cs="Yu Gothic"/>
-        </w:rPr>
-      </w:pPr>
-      <w:r>
-        <w:rPr>
-          <w:rFonts w:ascii="Yu Gothic" w:eastAsia="Yu Gothic" w:hAnsi="Yu Gothic" w:cs="Yu Gothic" w:hint="eastAsia"/>
-          <w:b/>
-          <w:bCs/>
-        </w:rPr>
-        <w:t>제1대주기의 우주 항해 문명</w:t>
-      </w:r>
-    </w:p>
-    <w:p>
-      <w:pPr>
-        <w:pStyle w:val="NormalWeb"/>
-        <w:jc w:val="both"/>
-        <w:rPr>
-          <w:rFonts w:ascii="Yu Gothic" w:eastAsia="Yu Gothic" w:hAnsi="Yu Gothic" w:cs="Yu Gothic"/>
-        </w:rPr>
-      </w:pPr>
-      <w:r>
-        <w:rPr>
-          <w:rFonts w:ascii="Yu Gothic" w:eastAsia="Yu Gothic" w:hAnsi="Yu Gothic" w:cs="Yu Gothic" w:hint="eastAsia"/>
-        </w:rPr>
-        <w:t xml:space="preserve">달을 창조한 황금시대보다 훨씬 전인 제1 대주기 중반에, 지극히 찬란한 우주 과학 기술 수준에 도달했던 한 문명이 </w:t>
-      </w:r>
-      <w:r>
-        <w:rPr>
-          <w:rFonts w:ascii="Yu Gothic" w:eastAsia="Yu Gothic" w:hAnsi="Yu Gothic" w:cs="Yu Gothic" w:hint="eastAsia"/>
-        </w:rPr>
-        <w:lastRenderedPageBreak/>
-        <w:t>존재했습니다. 당시 사람들은 모습은 오늘날 우리와 크게 다르지 않았을 수 있지만, 뛰어난 지혜와 우주의 물리 법칙에 대한 깊은 이해를 가지고 있었습니다.</w:t>
-      </w:r>
-    </w:p>
-    <w:p>
-      <w:pPr>
-        <w:pStyle w:val="NormalWeb"/>
-        <w:jc w:val="both"/>
-        <w:rPr>
-          <w:rFonts w:ascii="Yu Gothic" w:eastAsia="Yu Gothic" w:hAnsi="Yu Gothic" w:cs="Yu Gothic"/>
-        </w:rPr>
-      </w:pPr>
-      <w:r>
-        <w:rPr>
-          <w:rFonts w:ascii="Yu Gothic" w:eastAsia="Yu Gothic" w:hAnsi="Yu Gothic" w:cs="Yu Gothic" w:hint="eastAsia"/>
-        </w:rPr>
-        <w:t>그들은 태양계 범위 내에서의 행성 간 항해 기술을 일상적으로 마스터했고, 심지어 가장 가까운 항성계까지 탐험을 수행했습니다. 저는 그들의 우주선들을 '봅니다'. 그것들은 우리처럼 화학 연료를 사용하는 육중한 로켓이 아니라, 초경량·초강력 합금으로 제작되었을 수 있는 날렵한 비행선이었습니다. 그것은 통제된 반물질 에너지나, 혹은 공간에서 직접 에너지를 채취하는(제로 포인트 에너지) 깨끗하고 강력한 에너지원으로 운행되었습니다. 그것들은 극도로 빠른 가속과 감속이 가능했고, 우주 방사선과 우주 파편으로부터 보호하는 보호막을 생성할 수 있었습니다.</w:t>
-      </w:r>
-    </w:p>
-    <w:p>
-      <w:pPr>
-        <w:pStyle w:val="NormalWeb"/>
-        <w:jc w:val="both"/>
-        <w:rPr>
-          <w:rFonts w:ascii="Yu Gothic" w:eastAsia="Yu Gothic" w:hAnsi="Yu Gothic" w:cs="Yu Gothic"/>
-        </w:rPr>
-      </w:pPr>
-      <w:r>
-        <w:rPr>
-          <w:rFonts w:ascii="Yu Gothic" w:eastAsia="Yu Gothic" w:hAnsi="Yu Gothic" w:cs="Yu Gothic" w:hint="eastAsia"/>
-        </w:rPr>
-        <w:t>그들의 여행 목적은 매우 다양했습니다. 과학 연구, 다른 행성 탐사, 자원 탐색, 그리고 화성이나 거대 가스 행성의 일부 위성에 전초 기지나 작은 식민지를 건설하는 것까지 포함되었습니다. 그들은 비록 나중에 일부 "외계인" 종족들처럼 차원 간 이동을 완전히 마스터하지는 못했을지라도, 우주의 구조와 여러 다른 차원에 대해 놀라운 이해를 가지고 있었습니다.</w:t>
-      </w:r>
-    </w:p>
-    <w:p>
-      <w:pPr>
-        <w:pStyle w:val="NormalWeb"/>
-        <w:jc w:val="both"/>
-        <w:rPr>
-          <w:rFonts w:ascii="Yu Gothic" w:eastAsia="Yu Gothic" w:hAnsi="Yu Gothic" w:cs="Yu Gothic"/>
-        </w:rPr>
-      </w:pPr>
-      <w:r>
-        <w:rPr>
-          <w:rFonts w:ascii="Yu Gothic" w:eastAsia="Yu Gothic" w:hAnsi="Yu Gothic" w:cs="Yu Gothic" w:hint="eastAsia"/>
-        </w:rPr>
-        <w:lastRenderedPageBreak/>
-        <w:t>이 문명의 정신생활과 도덕 또한 초기에는 꽤 높았습니다. 그들은 우주의 법칙에 대해 일정한 존경심을 가졌고, 그들의 사회는 과학적이고 질서 있게 조직되었습니다. 하지만 다른 많은 문명들과 마찬가지로, 물질 기술의 지나치게 빠른 발전과 우주 정복의 성취에 대한 자부심이 점차 그들 중 일부를 오만하게 만들고, 핵심적인 정신적 가치에서 멀어지게 했습니다.</w:t>
-      </w:r>
-    </w:p>
-    <w:p>
-      <w:pPr>
-        <w:pStyle w:val="NormalWeb"/>
-        <w:jc w:val="both"/>
-        <w:rPr>
-          <w:rFonts w:ascii="Yu Gothic" w:eastAsia="Yu Gothic" w:hAnsi="Yu Gothic" w:cs="Yu Gothic"/>
-        </w:rPr>
-      </w:pPr>
-      <w:r>
-        <w:rPr>
-          <w:rFonts w:ascii="Yu Gothic" w:eastAsia="Yu Gothic" w:hAnsi="Yu Gothic" w:cs="Yu Gothic" w:hint="eastAsia"/>
-        </w:rPr>
-        <w:t>제1 대주기가 막바지에 다다랐을 때, 이 우주 항해 문명은 기술의 정점에 도달했음에도 불구하고, 쇠퇴의 소용돌이에서 벗어나지 못하고 결국 옛 "무대" 전체와 함께 훼멸되었습니다. 그들의 성취, 우주선, 다른 행성의 전초 기지 대부분은 파괴되거나 버려져, 우주 공간 속에서 말없는 폐허가 되었습니다.</w:t>
-      </w:r>
-    </w:p>
-    <w:p>
-      <w:pPr>
-        <w:pStyle w:val="NormalWeb"/>
-        <w:jc w:val="both"/>
-        <w:rPr>
-          <w:rFonts w:ascii="Yu Gothic" w:eastAsia="Yu Gothic" w:hAnsi="Yu Gothic" w:cs="Yu Gothic"/>
-        </w:rPr>
-      </w:pPr>
-      <w:r>
-        <w:rPr>
-          <w:rFonts w:ascii="Yu Gothic" w:eastAsia="Yu Gothic" w:hAnsi="Yu Gothic" w:cs="Yu Gothic" w:hint="eastAsia"/>
-          <w:b/>
-          <w:bCs/>
-        </w:rPr>
-        <w:t>"외계인"으로 타락한 문명</w:t>
-      </w:r>
-    </w:p>
-    <w:p>
-      <w:pPr>
-        <w:pStyle w:val="NormalWeb"/>
-        <w:jc w:val="both"/>
-        <w:rPr>
-          <w:rFonts w:ascii="Yu Gothic" w:eastAsia="Yu Gothic" w:hAnsi="Yu Gothic" w:cs="Yu Gothic"/>
-        </w:rPr>
-      </w:pPr>
-      <w:r>
-        <w:rPr>
-          <w:rFonts w:ascii="Yu Gothic" w:eastAsia="Yu Gothic" w:hAnsi="Yu Gothic" w:cs="Yu Gothic" w:hint="eastAsia"/>
-        </w:rPr>
-        <w:t>제2 대주기로 넘어가서, 무수한 소주기 문명들 가운데, 제게 특별히 비극적인 인상을 남긴 한 문명이 있습니다. 그것은 그 찬란함 때문이 아니라, 그 타락과 슬픈 결말, 그리고 훗날 나쁜 의도를 가진 "외계인" 종족들의 한 기원이 되었다는 점 때문입니다.</w:t>
-      </w:r>
-    </w:p>
-    <w:p>
-      <w:pPr>
-        <w:pStyle w:val="NormalWeb"/>
-        <w:jc w:val="both"/>
-        <w:rPr>
-          <w:rFonts w:ascii="Yu Gothic" w:eastAsia="Yu Gothic" w:hAnsi="Yu Gothic" w:cs="Yu Gothic"/>
-        </w:rPr>
-      </w:pPr>
-      <w:r>
-        <w:rPr>
-          <w:rFonts w:ascii="Yu Gothic" w:eastAsia="Yu Gothic" w:hAnsi="Yu Gothic" w:cs="Yu Gothic" w:hint="eastAsia"/>
-        </w:rPr>
-        <w:lastRenderedPageBreak/>
-        <w:t>이 문명은 약 수백만 년 전에 발전했으며, 역시 과학 기술, 특히 생명 공학, 유전학, 그리고 인공지능 분야에서 매우 높은 성취를 이루었습니다. 하지만 초기 단계부터 그들은 영적 가치와 도덕을 경시하고, 물질 기술의 힘에 절대적인 믿음을 두는 경향이 있었습니다. 그들은 인간이 신의 인도나 어떠한 도덕 법칙 없이도 스스로 운명을 결정하고, 세상을 개조하며, 심지어 자기 자신까지도 개조할 수 있다고 믿었습니다.</w:t>
-      </w:r>
-    </w:p>
-    <w:p>
-      <w:pPr>
-        <w:pStyle w:val="NormalWeb"/>
-        <w:jc w:val="both"/>
-        <w:rPr>
-          <w:rFonts w:ascii="Yu Gothic" w:eastAsia="Yu Gothic" w:hAnsi="Yu Gothic" w:cs="Yu Gothic"/>
-        </w:rPr>
-      </w:pPr>
-      <w:r>
-        <w:rPr>
-          <w:rFonts w:ascii="Yu Gothic" w:eastAsia="Yu Gothic" w:hAnsi="Yu Gothic" w:cs="Yu Gothic" w:hint="eastAsia"/>
-        </w:rPr>
-        <w:t>그들의 타락 과정은 느리지만 되돌릴 수 없었습니다. 개인적인 이기심, 끝없는 탐욕, 그리고 통제에 대한 욕구가 발전의 주요 동력이 되었습니다. 그들은 유전 기술을 사용하여 자신들의 목적에 부합하는 생물을 만들어냈고, 심지어 인공 전사까지 창조했습니다. 그들은 기술을 남용하여 부자연스럽게 수명을 연장했지만, 영혼은 점점 공허해지고 부패해갔습니다. 그들은 스스로 학습할 수 있는 지능적인 기계를 만들었지만, 그것들에게 연민이나 도덕을 가르치지는 않았습니다.</w:t>
-      </w:r>
-    </w:p>
-    <w:p>
-      <w:pPr>
-        <w:pStyle w:val="NormalWeb"/>
-        <w:jc w:val="both"/>
-        <w:rPr>
-          <w:rFonts w:ascii="Yu Gothic" w:eastAsia="Yu Gothic" w:hAnsi="Yu Gothic" w:cs="Yu Gothic"/>
-        </w:rPr>
-      </w:pPr>
-      <w:r>
-        <w:rPr>
-          <w:rFonts w:ascii="Yu Gothic" w:eastAsia="Yu Gothic" w:hAnsi="Yu Gothic" w:cs="Yu Gothic" w:hint="eastAsia"/>
-        </w:rPr>
-        <w:t xml:space="preserve">어느 단계에 이르러, 그들 사회의 내부 갈등이 격화되어 첨단 기술 무기를 사용한 파괴적인 전쟁으로 이어졌습니다. 그 문명의 대부분은 자멸하여, 황폐한 지구를 남겼습니다. 하지만 권력과 가장 진보된 기술을 </w:t>
-      </w:r>
-      <w:r>
-        <w:rPr>
-          <w:rFonts w:ascii="Yu Gothic" w:eastAsia="Yu Gothic" w:hAnsi="Yu Gothic" w:cs="Yu Gothic" w:hint="eastAsia"/>
-        </w:rPr>
-        <w:lastRenderedPageBreak/>
-        <w:t>가진 소수의 무리는 제때에 거대한 우주선을 만들어, 그 물질 문명의 남은 것들을 싣고 지구를 떠났습니다.</w:t>
-      </w:r>
-    </w:p>
-    <w:p>
-      <w:pPr>
-        <w:pStyle w:val="NormalWeb"/>
-        <w:jc w:val="both"/>
-        <w:rPr>
-          <w:rFonts w:ascii="Yu Gothic" w:eastAsia="Yu Gothic" w:hAnsi="Yu Gothic" w:cs="Yu Gothic"/>
-        </w:rPr>
-      </w:pPr>
-      <w:r>
-        <w:rPr>
-          <w:rFonts w:ascii="Yu Gothic" w:eastAsia="Yu Gothic" w:hAnsi="Yu Gothic" w:cs="Yu Gothic" w:hint="eastAsia"/>
-        </w:rPr>
-        <w:t>그들은 우주를 떠돌며 정착할 새로운 행성을 찾았습니다. 하지만 그들의 이기적이고 탐욕스러우며 부도덕한 본성은 전혀 변하지 않았습니다. 그들은 팽창과 통제에 봉사하는 방향으로 기술을 계속 발전시켰습니다. 점차, 우주를 표류하는 여러 세대를 거치면서, 환경과 유전적 개입으로 인해 그들의 모습 또한 변했을 수 있습니다. 그들은 선량한 가치에 적대감을 품고, 항상 다른 문명들을 개입하고 조종하려 하며, 훗날 우리가 이야기하게 될 어두운 음모를 가지고 지구로 다시 돌아오는 것을 포함하여, 그러한 "외계인" 종족 중 하나가 되었습니다.</w:t>
-      </w:r>
-    </w:p>
-    <w:p>
-      <w:pPr>
-        <w:pStyle w:val="NormalWeb"/>
-        <w:jc w:val="both"/>
-        <w:rPr>
-          <w:rFonts w:ascii="Yu Gothic" w:eastAsia="Yu Gothic" w:hAnsi="Yu Gothic" w:cs="Yu Gothic"/>
-        </w:rPr>
-      </w:pPr>
-      <w:r>
-        <w:rPr>
-          <w:rFonts w:ascii="Yu Gothic" w:eastAsia="Yu Gothic" w:hAnsi="Yu Gothic" w:cs="Yu Gothic" w:hint="eastAsia"/>
-        </w:rPr>
-        <w:t>이것은 한 문명이 아무리 기술이 뛰어나더라도, 도덕적 기반을 잃으면 결국 자멸하거나 사악한 세력으로 타락할 뿐이라는 쓰라린 교훈입니다.</w:t>
-      </w:r>
-    </w:p>
-    <w:p>
-      <w:pPr>
-        <w:pStyle w:val="NormalWeb"/>
-        <w:jc w:val="both"/>
-        <w:rPr>
-          <w:rFonts w:ascii="Yu Gothic" w:eastAsia="Yu Gothic" w:hAnsi="Yu Gothic" w:cs="Yu Gothic"/>
-        </w:rPr>
-      </w:pPr>
-      <w:r>
-        <w:rPr>
-          <w:rFonts w:ascii="Yu Gothic" w:eastAsia="Yu Gothic" w:hAnsi="Yu Gothic" w:cs="Yu Gothic" w:hint="eastAsia"/>
-        </w:rPr>
-        <w:t>[ 모한은 잠시 현관 쪽을 내다보며, 도시의 밤하늘을 바라보다가, 다시 잭을 향해 말했다. ]</w:t>
-      </w:r>
-    </w:p>
-    <w:p>
-      <w:pPr>
-        <w:pStyle w:val="NormalWeb"/>
-        <w:jc w:val="both"/>
-        <w:rPr>
-          <w:rFonts w:ascii="Yu Gothic" w:eastAsia="Yu Gothic" w:hAnsi="Yu Gothic" w:cs="Yu Gothic"/>
-        </w:rPr>
-      </w:pPr>
-      <w:r>
-        <w:rPr>
-          <w:rFonts w:ascii="Yu Gothic" w:eastAsia="Yu Gothic" w:hAnsi="Yu Gothic" w:cs="Yu Gothic" w:hint="eastAsia"/>
-        </w:rPr>
-        <w:t xml:space="preserve">이것은 매우 큰 주제이며 아직 할 말이 많습니다, 잭 씨. 아마, 시간도 꽤 늦었군요. 오늘은 여기서 잠시 멈추고, </w:t>
-      </w:r>
-      <w:r>
-        <w:rPr>
-          <w:rFonts w:ascii="Yu Gothic" w:eastAsia="Yu Gothic" w:hAnsi="Yu Gothic" w:cs="Yu Gothic" w:hint="eastAsia"/>
-        </w:rPr>
-        <w:lastRenderedPageBreak/>
-        <w:t>만약 당신이 여전히 흥미가 있다면, 다음번에 이 미스터리들을 계속해서 탐험할 수 있을 겁니다.</w:t>
-      </w:r>
-    </w:p>
-    <w:p>
-      <w:pPr>
-        <w:pStyle w:val="NormalWeb"/>
-        <w:jc w:val="both"/>
-        <w:rPr>
-          <w:rFonts w:ascii="Yu Gothic" w:eastAsia="Yu Gothic" w:hAnsi="Yu Gothic" w:cs="Yu Gothic"/>
-        </w:rPr>
-      </w:pPr>
-      <w:r>
-        <w:rPr>
-          <w:rFonts w:ascii="Yu Gothic" w:eastAsia="Yu Gothic" w:hAnsi="Yu Gothic" w:cs="Yu Gothic" w:hint="eastAsia"/>
-        </w:rPr>
-        <w:t>[ 모한은 따뜻하고 의미심장한 미소를 지었다. ]</w:t>
-      </w:r>
-    </w:p>
-    <w:p>
-      <w:pPr>
-        <w:jc w:val="center"/>
-        <w:rPr>
-          <w:rFonts w:ascii="Yu Gothic" w:eastAsia="Yu Gothic" w:hAnsi="Yu Gothic" w:cs="Yu Gothic"/>
-          <w:sz w:val="24"/>
-          <w:szCs w:val="24"/>
-        </w:rPr>
-      </w:pPr>
-      <w:r>
-        <w:rPr>
-          <w:rFonts w:ascii="Yu Gothic" w:eastAsia="Yu Gothic" w:hAnsi="Yu Gothic" w:cs="Yu Gothic"/>
-          <w:sz w:val="24"/>
-          <w:szCs w:val="24"/>
-        </w:rPr>
-        <w:t>*  *  *</w:t>
-      </w:r>
-    </w:p>
-    <w:p>
-      <w:pPr>
-        <w:jc w:val="both"/>
-        <w:rPr>
-          <w:rFonts w:ascii="Yu Gothic" w:eastAsia="Yu Gothic" w:hAnsi="Yu Gothic" w:cs="Yu Gothic"/>
-          <w:sz w:val="24"/>
-          <w:szCs w:val="24"/>
-        </w:rPr>
-      </w:pPr>
-    </w:p>
-    <w:p>
-      <w:pPr>
-        <w:pStyle w:val="NormalWeb"/>
-        <w:jc w:val="both"/>
-        <w:rPr>
-          <w:rFonts w:ascii="Yu Gothic" w:eastAsia="Yu Gothic" w:hAnsi="Yu Gothic" w:cs="Yu Gothic"/>
-        </w:rPr>
-      </w:pPr>
-      <w:r>
-        <w:rPr>
-          <w:rFonts w:ascii="Yu Gothic" w:eastAsia="Yu Gothic" w:hAnsi="Yu Gothic" w:cs="Yu Gothic" w:hint="eastAsia"/>
-          <w:b/>
-          <w:bCs/>
-        </w:rPr>
-        <w:t>잭 보스:</w:t>
-      </w:r>
-    </w:p>
-    <w:p>
-      <w:pPr>
-        <w:pStyle w:val="NormalWeb"/>
-        <w:jc w:val="both"/>
-        <w:rPr>
-          <w:rFonts w:ascii="Yu Gothic" w:eastAsia="Yu Gothic" w:hAnsi="Yu Gothic" w:cs="Yu Gothic"/>
-        </w:rPr>
-      </w:pPr>
-      <w:r>
-        <w:rPr>
-          <w:rFonts w:ascii="Yu Gothic" w:eastAsia="Yu Gothic" w:hAnsi="Yu Gothic" w:cs="Yu Gothic" w:hint="eastAsia"/>
-        </w:rPr>
-        <w:t>네, 감사합니다! 오늘 저녁은 제게 있어, 상상하기 어려운 놀라운 정보들이 아주 많았습니다!... 내일 저녁에 다시 뵙고, 더 많은 흥미로운 이야기를 들을 수 있기를 바랍니다!</w:t>
-      </w:r>
-    </w:p>
-    <w:p>
-      <w:pPr>
-        <w:pStyle w:val="NormalWeb"/>
-        <w:jc w:val="both"/>
-        <w:rPr>
-          <w:rFonts w:ascii="Yu Gothic" w:eastAsia="Yu Gothic" w:hAnsi="Yu Gothic" w:cs="Yu Gothic"/>
-        </w:rPr>
-      </w:pPr>
-      <w:r>
-        <w:rPr>
-          <w:rFonts w:ascii="Yu Gothic" w:eastAsia="Yu Gothic" w:hAnsi="Yu Gothic" w:cs="Yu Gothic" w:hint="eastAsia"/>
-        </w:rPr>
-        <w:t>안녕히 계십시오!</w:t>
-      </w:r>
-    </w:p>
-    <w:p>
-      <w:pPr>
-        <w:pStyle w:val="NormalWeb"/>
-        <w:jc w:val="both"/>
-        <w:rPr>
-          <w:rFonts w:ascii="Yu Gothic" w:eastAsia="Yu Gothic" w:hAnsi="Yu Gothic" w:cs="Yu Gothic"/>
-        </w:rPr>
-      </w:pPr>
-      <w:r>
-        <w:rPr>
-          <w:rFonts w:ascii="Yu Gothic" w:eastAsia="Yu Gothic" w:hAnsi="Yu Gothic" w:cs="Yu Gothic" w:hint="eastAsia"/>
-          <w:b/>
-          <w:bCs/>
-        </w:rPr>
-        <w:t>모한 선생님:</w:t>
-      </w:r>
-    </w:p>
-    <w:p>
-      <w:pPr>
-        <w:pStyle w:val="NormalWeb"/>
-        <w:jc w:val="both"/>
-        <w:rPr>
-          <w:rFonts w:ascii="Yu Gothic" w:eastAsia="Yu Gothic" w:hAnsi="Yu Gothic" w:cs="Yu Gothic"/>
-        </w:rPr>
-      </w:pPr>
-      <w:r>
-        <w:rPr>
-          <w:rFonts w:ascii="Yu Gothic" w:eastAsia="Yu Gothic" w:hAnsi="Yu Gothic" w:cs="Yu Gothic" w:hint="eastAsia"/>
-        </w:rPr>
         <w:t>(온화하게 미소 지으며, 모한은 일어서서 잭 보스를 문밖까지 배웅했다. 카트만두의 밤 달빛이 작은 뜰에 비쳐, 고요하고도 어딘가 신비로운 분위기를 자아냈다.)</w:t>
       </w:r>
     </w:p>
@@ -6620,14 +6580,7 @@
         <w:rPr>
           <w:rFonts w:ascii="Yu Gothic" w:eastAsia="Yu Gothic" w:hAnsi="Yu Gothic" w:cs="Yu Gothic" w:hint="eastAsia"/>
         </w:rPr>
-        <w:t xml:space="preserve">네, 잭 씨. 이 이야기들이 많은 놀라움을 가져다줄 수 있다는 것을 이해합니다. 우주와 우리 지구의 역사는 실로 </w:t>
-      </w:r>
-      <w:r>
-        <w:rPr>
-          <w:rFonts w:ascii="Yu Gothic" w:eastAsia="Yu Gothic" w:hAnsi="Yu Gothic" w:cs="Yu Gothic" w:hint="eastAsia"/>
-        </w:rPr>
-        <w:lastRenderedPageBreak/>
-        <w:t>통상적인 인식으로는 도달하기 어려운 무수한 경이로움을 품고 있습니다.</w:t>
+        <w:t>네, 잭 씨. 이 이야기들이 많은 놀라움을 가져다줄 수 있다는 것을 이해합니다. 우주와 우리 지구의 역사는 실로 통상적인 인식으로는 도달하기 어려운 무수한 경이로움을 품고 있습니다.</w:t>
       </w:r>
     </w:p>
     <w:p>
@@ -19177,8 +19130,6 @@
           <w:szCs w:val="24"/>
         </w:rPr>
       </w:pPr>
-      <w:bookmarkStart w:id="0" w:name="_GoBack"/>
-      <w:bookmarkEnd w:id="0"/>
     </w:p>
     <w:p>
       <w:pPr>
@@ -21943,6 +21894,57 @@
     <w:p>
       <w:pPr>
         <w:pStyle w:val="NormalWeb"/>
+        <w:jc w:val="both"/>
+        <w:rPr>
+          <w:rFonts w:ascii="Yu Gothic" w:eastAsia="Yu Gothic" w:hAnsi="Yu Gothic" w:cs="Yu Gothic"/>
+        </w:rPr>
+      </w:pPr>
+      <w:r>
+        <w:rPr>
+          <w:rFonts w:ascii="Yu Gothic" w:eastAsia="Yu Gothic" w:hAnsi="Yu Gothic" w:cs="Yu Gothic"/>
+        </w:rPr>
+        <w:t xml:space="preserve">– </w:t>
+      </w:r>
+      <w:r>
+        <w:rPr>
+          <w:rFonts w:ascii="Malgun Gothic" w:eastAsia="Malgun Gothic" w:hAnsi="Malgun Gothic" w:cs="Malgun Gothic" w:hint="eastAsia"/>
+        </w:rPr>
+        <w:t>빅뱅</w:t>
+      </w:r>
+      <w:r>
+        <w:rPr>
+          <w:rFonts w:ascii="Yu Gothic" w:eastAsia="Yu Gothic" w:hAnsi="Yu Gothic" w:cs="Yu Gothic"/>
+        </w:rPr>
+        <w:t xml:space="preserve"> </w:t>
+      </w:r>
+      <w:r>
+        <w:rPr>
+          <w:rFonts w:ascii="Malgun Gothic" w:eastAsia="Malgun Gothic" w:hAnsi="Malgun Gothic" w:cs="Malgun Gothic" w:hint="eastAsia"/>
+        </w:rPr>
+        <w:t>너머의</w:t>
+      </w:r>
+      <w:r>
+        <w:rPr>
+          <w:rFonts w:ascii="Yu Gothic" w:eastAsia="Yu Gothic" w:hAnsi="Yu Gothic" w:cs="Yu Gothic"/>
+        </w:rPr>
+        <w:t xml:space="preserve"> </w:t>
+      </w:r>
+      <w:r>
+        <w:rPr>
+          <w:rFonts w:ascii="Malgun Gothic" w:eastAsia="Malgun Gothic" w:hAnsi="Malgun Gothic" w:cs="Malgun Gothic" w:hint="eastAsia"/>
+        </w:rPr>
+        <w:t>우주</w:t>
+      </w:r>
+      <w:r>
+        <w:rPr>
+          <w:rFonts w:ascii="Yu Gothic" w:eastAsia="Yu Gothic" w:hAnsi="Yu Gothic" w:cs="Yu Gothic"/>
+        </w:rPr>
+        <w:t xml:space="preserve"> (The Universe Beyond The Big Bang)</w:t>
+      </w:r>
+    </w:p>
+    <w:p>
+      <w:pPr>
+        <w:pStyle w:val="NormalWeb"/>
         <w:pBdr>
           <w:bottom w:val="single" w:sz="4" w:space="0" w:color="auto"/>
         </w:pBdr>
@@ -22114,7 +22116,7 @@
           <w:rPr>
             <w:noProof/>
           </w:rPr>
-          <w:t>243</w:t>
+          <w:t>52</w:t>
         </w:r>
         <w:r>
           <w:rPr>
@@ -23683,7 +23685,6 @@
     <w:lsdException w:name="Table Web 1" w:semiHidden="1" w:unhideWhenUsed="1"/>
     <w:lsdException w:name="Table Web 2" w:semiHidden="1" w:unhideWhenUsed="1"/>
     <w:lsdException w:name="Table Web 3" w:semiHidden="1" w:unhideWhenUsed="1"/>
-    <w:lsdException w:name="Table Grid" w:semiHidden="1" w:unhideWhenUsed="1"/>
     <w:lsdException w:name="Table Theme" w:semiHidden="1" w:unhideWhenUsed="1"/>
     <w:lsdException w:name="Placeholder Text" w:semiHidden="1" w:uiPriority="99"/>
     <w:lsdException w:name="No Spacing" w:uiPriority="99"/>
@@ -24323,7 +24324,7 @@
 </file>
 
 <file path=customXml/itemProps1.xml><?xml version="1.0" encoding="utf-8"?>
-<ds:datastoreItem xmlns:ds="http://schemas.openxmlformats.org/officeDocument/2006/customXml" ds:itemID="{D9EFE65A-2690-4821-9816-19D45C46547E}">
+<ds:datastoreItem xmlns:ds="http://schemas.openxmlformats.org/officeDocument/2006/customXml" ds:itemID="{964ED283-BC9B-4E62-B7DC-7F18B5A3830F}">
   <ds:schemaRefs>
     <ds:schemaRef ds:uri="http://schemas.openxmlformats.org/officeDocument/2006/bibliography"/>
   </ds:schemaRefs>
